--- a/docs/SYSTEM-DOCUMENTATION.docx
+++ b/docs/SYSTEM-DOCUMENTATION.docx
@@ -2,60 +2,94 @@
 <file path=word/document.xml><?xml version="1.0" encoding="utf-8"?>
 <w:document xmlns:wpc="http://schemas.microsoft.com/office/word/2010/wordprocessingCanvas" xmlns:mo="http://schemas.microsoft.com/office/mac/office/2008/main" xmlns:mc="http://schemas.openxmlformats.org/markup-compatibility/2006" xmlns:mv="urn:schemas-microsoft-com:mac:vml" xmlns:o="urn:schemas-microsoft-com:office:office" xmlns:r="http://schemas.openxmlformats.org/officeDocument/2006/relationships" xmlns:m="http://schemas.openxmlformats.org/officeDocument/2006/math" xmlns:v="urn:schemas-microsoft-com:vml" xmlns:wp14="http://schemas.microsoft.com/office/word/2010/wordprocessingDrawing" xmlns:wp="http://schemas.openxmlformats.org/drawingml/2006/wordprocessingDrawing" xmlns:w10="urn:schemas-microsoft-com:office:word" xmlns:w="http://schemas.openxmlformats.org/wordprocessingml/2006/main" xmlns:w14="http://schemas.microsoft.com/office/word/2010/wordml" xmlns:wpg="http://schemas.microsoft.com/office/word/2010/wordprocessingGroup" xmlns:wpi="http://schemas.microsoft.com/office/word/2010/wordprocessingInk" xmlns:wne="http://schemas.microsoft.com/office/word/2006/wordml" xmlns:wps="http://schemas.microsoft.com/office/word/2010/wordprocessingShape" mc:Ignorable="w14 wp14">
   <w:body>
-    <w:p/>
-    <w:p/>
-    <w:p/>
-    <w:p/>
-    <w:p/>
-    <w:p/>
-    <w:p>
-      <w:pPr>
-        <w:jc w:val="center"/>
-      </w:pPr>
-      <w:r>
-        <w:rPr>
-          <w:b/>
-          <w:sz w:val="60"/>
-        </w:rPr>
-        <w:t>ERPCLEAN2</w:t>
-      </w:r>
-    </w:p>
-    <w:p>
-      <w:pPr>
-        <w:jc w:val="center"/>
-      </w:pPr>
-      <w:r>
-        <w:rPr>
-          <w:color w:val="555555"/>
-          <w:sz w:val="30"/>
-        </w:rPr>
-        <w:t>System Documentation</w:t>
-      </w:r>
-    </w:p>
-    <w:p>
-      <w:r>
-        <w:br w:type="page"/>
-      </w:r>
-    </w:p>
     <w:p>
       <w:pPr>
         <w:pStyle w:val="Heading1"/>
       </w:pPr>
       <w:r>
+        <w:t>ERPCLEAN2 — System Documentation</w:t>
+      </w:r>
+    </w:p>
+    <w:p>
+      <w:r>
+        <w:t>_ERPCLEAN2 — modular-monolith ERP (Spring Boot + Angular + PostgreSQL). Generated from the live codebase + the verified test-case suite._</w:t>
+      </w:r>
+    </w:p>
+    <w:p>
+      <w:pPr>
+        <w:pStyle w:val="Heading2"/>
+      </w:pPr>
+      <w:r>
         <w:t>Contents</w:t>
       </w:r>
     </w:p>
     <w:p>
-      <w:r/>
-      <w:fldSimple w:instr="TOC \o &quot;1-3&quot; \h \z \u">
-        <w:r>
-          <w:t>Right-click and 'Update Field' to build the table of contents.</w:t>
-        </w:r>
-      </w:fldSimple>
-    </w:p>
-    <w:p>
-      <w:r>
-        <w:br w:type="page"/>
+      <w:pPr>
+        <w:pStyle w:val="ListNumber"/>
+      </w:pPr>
+      <w:r>
+        <w:t>ERPCLEAN2 — System Overview</w:t>
+      </w:r>
+    </w:p>
+    <w:p>
+      <w:pPr>
+        <w:pStyle w:val="ListNumber"/>
+      </w:pPr>
+      <w:r>
+        <w:t>Architecture</w:t>
+      </w:r>
+    </w:p>
+    <w:p>
+      <w:pPr>
+        <w:pStyle w:val="ListNumber"/>
+      </w:pPr>
+      <w:r>
+        <w:t>Module Catalog</w:t>
+      </w:r>
+    </w:p>
+    <w:p>
+      <w:pPr>
+        <w:pStyle w:val="ListNumber"/>
+      </w:pPr>
+      <w:r>
+        <w:t>Data Model</w:t>
+      </w:r>
+    </w:p>
+    <w:p>
+      <w:pPr>
+        <w:pStyle w:val="ListNumber"/>
+      </w:pPr>
+      <w:r>
+        <w:t>Security</w:t>
+      </w:r>
+    </w:p>
+    <w:p>
+      <w:pPr>
+        <w:pStyle w:val="ListNumber"/>
+      </w:pPr>
+      <w:r>
+        <w:t>Deployment and Operations</w:t>
+      </w:r>
+    </w:p>
+    <w:p>
+      <w:pPr>
+        <w:pStyle w:val="ListNumber"/>
+      </w:pPr>
+      <w:r>
+        <w:t>Engineering Conventions</w:t>
+      </w:r>
+    </w:p>
+    <w:p>
+      <w:pPr>
+        <w:pStyle w:val="ListNumber"/>
+      </w:pPr>
+      <w:r>
+        <w:t>Testing</w:t>
+      </w:r>
+    </w:p>
+    <w:p>
+      <w:r>
+        <w:br/>
       </w:r>
     </w:p>
     <w:p>
@@ -2866,6 +2900,67 @@
     </w:p>
     <w:p>
       <w:pPr>
+        <w:pStyle w:val="ListBullet"/>
+      </w:pPr>
+      <w:r>
+        <w:t xml:space="preserve">The scope-company for any guarded operation is derived from the </w:t>
+      </w:r>
+      <w:r>
+        <w:rPr>
+          <w:b/>
+        </w:rPr>
+        <w:t>loaded entity</w:t>
+      </w:r>
+      <w:r>
+        <w:t xml:space="preserve">, never from a caller-supplied parameter, and the same guard applies to reads and writes — this closes the confused-deputy and missing-write-scope leak classes found in the 2026-06-26 audit (see Security §3.4). An ArchUnit </w:t>
+      </w:r>
+      <w:r>
+        <w:rPr>
+          <w:rFonts w:ascii="Consolas" w:hAnsi="Consolas"/>
+          <w:color w:val="B03060"/>
+          <w:sz w:val="19"/>
+        </w:rPr>
+        <w:t>FreezingArchRule</w:t>
+      </w:r>
+      <w:r>
+        <w:t xml:space="preserve"> (</w:t>
+      </w:r>
+      <w:r>
+        <w:rPr>
+          <w:rFonts w:ascii="Consolas" w:hAnsi="Consolas"/>
+          <w:color w:val="B03060"/>
+          <w:sz w:val="19"/>
+        </w:rPr>
+        <w:t>TenantScopingRulesTest</w:t>
+      </w:r>
+      <w:r>
+        <w:t xml:space="preserve">) bars new bare </w:t>
+      </w:r>
+      <w:r>
+        <w:rPr>
+          <w:rFonts w:ascii="Consolas" w:hAnsi="Consolas"/>
+          <w:color w:val="B03060"/>
+          <w:sz w:val="19"/>
+        </w:rPr>
+        <w:t>findById</w:t>
+      </w:r>
+      <w:r>
+        <w:t>/</w:t>
+      </w:r>
+      <w:r>
+        <w:rPr>
+          <w:rFonts w:ascii="Consolas" w:hAnsi="Consolas"/>
+          <w:color w:val="B03060"/>
+          <w:sz w:val="19"/>
+        </w:rPr>
+        <w:t>getReferenceById</w:t>
+      </w:r>
+      <w:r>
+        <w:t xml:space="preserve"> calls from service classes.</w:t>
+      </w:r>
+    </w:p>
+    <w:p>
+      <w:pPr>
         <w:pStyle w:val="Heading2"/>
       </w:pPr>
       <w:r>
@@ -6168,6 +6263,17 @@
           <w:color w:val="B03060"/>
           <w:sz w:val="19"/>
         </w:rPr>
+        <w:t>user_company</w:t>
+      </w:r>
+      <w:r>
+        <w:t xml:space="preserve">, </w:t>
+      </w:r>
+      <w:r>
+        <w:rPr>
+          <w:rFonts w:ascii="Consolas" w:hAnsi="Consolas"/>
+          <w:color w:val="B03060"/>
+          <w:sz w:val="19"/>
+        </w:rPr>
         <w:t>refresh_token</w:t>
       </w:r>
       <w:r>
@@ -6207,7 +6313,18 @@
         <w:t>USER.*</w:t>
       </w:r>
       <w:r>
-        <w:t xml:space="preserve">, </w:t>
+        <w:t xml:space="preserve"> (incl. </w:t>
+      </w:r>
+      <w:r>
+        <w:rPr>
+          <w:rFonts w:ascii="Consolas" w:hAnsi="Consolas"/>
+          <w:color w:val="B03060"/>
+          <w:sz w:val="19"/>
+        </w:rPr>
+        <w:t>USER.COMPANY.MANAGE</w:t>
+      </w:r>
+      <w:r>
+        <w:t xml:space="preserve">), </w:t>
       </w:r>
       <w:r>
         <w:rPr>
@@ -6439,27 +6556,20 @@
           </w:tcPr>
           <w:p>
             <w:r>
-              <w:t>legal entities; base currency</w:t>
-            </w:r>
-          </w:p>
-        </w:tc>
-      </w:tr>
-      <w:tr>
-        <w:tc>
-          <w:tcPr>
-            <w:tcW w:type="dxa" w:w="2880"/>
-          </w:tcPr>
-          <w:p>
+              <w:t xml:space="preserve">legal entities; base currency; list scoped to the caller's companies (root sees all), same as </w:t>
+            </w:r>
             <w:r>
               <w:rPr>
                 <w:rFonts w:ascii="Consolas" w:hAnsi="Consolas"/>
                 <w:color w:val="B03060"/>
                 <w:sz w:val="19"/>
               </w:rPr>
-              <w:t>BranchController</w:t>
-            </w:r>
-          </w:p>
-        </w:tc>
+              <w:t>/companies/accessible</w:t>
+            </w:r>
+          </w:p>
+        </w:tc>
+      </w:tr>
+      <w:tr>
         <w:tc>
           <w:tcPr>
             <w:tcW w:type="dxa" w:w="2880"/>
@@ -6471,22 +6581,10 @@
                 <w:color w:val="B03060"/>
                 <w:sz w:val="19"/>
               </w:rPr>
-              <w:t>/api/v1/branches</w:t>
-            </w:r>
-          </w:p>
-        </w:tc>
-        <w:tc>
-          <w:tcPr>
-            <w:tcW w:type="dxa" w:w="2880"/>
-          </w:tcPr>
-          <w:p>
-            <w:r>
-              <w:t>locations; set-default</w:t>
-            </w:r>
-          </w:p>
-        </w:tc>
-      </w:tr>
-      <w:tr>
+              <w:t>BranchController</w:t>
+            </w:r>
+          </w:p>
+        </w:tc>
         <w:tc>
           <w:tcPr>
             <w:tcW w:type="dxa" w:w="2880"/>
@@ -6498,10 +6596,22 @@
                 <w:color w:val="B03060"/>
                 <w:sz w:val="19"/>
               </w:rPr>
-              <w:t>UserController</w:t>
-            </w:r>
-          </w:p>
-        </w:tc>
+              <w:t>/api/v1/branches</w:t>
+            </w:r>
+          </w:p>
+        </w:tc>
+        <w:tc>
+          <w:tcPr>
+            <w:tcW w:type="dxa" w:w="2880"/>
+          </w:tcPr>
+          <w:p>
+            <w:r>
+              <w:t>locations; set-default</w:t>
+            </w:r>
+          </w:p>
+        </w:tc>
+      </w:tr>
+      <w:tr>
         <w:tc>
           <w:tcPr>
             <w:tcW w:type="dxa" w:w="2880"/>
@@ -6513,22 +6623,10 @@
                 <w:color w:val="B03060"/>
                 <w:sz w:val="19"/>
               </w:rPr>
-              <w:t>/api/v1/users</w:t>
-            </w:r>
-          </w:p>
-        </w:tc>
-        <w:tc>
-          <w:tcPr>
-            <w:tcW w:type="dxa" w:w="2880"/>
-          </w:tcPr>
-          <w:p>
-            <w:r>
-              <w:t>user CRUD, set-password, unlock</w:t>
-            </w:r>
-          </w:p>
-        </w:tc>
-      </w:tr>
-      <w:tr>
+              <w:t>UserController</w:t>
+            </w:r>
+          </w:p>
+        </w:tc>
         <w:tc>
           <w:tcPr>
             <w:tcW w:type="dxa" w:w="2880"/>
@@ -6540,7 +6638,7 @@
                 <w:color w:val="B03060"/>
                 <w:sz w:val="19"/>
               </w:rPr>
-              <w:t>UserBranchController</w:t>
+              <w:t>/api/v1/users</w:t>
             </w:r>
           </w:p>
         </w:tc>
@@ -6549,23 +6647,19 @@
             <w:tcW w:type="dxa" w:w="2880"/>
           </w:tcPr>
           <w:p>
+            <w:r>
+              <w:t>user CRUD, set-password, unlock; user ⇄ company membership assign/remove (</w:t>
+            </w:r>
             <w:r>
               <w:rPr>
                 <w:rFonts w:ascii="Consolas" w:hAnsi="Consolas"/>
                 <w:color w:val="B03060"/>
                 <w:sz w:val="19"/>
               </w:rPr>
-              <w:t>/api/v1/user-branches</w:t>
-            </w:r>
-          </w:p>
-        </w:tc>
-        <w:tc>
-          <w:tcPr>
-            <w:tcW w:type="dxa" w:w="2880"/>
-          </w:tcPr>
-          <w:p>
-            <w:r>
-              <w:t>assign branches, set default</w:t>
+              <w:t>USER.COMPANY.MANAGE</w:t>
+            </w:r>
+            <w:r>
+              <w:t>); mutators scope-checked against the loaded user's company</w:t>
             </w:r>
           </w:p>
         </w:tc>
@@ -6582,7 +6676,7 @@
                 <w:color w:val="B03060"/>
                 <w:sz w:val="19"/>
               </w:rPr>
-              <w:t>UserRoleController</w:t>
+              <w:t>UserBranchController</w:t>
             </w:r>
           </w:p>
         </w:tc>
@@ -6597,6 +6691,48 @@
                 <w:color w:val="B03060"/>
                 <w:sz w:val="19"/>
               </w:rPr>
+              <w:t>/api/v1/user-branches</w:t>
+            </w:r>
+          </w:p>
+        </w:tc>
+        <w:tc>
+          <w:tcPr>
+            <w:tcW w:type="dxa" w:w="2880"/>
+          </w:tcPr>
+          <w:p>
+            <w:r>
+              <w:t>assign branches, set default; requires an active company membership for the branch's company (ADR-0046)</w:t>
+            </w:r>
+          </w:p>
+        </w:tc>
+      </w:tr>
+      <w:tr>
+        <w:tc>
+          <w:tcPr>
+            <w:tcW w:type="dxa" w:w="2880"/>
+          </w:tcPr>
+          <w:p>
+            <w:r>
+              <w:rPr>
+                <w:rFonts w:ascii="Consolas" w:hAnsi="Consolas"/>
+                <w:color w:val="B03060"/>
+                <w:sz w:val="19"/>
+              </w:rPr>
+              <w:t>UserRoleController</w:t>
+            </w:r>
+          </w:p>
+        </w:tc>
+        <w:tc>
+          <w:tcPr>
+            <w:tcW w:type="dxa" w:w="2880"/>
+          </w:tcPr>
+          <w:p>
+            <w:r>
+              <w:rPr>
+                <w:rFonts w:ascii="Consolas" w:hAnsi="Consolas"/>
+                <w:color w:val="B03060"/>
+                <w:sz w:val="19"/>
+              </w:rPr>
               <w:t>/api/v1/user-roles</w:t>
             </w:r>
           </w:p>
@@ -6607,7 +6743,7 @@
           </w:tcPr>
           <w:p>
             <w:r>
-              <w:t>grant/revoke roles, scoped to company/branch</w:t>
+              <w:t>grant/revoke roles, scoped to company/branch; grant requires an active company membership for that company (ADR-0046)</w:t>
             </w:r>
           </w:p>
         </w:tc>
@@ -15883,45 +16019,102 @@
           </w:tcPr>
           <w:p>
             <w:r>
-              <w:t>role grant scoped to company, optionally one branch (NULL = all)</w:t>
-            </w:r>
-          </w:p>
-        </w:tc>
-      </w:tr>
-      <w:tr>
-        <w:tc>
-          <w:tcPr>
-            <w:tcW w:type="dxa" w:w="4320"/>
-          </w:tcPr>
-          <w:p>
+              <w:t xml:space="preserve">role grant scoped to company, optionally one branch (NULL = all); requires an active </w:t>
+            </w:r>
             <w:r>
               <w:rPr>
                 <w:rFonts w:ascii="Consolas" w:hAnsi="Consolas"/>
                 <w:color w:val="B03060"/>
                 <w:sz w:val="19"/>
               </w:rPr>
-              <w:t>user_branch</w:t>
-            </w:r>
-          </w:p>
-        </w:tc>
-        <w:tc>
-          <w:tcPr>
-            <w:tcW w:type="dxa" w:w="4320"/>
-          </w:tcPr>
-          <w:p>
-            <w:r>
-              <w:t xml:space="preserve">branch assignment; </w:t>
-            </w:r>
+              <w:t>user_company</w:t>
+            </w:r>
+            <w:r>
+              <w:t xml:space="preserve"> membership for that company (ADR-0046)</w:t>
+            </w:r>
+          </w:p>
+        </w:tc>
+      </w:tr>
+      <w:tr>
+        <w:tc>
+          <w:tcPr>
+            <w:tcW w:type="dxa" w:w="4320"/>
+          </w:tcPr>
+          <w:p>
             <w:r>
               <w:rPr>
                 <w:rFonts w:ascii="Consolas" w:hAnsi="Consolas"/>
                 <w:color w:val="B03060"/>
                 <w:sz w:val="19"/>
               </w:rPr>
+              <w:t>user_branch</w:t>
+            </w:r>
+          </w:p>
+        </w:tc>
+        <w:tc>
+          <w:tcPr>
+            <w:tcW w:type="dxa" w:w="4320"/>
+          </w:tcPr>
+          <w:p>
+            <w:r>
+              <w:t xml:space="preserve">branch assignment; </w:t>
+            </w:r>
+            <w:r>
+              <w:rPr>
+                <w:rFonts w:ascii="Consolas" w:hAnsi="Consolas"/>
+                <w:color w:val="B03060"/>
+                <w:sz w:val="19"/>
+              </w:rPr>
               <w:t>uq_user_branch_default</w:t>
             </w:r>
             <w:r>
-              <w:t xml:space="preserve"> (≤1 default/user)</w:t>
+              <w:t xml:space="preserve"> (≤1 default/user); requires an active </w:t>
+            </w:r>
+            <w:r>
+              <w:rPr>
+                <w:rFonts w:ascii="Consolas" w:hAnsi="Consolas"/>
+                <w:color w:val="B03060"/>
+                <w:sz w:val="19"/>
+              </w:rPr>
+              <w:t>user_company</w:t>
+            </w:r>
+            <w:r>
+              <w:t xml:space="preserve"> membership for the branch's company (ADR-0046)</w:t>
+            </w:r>
+          </w:p>
+        </w:tc>
+      </w:tr>
+      <w:tr>
+        <w:tc>
+          <w:tcPr>
+            <w:tcW w:type="dxa" w:w="4320"/>
+          </w:tcPr>
+          <w:p>
+            <w:r>
+              <w:rPr>
+                <w:rFonts w:ascii="Consolas" w:hAnsi="Consolas"/>
+                <w:color w:val="B03060"/>
+                <w:sz w:val="19"/>
+              </w:rPr>
+              <w:t>user_company</w:t>
+            </w:r>
+          </w:p>
+        </w:tc>
+        <w:tc>
+          <w:tcPr>
+            <w:tcW w:type="dxa" w:w="4320"/>
+          </w:tcPr>
+          <w:p>
+            <w:r>
+              <w:t xml:space="preserve">authoritative user ⇄ company membership; write-path prerequisite for any role grant or branch assignment in that company (ADR-0046); gated by </w:t>
+            </w:r>
+            <w:r>
+              <w:rPr>
+                <w:rFonts w:ascii="Consolas" w:hAnsi="Consolas"/>
+                <w:color w:val="B03060"/>
+                <w:sz w:val="19"/>
+              </w:rPr>
+              <w:t>USER.COMPANY.MANAGE</w:t>
             </w:r>
           </w:p>
         </w:tc>
@@ -19985,12 +20178,27 @@
     </w:p>
     <w:p>
       <w:r>
-        <w:t>[ADR-0003](../decisions/0003-branch-switch-override.md) (runtime branch switch), and</w:t>
-      </w:r>
-    </w:p>
-    <w:p>
-      <w:r>
-        <w:t>[ADR-0004](../decisions/0004-iam-audit-trail.md) (audit trail).</w:t>
+        <w:t>[ADR-0003](../decisions/0003-branch-switch-override.md) (runtime branch switch),</w:t>
+      </w:r>
+    </w:p>
+    <w:p>
+      <w:r>
+        <w:t>[ADR-0004](../decisions/0004-iam-audit-trail.md) (audit trail), and</w:t>
+      </w:r>
+    </w:p>
+    <w:p>
+      <w:r>
+        <w:t>[ADR-0046](../decisions/0046-authoritative-user-company-membership.md) (authoritative</w:t>
+      </w:r>
+    </w:p>
+    <w:p>
+      <w:r>
+        <w:t>user ⇄ company membership, superseding the non-authoritative phase of</w:t>
+      </w:r>
+    </w:p>
+    <w:p>
+      <w:r>
+        <w:t>[ADR-0045](../decisions/0045-user-company-membership.md)).</w:t>
       </w:r>
     </w:p>
     <w:p>
@@ -21734,6 +21942,324 @@
     </w:p>
     <w:p>
       <w:pPr>
+        <w:pStyle w:val="Heading3"/>
+      </w:pPr>
+      <w:r>
+        <w:t>2.6 Company membership (authoritative — ADR-0046)</w:t>
+      </w:r>
+    </w:p>
+    <w:p>
+      <w:r>
+        <w:t xml:space="preserve">A user's relationship to a company is an explicit, </w:t>
+      </w:r>
+      <w:r>
+        <w:rPr>
+          <w:b/>
+        </w:rPr>
+        <w:t>authoritative</w:t>
+      </w:r>
+      <w:r>
+        <w:t xml:space="preserve"> </w:t>
+      </w:r>
+      <w:r>
+        <w:rPr>
+          <w:rFonts w:ascii="Consolas" w:hAnsi="Consolas"/>
+          <w:color w:val="B03060"/>
+          <w:sz w:val="19"/>
+        </w:rPr>
+        <w:t>user_company</w:t>
+      </w:r>
+      <w:r>
+        <w:t xml:space="preserve"> row.</w:t>
+      </w:r>
+    </w:p>
+    <w:p>
+      <w:r>
+        <w:t>This supersedes the non-authoritative phase of ADR-0045, where membership was a derived,</w:t>
+      </w:r>
+    </w:p>
+    <w:p>
+      <w:r>
+        <w:t>auto-created convenience.</w:t>
+      </w:r>
+    </w:p>
+    <w:p>
+      <w:pPr>
+        <w:pStyle w:val="ListBullet"/>
+      </w:pPr>
+      <w:r>
+        <w:rPr>
+          <w:b/>
+        </w:rPr>
+        <w:t>Assign-company-first (write-path prerequisite).</w:t>
+      </w:r>
+      <w:r>
+        <w:t xml:space="preserve"> </w:t>
+      </w:r>
+      <w:r>
+        <w:rPr>
+          <w:rFonts w:ascii="Consolas" w:hAnsi="Consolas"/>
+          <w:color w:val="B03060"/>
+          <w:sz w:val="19"/>
+        </w:rPr>
+        <w:t>UserRoleService.grant</w:t>
+      </w:r>
+      <w:r>
+        <w:t xml:space="preserve"> and</w:t>
+      </w:r>
+    </w:p>
+    <w:p>
+      <w:r>
+        <w:t xml:space="preserve">  </w:t>
+      </w:r>
+      <w:r>
+        <w:rPr>
+          <w:rFonts w:ascii="Consolas" w:hAnsi="Consolas"/>
+          <w:color w:val="B03060"/>
+          <w:sz w:val="19"/>
+        </w:rPr>
+        <w:t>UserBranchService.assign</w:t>
+      </w:r>
+      <w:r>
+        <w:t xml:space="preserve"> now </w:t>
+      </w:r>
+      <w:r>
+        <w:rPr>
+          <w:b/>
+        </w:rPr>
+        <w:t>require</w:t>
+      </w:r>
+      <w:r>
+        <w:t xml:space="preserve"> an active </w:t>
+      </w:r>
+      <w:r>
+        <w:rPr>
+          <w:rFonts w:ascii="Consolas" w:hAnsi="Consolas"/>
+          <w:color w:val="B03060"/>
+          <w:sz w:val="19"/>
+        </w:rPr>
+        <w:t>user_company</w:t>
+      </w:r>
+      <w:r>
+        <w:t xml:space="preserve"> membership for the</w:t>
+      </w:r>
+    </w:p>
+    <w:p>
+      <w:r>
+        <w:t xml:space="preserve">  target company; without one they reject with 409. The previous auto-create</w:t>
+      </w:r>
+    </w:p>
+    <w:p>
+      <w:r>
+        <w:t xml:space="preserve">  (</w:t>
+      </w:r>
+      <w:r>
+        <w:rPr>
+          <w:rFonts w:ascii="Consolas" w:hAnsi="Consolas"/>
+          <w:color w:val="B03060"/>
+          <w:sz w:val="19"/>
+        </w:rPr>
+        <w:t>ensureMembership</w:t>
+      </w:r>
+      <w:r>
+        <w:t xml:space="preserve"> on grant/assign) is removed — membership is granted deliberately, not</w:t>
+      </w:r>
+    </w:p>
+    <w:p>
+      <w:r>
+        <w:t xml:space="preserve">  as a side effect.</w:t>
+      </w:r>
+    </w:p>
+    <w:p>
+      <w:pPr>
+        <w:pStyle w:val="ListBullet"/>
+      </w:pPr>
+      <w:r>
+        <w:rPr>
+          <w:b/>
+        </w:rPr>
+        <w:t>No-cascade removal.</w:t>
+      </w:r>
+      <w:r>
+        <w:t xml:space="preserve"> Removing a company membership is </w:t>
+      </w:r>
+      <w:r>
+        <w:rPr>
+          <w:b/>
+        </w:rPr>
+        <w:t>blocked</w:t>
+      </w:r>
+      <w:r>
+        <w:t xml:space="preserve"> while the user still</w:t>
+      </w:r>
+    </w:p>
+    <w:p>
+      <w:r>
+        <w:t xml:space="preserve">  holds any role or branch assignment in that company (removal does not cascade; the caller</w:t>
+      </w:r>
+    </w:p>
+    <w:p>
+      <w:r>
+        <w:t xml:space="preserve">  must clear roles/branches first).</w:t>
+      </w:r>
+    </w:p>
+    <w:p>
+      <w:pPr>
+        <w:pStyle w:val="ListBullet"/>
+      </w:pPr>
+      <w:r>
+        <w:rPr>
+          <w:b/>
+        </w:rPr>
+        <w:t>Read/isolation oracle stays additive.</w:t>
+      </w:r>
+      <w:r>
+        <w:t xml:space="preserve"> "Belongs to company C" remains the defensive</w:t>
+      </w:r>
+    </w:p>
+    <w:p>
+      <w:r>
+        <w:t xml:space="preserve">  superset </w:t>
+      </w:r>
+      <w:r>
+        <w:rPr>
+          <w:rFonts w:ascii="Consolas" w:hAnsi="Consolas"/>
+          <w:color w:val="B03060"/>
+          <w:sz w:val="19"/>
+        </w:rPr>
+        <w:t>role-in-C OR branch-in-C OR user_company-in-C</w:t>
+      </w:r>
+      <w:r>
+        <w:t xml:space="preserve"> — a read backstop, even though the</w:t>
+      </w:r>
+    </w:p>
+    <w:p>
+      <w:r>
+        <w:t xml:space="preserve">  write path now guarantees the </w:t>
+      </w:r>
+      <w:r>
+        <w:rPr>
+          <w:rFonts w:ascii="Consolas" w:hAnsi="Consolas"/>
+          <w:color w:val="B03060"/>
+          <w:sz w:val="19"/>
+        </w:rPr>
+        <w:t>user_company</w:t>
+      </w:r>
+      <w:r>
+        <w:t xml:space="preserve"> row exists.</w:t>
+      </w:r>
+    </w:p>
+    <w:p>
+      <w:pPr>
+        <w:pStyle w:val="ListBullet"/>
+      </w:pPr>
+      <w:r>
+        <w:rPr>
+          <w:b/>
+        </w:rPr>
+        <w:t>Root</w:t>
+      </w:r>
+      <w:r>
+        <w:t xml:space="preserve"> bypasses tenant scope but </w:t>
+      </w:r>
+      <w:r>
+        <w:rPr>
+          <w:b/>
+        </w:rPr>
+        <w:t>not</w:t>
+      </w:r>
+      <w:r>
+        <w:t xml:space="preserve"> the membership gate — root must still hold (or be</w:t>
+      </w:r>
+    </w:p>
+    <w:p>
+      <w:r>
+        <w:t xml:space="preserve">  granted) a </w:t>
+      </w:r>
+      <w:r>
+        <w:rPr>
+          <w:rFonts w:ascii="Consolas" w:hAnsi="Consolas"/>
+          <w:color w:val="B03060"/>
+          <w:sz w:val="19"/>
+        </w:rPr>
+        <w:t>user_company</w:t>
+      </w:r>
+      <w:r>
+        <w:t xml:space="preserve"> membership to grant roles / assign branches in a company.</w:t>
+      </w:r>
+    </w:p>
+    <w:p>
+      <w:pPr>
+        <w:pStyle w:val="ListBullet"/>
+      </w:pPr>
+      <w:r>
+        <w:rPr>
+          <w:b/>
+        </w:rPr>
+        <w:t>BR-6 re-decided.</w:t>
+      </w:r>
+      <w:r>
+        <w:t xml:space="preserve"> Branch assignment and role grant remain independent of each other, but</w:t>
+      </w:r>
+    </w:p>
+    <w:p>
+      <w:r>
+        <w:t xml:space="preserve">  each now requires prior company membership.</w:t>
+      </w:r>
+    </w:p>
+    <w:p>
+      <w:pPr>
+        <w:pStyle w:val="ListBullet"/>
+      </w:pPr>
+      <w:r>
+        <w:rPr>
+          <w:b/>
+        </w:rPr>
+        <w:t>Coverage without a migration.</w:t>
+      </w:r>
+      <w:r>
+        <w:t xml:space="preserve"> Explicit assign/remove are gated by </w:t>
+      </w:r>
+      <w:r>
+        <w:rPr>
+          <w:rFonts w:ascii="Consolas" w:hAnsi="Consolas"/>
+          <w:color w:val="B03060"/>
+          <w:sz w:val="19"/>
+        </w:rPr>
+        <w:t>USER.COMPANY.MANAGE</w:t>
+      </w:r>
+      <w:r>
+        <w:t>.</w:t>
+      </w:r>
+    </w:p>
+    <w:p>
+      <w:r>
+        <w:t xml:space="preserve">  Existing users are reconciled by an idempotent every-boot reconcile (</w:t>
+      </w:r>
+      <w:r>
+        <w:rPr>
+          <w:rFonts w:ascii="Consolas" w:hAnsi="Consolas"/>
+          <w:color w:val="B03060"/>
+          <w:sz w:val="19"/>
+        </w:rPr>
+        <w:t>UserCompanyBackfill</w:t>
+      </w:r>
+      <w:r>
+        <w:t>),</w:t>
+      </w:r>
+    </w:p>
+    <w:p>
+      <w:r>
+        <w:t xml:space="preserve">  not a Flyway data migration. Bootstrap and seeders write entities directly and are</w:t>
+      </w:r>
+    </w:p>
+    <w:p>
+      <w:r>
+        <w:t xml:space="preserve">  unaffected by the gate.</w:t>
+      </w:r>
+    </w:p>
+    <w:p>
+      <w:pPr>
         <w:pStyle w:val="Heading2"/>
       </w:pPr>
       <w:r>
@@ -22368,6 +22894,456 @@
       </w:r>
       <w:r>
         <w:t>, so root-bypass and the same-company predicate exist exactly once.</w:t>
+      </w:r>
+    </w:p>
+    <w:p>
+      <w:pPr>
+        <w:pStyle w:val="Heading3"/>
+      </w:pPr>
+      <w:r>
+        <w:t>3.4 Isolation hardening — derive scope from the loaded entity (2026-06-26 audit)</w:t>
+      </w:r>
+    </w:p>
+    <w:p>
+      <w:r>
+        <w:t xml:space="preserve">An empirical end-to-end probe found </w:t>
+      </w:r>
+      <w:r>
+        <w:rPr>
+          <w:b/>
+        </w:rPr>
+        <w:t>28 confirmed cross-company leaks across 11 modules</w:t>
+      </w:r>
+      <w:r>
+        <w:t xml:space="preserve"> —</w:t>
+      </w:r>
+    </w:p>
+    <w:p>
+      <w:r>
+        <w:t>all fixed. They fell into two bug classes:</w:t>
+      </w:r>
+    </w:p>
+    <w:p>
+      <w:pPr>
+        <w:pStyle w:val="ListBullet"/>
+      </w:pPr>
+      <w:r>
+        <w:rPr>
+          <w:b/>
+        </w:rPr>
+        <w:t>Confused-deputy via a secondary identifier.</w:t>
+      </w:r>
+      <w:r>
+        <w:t xml:space="preserve"> An endpoint scope-checked a</w:t>
+      </w:r>
+    </w:p>
+    <w:p>
+      <w:r>
+        <w:t xml:space="preserve">  *caller-supplied* </w:t>
+      </w:r>
+      <w:r>
+        <w:rPr>
+          <w:rFonts w:ascii="Consolas" w:hAnsi="Consolas"/>
+          <w:color w:val="B03060"/>
+          <w:sz w:val="19"/>
+        </w:rPr>
+        <w:t>companyId</w:t>
+      </w:r>
+      <w:r>
+        <w:t xml:space="preserve"> (the attacker passes their </w:t>
+      </w:r>
+      <w:r>
+        <w:rPr>
+          <w:b/>
+        </w:rPr>
+        <w:t>own</w:t>
+      </w:r>
+      <w:r>
+        <w:t xml:space="preserve"> company, so the check</w:t>
+      </w:r>
+    </w:p>
+    <w:p>
+      <w:r>
+        <w:t xml:space="preserve">  passes) and then loaded the actual data by a </w:t>
+      </w:r>
+      <w:r>
+        <w:rPr>
+          <w:b/>
+        </w:rPr>
+        <w:t>separate, unverified</w:t>
+      </w:r>
+      <w:r>
+        <w:t xml:space="preserve"> numeric id / uid</w:t>
+      </w:r>
+    </w:p>
+    <w:p>
+      <w:r>
+        <w:t xml:space="preserve">  (</w:t>
+      </w:r>
+      <w:r>
+        <w:rPr>
+          <w:rFonts w:ascii="Consolas" w:hAnsi="Consolas"/>
+          <w:color w:val="B03060"/>
+          <w:sz w:val="19"/>
+        </w:rPr>
+        <w:t>accountId</w:t>
+      </w:r>
+      <w:r>
+        <w:t xml:space="preserve">, </w:t>
+      </w:r>
+      <w:r>
+        <w:rPr>
+          <w:rFonts w:ascii="Consolas" w:hAnsi="Consolas"/>
+          <w:color w:val="B03060"/>
+          <w:sz w:val="19"/>
+        </w:rPr>
+        <w:t>productId</w:t>
+      </w:r>
+      <w:r>
+        <w:t xml:space="preserve">, </w:t>
+      </w:r>
+      <w:r>
+        <w:rPr>
+          <w:rFonts w:ascii="Consolas" w:hAnsi="Consolas"/>
+          <w:color w:val="B03060"/>
+          <w:sz w:val="19"/>
+        </w:rPr>
+        <w:t>glAccountId</w:t>
+      </w:r>
+      <w:r>
+        <w:t>, …) belonging to another tenant.</w:t>
+      </w:r>
+    </w:p>
+    <w:p>
+      <w:pPr>
+        <w:pStyle w:val="ListBullet"/>
+      </w:pPr>
+      <w:r>
+        <w:rPr>
+          <w:b/>
+        </w:rPr>
+        <w:t>Missing write-scope.</w:t>
+      </w:r>
+      <w:r>
+        <w:t xml:space="preserve"> A uid-addressed </w:t>
+      </w:r>
+      <w:r>
+        <w:rPr>
+          <w:b/>
+        </w:rPr>
+        <w:t>mutator</w:t>
+      </w:r>
+      <w:r>
+        <w:t xml:space="preserve"> loaded its target by uid without</w:t>
+      </w:r>
+    </w:p>
+    <w:p>
+      <w:r>
+        <w:t xml:space="preserve">  re-checking the loaded entity's company — so a caller could </w:t>
+      </w:r>
+      <w:r>
+        <w:rPr>
+          <w:b/>
+        </w:rPr>
+        <w:t>write</w:t>
+      </w:r>
+      <w:r>
+        <w:t xml:space="preserve"> a record they could</w:t>
+      </w:r>
+    </w:p>
+    <w:p>
+      <w:r>
+        <w:t xml:space="preserve">  not </w:t>
+      </w:r>
+      <w:r>
+        <w:rPr>
+          <w:b/>
+        </w:rPr>
+        <w:t>read</w:t>
+      </w:r>
+      <w:r>
+        <w:t xml:space="preserve">. Worst case: IAM user </w:t>
+      </w:r>
+      <w:r>
+        <w:rPr>
+          <w:rFonts w:ascii="Consolas" w:hAnsi="Consolas"/>
+          <w:color w:val="B03060"/>
+          <w:sz w:val="19"/>
+        </w:rPr>
+        <w:t>update</w:t>
+      </w:r>
+      <w:r>
+        <w:t xml:space="preserve"> / </w:t>
+      </w:r>
+      <w:r>
+        <w:rPr>
+          <w:rFonts w:ascii="Consolas" w:hAnsi="Consolas"/>
+          <w:color w:val="B03060"/>
+          <w:sz w:val="19"/>
+        </w:rPr>
+        <w:t>disable</w:t>
+      </w:r>
+      <w:r>
+        <w:t xml:space="preserve"> / </w:t>
+      </w:r>
+      <w:r>
+        <w:rPr>
+          <w:rFonts w:ascii="Consolas" w:hAnsi="Consolas"/>
+          <w:color w:val="B03060"/>
+          <w:sz w:val="19"/>
+        </w:rPr>
+        <w:t>enable</w:t>
+      </w:r>
+      <w:r>
+        <w:t xml:space="preserve"> / </w:t>
+      </w:r>
+      <w:r>
+        <w:rPr>
+          <w:rFonts w:ascii="Consolas" w:hAnsi="Consolas"/>
+          <w:color w:val="B03060"/>
+          <w:sz w:val="19"/>
+        </w:rPr>
+        <w:t>unlock</w:t>
+      </w:r>
+      <w:r>
+        <w:t xml:space="preserve"> /</w:t>
+      </w:r>
+    </w:p>
+    <w:p>
+      <w:r>
+        <w:t xml:space="preserve">  </w:t>
+      </w:r>
+      <w:r>
+        <w:rPr>
+          <w:rFonts w:ascii="Consolas" w:hAnsi="Consolas"/>
+          <w:color w:val="B03060"/>
+          <w:sz w:val="19"/>
+        </w:rPr>
+        <w:t>setPassword</w:t>
+      </w:r>
+      <w:r>
+        <w:t xml:space="preserve"> permitted cross-tenant </w:t>
+      </w:r>
+      <w:r>
+        <w:rPr>
+          <w:b/>
+        </w:rPr>
+        <w:t>account takeover</w:t>
+      </w:r>
+      <w:r>
+        <w:t xml:space="preserve"> via a password reset.</w:t>
+      </w:r>
+    </w:p>
+    <w:p>
+      <w:r>
+        <w:rPr>
+          <w:b/>
+        </w:rPr>
+        <w:t>Authoritative rule now:</w:t>
+      </w:r>
+      <w:r>
+        <w:t xml:space="preserve"> derive the scope-company from the </w:t>
+      </w:r>
+      <w:r>
+        <w:rPr>
+          <w:b/>
+        </w:rPr>
+        <w:t>loaded entity</w:t>
+      </w:r>
+      <w:r>
+        <w:t>, never from a</w:t>
+      </w:r>
+    </w:p>
+    <w:p>
+      <w:r>
+        <w:t xml:space="preserve">caller-supplied parameter, and apply the </w:t>
+      </w:r>
+      <w:r>
+        <w:rPr>
+          <w:b/>
+        </w:rPr>
+        <w:t>same guard to reads and writes</w:t>
+      </w:r>
+      <w:r>
+        <w:t>. The fixes are</w:t>
+      </w:r>
+    </w:p>
+    <w:p>
+      <w:r>
+        <w:t>service-layer — company-scoped repository finders plus ownership re-checks on the loaded</w:t>
+      </w:r>
+    </w:p>
+    <w:p>
+      <w:r>
+        <w:t xml:space="preserve">aggregate. The read oracle of §3.3 is unchanged and there is </w:t>
+      </w:r>
+      <w:r>
+        <w:rPr>
+          <w:b/>
+        </w:rPr>
+        <w:t>no schema change</w:t>
+      </w:r>
+      <w:r>
+        <w:t>.</w:t>
+      </w:r>
+    </w:p>
+    <w:p>
+      <w:r>
+        <w:rPr>
+          <w:b/>
+        </w:rPr>
+        <w:t>Regression guard.</w:t>
+      </w:r>
+      <w:r>
+        <w:t xml:space="preserve"> An ArchUnit </w:t>
+      </w:r>
+      <w:r>
+        <w:rPr>
+          <w:rFonts w:ascii="Consolas" w:hAnsi="Consolas"/>
+          <w:color w:val="B03060"/>
+          <w:sz w:val="19"/>
+        </w:rPr>
+        <w:t>FreezingArchRule</w:t>
+      </w:r>
+      <w:r>
+        <w:t xml:space="preserve"> — </w:t>
+      </w:r>
+      <w:r>
+        <w:rPr>
+          <w:rFonts w:ascii="Consolas" w:hAnsi="Consolas"/>
+          <w:color w:val="B03060"/>
+          <w:sz w:val="19"/>
+        </w:rPr>
+        <w:t>TenantScopingRulesTest</w:t>
+      </w:r>
+      <w:r>
+        <w:t xml:space="preserve"> — fails the</w:t>
+      </w:r>
+    </w:p>
+    <w:p>
+      <w:r>
+        <w:t xml:space="preserve">build if a </w:t>
+      </w:r>
+      <w:r>
+        <w:rPr>
+          <w:rFonts w:ascii="Consolas" w:hAnsi="Consolas"/>
+          <w:color w:val="B03060"/>
+          <w:sz w:val="19"/>
+        </w:rPr>
+        <w:t>..service..</w:t>
+      </w:r>
+      <w:r>
+        <w:t xml:space="preserve"> class makes a bare </w:t>
+      </w:r>
+      <w:r>
+        <w:rPr>
+          <w:rFonts w:ascii="Consolas" w:hAnsi="Consolas"/>
+          <w:color w:val="B03060"/>
+          <w:sz w:val="19"/>
+        </w:rPr>
+        <w:t>findById</w:t>
+      </w:r>
+      <w:r>
+        <w:t xml:space="preserve"> / </w:t>
+      </w:r>
+      <w:r>
+        <w:rPr>
+          <w:rFonts w:ascii="Consolas" w:hAnsi="Consolas"/>
+          <w:color w:val="B03060"/>
+          <w:sz w:val="19"/>
+        </w:rPr>
+        <w:t>getReferenceById</w:t>
+      </w:r>
+      <w:r>
+        <w:t xml:space="preserve"> on a Spring Data</w:t>
+      </w:r>
+    </w:p>
+    <w:p>
+      <w:r>
+        <w:t>repository, forcing the use of company-scoped finders. The ~197 pre-existing, audited calls</w:t>
+      </w:r>
+    </w:p>
+    <w:p>
+      <w:r>
+        <w:t>are frozen as a baseline (</w:t>
+      </w:r>
+      <w:r>
+        <w:rPr>
+          <w:rFonts w:ascii="Consolas" w:hAnsi="Consolas"/>
+          <w:color w:val="B03060"/>
+          <w:sz w:val="19"/>
+        </w:rPr>
+        <w:t>allowStoreUpdate = false</w:t>
+      </w:r>
+      <w:r>
+        <w:t>), so no new bare lookup can slip in.</w:t>
+      </w:r>
+    </w:p>
+    <w:p>
+      <w:pPr>
+        <w:pStyle w:val="Heading3"/>
+      </w:pPr>
+      <w:r>
+        <w:t>3.5 Company list scoping</w:t>
+      </w:r>
+    </w:p>
+    <w:p>
+      <w:r>
+        <w:rPr>
+          <w:rFonts w:ascii="Consolas" w:hAnsi="Consolas"/>
+          <w:color w:val="B03060"/>
+          <w:sz w:val="19"/>
+        </w:rPr>
+        <w:t>GET /api/v1/companies</w:t>
+      </w:r>
+      <w:r>
+        <w:t xml:space="preserve"> (the company-admin list) previously returned </w:t>
+      </w:r>
+      <w:r>
+        <w:rPr>
+          <w:b/>
+        </w:rPr>
+        <w:t>all</w:t>
+      </w:r>
+      <w:r>
+        <w:t xml:space="preserve"> organisation</w:t>
+      </w:r>
+    </w:p>
+    <w:p>
+      <w:r>
+        <w:t xml:space="preserve">companies to any </w:t>
+      </w:r>
+      <w:r>
+        <w:rPr>
+          <w:rFonts w:ascii="Consolas" w:hAnsi="Consolas"/>
+          <w:color w:val="B03060"/>
+          <w:sz w:val="19"/>
+        </w:rPr>
+        <w:t>COMPANY.VIEW</w:t>
+      </w:r>
+      <w:r>
+        <w:t xml:space="preserve"> holder. It now returns only the companies the caller belongs</w:t>
+      </w:r>
+    </w:p>
+    <w:p>
+      <w:r>
+        <w:t xml:space="preserve">to — root sees all — applying the same assigned-or-root filter as </w:t>
+      </w:r>
+      <w:r>
+        <w:rPr>
+          <w:rFonts w:ascii="Consolas" w:hAnsi="Consolas"/>
+          <w:color w:val="B03060"/>
+          <w:sz w:val="19"/>
+        </w:rPr>
+        <w:t>/companies/accessible</w:t>
+      </w:r>
+      <w:r>
+        <w:t>.</w:t>
+      </w:r>
+    </w:p>
+    <w:p>
+      <w:r>
+        <w:t>Company master data is no longer enumerable across tenants.</w:t>
       </w:r>
     </w:p>
     <w:p>

--- a/docs/SYSTEM-DOCUMENTATION.docx
+++ b/docs/SYSTEM-DOCUMENTATION.docx
@@ -2,94 +2,60 @@
 <file path=word/document.xml><?xml version="1.0" encoding="utf-8"?>
 <w:document xmlns:wpc="http://schemas.microsoft.com/office/word/2010/wordprocessingCanvas" xmlns:mo="http://schemas.microsoft.com/office/mac/office/2008/main" xmlns:mc="http://schemas.openxmlformats.org/markup-compatibility/2006" xmlns:mv="urn:schemas-microsoft-com:mac:vml" xmlns:o="urn:schemas-microsoft-com:office:office" xmlns:r="http://schemas.openxmlformats.org/officeDocument/2006/relationships" xmlns:m="http://schemas.openxmlformats.org/officeDocument/2006/math" xmlns:v="urn:schemas-microsoft-com:vml" xmlns:wp14="http://schemas.microsoft.com/office/word/2010/wordprocessingDrawing" xmlns:wp="http://schemas.openxmlformats.org/drawingml/2006/wordprocessingDrawing" xmlns:w10="urn:schemas-microsoft-com:office:word" xmlns:w="http://schemas.openxmlformats.org/wordprocessingml/2006/main" xmlns:w14="http://schemas.microsoft.com/office/word/2010/wordml" xmlns:wpg="http://schemas.microsoft.com/office/word/2010/wordprocessingGroup" xmlns:wpi="http://schemas.microsoft.com/office/word/2010/wordprocessingInk" xmlns:wne="http://schemas.microsoft.com/office/word/2006/wordml" xmlns:wps="http://schemas.microsoft.com/office/word/2010/wordprocessingShape" mc:Ignorable="w14 wp14">
   <w:body>
+    <w:p/>
+    <w:p/>
+    <w:p/>
+    <w:p/>
+    <w:p/>
+    <w:p/>
+    <w:p>
+      <w:pPr>
+        <w:jc w:val="center"/>
+      </w:pPr>
+      <w:r>
+        <w:rPr>
+          <w:b/>
+          <w:sz w:val="60"/>
+        </w:rPr>
+        <w:t>ERPCLEAN2 — System Documentation</w:t>
+      </w:r>
+    </w:p>
+    <w:p>
+      <w:pPr>
+        <w:jc w:val="center"/>
+      </w:pPr>
+      <w:r>
+        <w:rPr>
+          <w:color w:val="555555"/>
+          <w:sz w:val="30"/>
+        </w:rPr>
+        <w:t>Modular-monolith ERP — Spring Boot · Angular · PostgreSQL</w:t>
+      </w:r>
+    </w:p>
+    <w:p>
+      <w:r>
+        <w:br w:type="page"/>
+      </w:r>
+    </w:p>
     <w:p>
       <w:pPr>
         <w:pStyle w:val="Heading1"/>
       </w:pPr>
       <w:r>
-        <w:t>ERPCLEAN2 — System Documentation</w:t>
-      </w:r>
-    </w:p>
-    <w:p>
-      <w:r>
-        <w:t>_ERPCLEAN2 — modular-monolith ERP (Spring Boot + Angular + PostgreSQL). Generated from the live codebase + the verified test-case suite._</w:t>
-      </w:r>
-    </w:p>
-    <w:p>
-      <w:pPr>
-        <w:pStyle w:val="Heading2"/>
-      </w:pPr>
-      <w:r>
         <w:t>Contents</w:t>
       </w:r>
     </w:p>
     <w:p>
-      <w:pPr>
-        <w:pStyle w:val="ListNumber"/>
-      </w:pPr>
-      <w:r>
-        <w:t>ERPCLEAN2 — System Overview</w:t>
-      </w:r>
-    </w:p>
-    <w:p>
-      <w:pPr>
-        <w:pStyle w:val="ListNumber"/>
-      </w:pPr>
-      <w:r>
-        <w:t>Architecture</w:t>
-      </w:r>
-    </w:p>
-    <w:p>
-      <w:pPr>
-        <w:pStyle w:val="ListNumber"/>
-      </w:pPr>
-      <w:r>
-        <w:t>Module Catalog</w:t>
-      </w:r>
-    </w:p>
-    <w:p>
-      <w:pPr>
-        <w:pStyle w:val="ListNumber"/>
-      </w:pPr>
-      <w:r>
-        <w:t>Data Model</w:t>
-      </w:r>
-    </w:p>
-    <w:p>
-      <w:pPr>
-        <w:pStyle w:val="ListNumber"/>
-      </w:pPr>
-      <w:r>
-        <w:t>Security</w:t>
-      </w:r>
-    </w:p>
-    <w:p>
-      <w:pPr>
-        <w:pStyle w:val="ListNumber"/>
-      </w:pPr>
-      <w:r>
-        <w:t>Deployment and Operations</w:t>
-      </w:r>
-    </w:p>
-    <w:p>
-      <w:pPr>
-        <w:pStyle w:val="ListNumber"/>
-      </w:pPr>
-      <w:r>
-        <w:t>Engineering Conventions</w:t>
-      </w:r>
-    </w:p>
-    <w:p>
-      <w:pPr>
-        <w:pStyle w:val="ListNumber"/>
-      </w:pPr>
-      <w:r>
-        <w:t>Testing</w:t>
-      </w:r>
-    </w:p>
-    <w:p>
-      <w:r>
-        <w:br/>
+      <w:r/>
+      <w:fldSimple w:instr="TOC \o &quot;1-3&quot; \h \z \u">
+        <w:r>
+          <w:t>Right-click and 'Update Field' to build the table of contents.</w:t>
+        </w:r>
+      </w:fldSimple>
+    </w:p>
+    <w:p>
+      <w:r>
+        <w:br w:type="page"/>
       </w:r>
     </w:p>
     <w:p>
@@ -1293,7 +1259,7 @@
                 <w:color w:val="B03060"/>
                 <w:sz w:val="19"/>
               </w:rPr>
-              <w:t>V83</w:t>
+              <w:t>V78</w:t>
             </w:r>
             <w:r>
               <w:t>)</w:t>
@@ -2480,7 +2446,7 @@
         <w:t>RequestContext</w:t>
       </w:r>
       <w:r>
-        <w:t>, so a finder cannot accidentally read another tenant's rows.</w:t>
+        <w:t>, so a finder cannot accidentally read another tenant's rows. On the IAM-admin path (where the blanket predicate is off) the service must scope explicitly — see §4: the scope-company is derived from the *loaded* entity, never a caller-supplied parameter, on both reads and writes.</w:t>
       </w:r>
     </w:p>
     <w:p>
@@ -2903,16 +2869,88 @@
         <w:pStyle w:val="ListBullet"/>
       </w:pPr>
       <w:r>
-        <w:t xml:space="preserve">The scope-company for any guarded operation is derived from the </w:t>
-      </w:r>
-      <w:r>
         <w:rPr>
           <w:b/>
         </w:rPr>
-        <w:t>loaded entity</w:t>
-      </w:r>
-      <w:r>
-        <w:t xml:space="preserve">, never from a caller-supplied parameter, and the same guard applies to reads and writes — this closes the confused-deputy and missing-write-scope leak classes found in the 2026-06-26 audit (see Security §3.4). An ArchUnit </w:t>
+        <w:t>Derive the scope-company from the loaded entity, never from a caller-supplied parameter — and apply the guard to reads AND writes.</w:t>
+      </w:r>
+      <w:r>
+        <w:t xml:space="preserve"> A 2026-06-26 e2e probe found 28 cross-company leaks across 11 modules from two patterns: a *confused-deputy via a secondary identifier* (the endpoint scope-checks a caller-supplied </w:t>
+      </w:r>
+      <w:r>
+        <w:rPr>
+          <w:rFonts w:ascii="Consolas" w:hAnsi="Consolas"/>
+          <w:color w:val="B03060"/>
+          <w:sz w:val="19"/>
+        </w:rPr>
+        <w:t>companyId</w:t>
+      </w:r>
+      <w:r>
+        <w:t xml:space="preserve"> — which the attacker sets to their own — then loads data by a separate, unverified </w:t>
+      </w:r>
+      <w:r>
+        <w:rPr>
+          <w:rFonts w:ascii="Consolas" w:hAnsi="Consolas"/>
+          <w:color w:val="B03060"/>
+          <w:sz w:val="19"/>
+        </w:rPr>
+        <w:t>accountId</w:t>
+      </w:r>
+      <w:r>
+        <w:t>/</w:t>
+      </w:r>
+      <w:r>
+        <w:rPr>
+          <w:rFonts w:ascii="Consolas" w:hAnsi="Consolas"/>
+          <w:color w:val="B03060"/>
+          <w:sz w:val="19"/>
+        </w:rPr>
+        <w:t>productId</w:t>
+      </w:r>
+      <w:r>
+        <w:t>/</w:t>
+      </w:r>
+      <w:r>
+        <w:rPr>
+          <w:rFonts w:ascii="Consolas" w:hAnsi="Consolas"/>
+          <w:color w:val="B03060"/>
+          <w:sz w:val="19"/>
+        </w:rPr>
+        <w:t>glAccountId</w:t>
+      </w:r>
+      <w:r>
+        <w:t xml:space="preserve">/…), and a *missing write-scope* (a </w:t>
+      </w:r>
+      <w:r>
+        <w:rPr>
+          <w:rFonts w:ascii="Consolas" w:hAnsi="Consolas"/>
+          <w:color w:val="B03060"/>
+          <w:sz w:val="19"/>
+        </w:rPr>
+        <w:t>uid</w:t>
+      </w:r>
+      <w:r>
+        <w:t xml:space="preserve">-addressed mutator loaded by </w:t>
+      </w:r>
+      <w:r>
+        <w:rPr>
+          <w:rFonts w:ascii="Consolas" w:hAnsi="Consolas"/>
+          <w:color w:val="B03060"/>
+          <w:sz w:val="19"/>
+        </w:rPr>
+        <w:t>uid</w:t>
+      </w:r>
+      <w:r>
+        <w:t xml:space="preserve"> without re-checking the loaded entity's company, so you could write a record you could not read — worst case, cross-tenant account takeover via the IAM user update/disable/enable/unlock/set-password path). All 28 are fixed in the service layer — company-scoped repository finders plus an ownership re-check derived from the loaded row; the isolation read oracle is unchanged and there is no schema change. A regression guard, the </w:t>
+      </w:r>
+      <w:r>
+        <w:rPr>
+          <w:b/>
+        </w:rPr>
+        <w:t>`TenantScopingRulesTest`</w:t>
+      </w:r>
+      <w:r>
+        <w:t xml:space="preserve"> ArchUnit </w:t>
       </w:r>
       <w:r>
         <w:rPr>
@@ -2923,18 +2961,18 @@
         <w:t>FreezingArchRule</w:t>
       </w:r>
       <w:r>
-        <w:t xml:space="preserve"> (</w:t>
-      </w:r>
-      <w:r>
-        <w:rPr>
-          <w:rFonts w:ascii="Consolas" w:hAnsi="Consolas"/>
-          <w:color w:val="B03060"/>
-          <w:sz w:val="19"/>
-        </w:rPr>
-        <w:t>TenantScopingRulesTest</w:t>
-      </w:r>
-      <w:r>
-        <w:t xml:space="preserve">) bars new bare </w:t>
+        <w:t xml:space="preserve">, fails the build if a </w:t>
+      </w:r>
+      <w:r>
+        <w:rPr>
+          <w:rFonts w:ascii="Consolas" w:hAnsi="Consolas"/>
+          <w:color w:val="B03060"/>
+          <w:sz w:val="19"/>
+        </w:rPr>
+        <w:t>..service..</w:t>
+      </w:r>
+      <w:r>
+        <w:t xml:space="preserve"> class makes a bare </w:t>
       </w:r>
       <w:r>
         <w:rPr>
@@ -2956,7 +2994,154 @@
         <w:t>getReferenceById</w:t>
       </w:r>
       <w:r>
-        <w:t xml:space="preserve"> calls from service classes.</w:t>
+        <w:t xml:space="preserve"> on a Spring Data repository, forcing company-scoped finders; ~197 pre-existing audited calls are frozen as a baseline (</w:t>
+      </w:r>
+      <w:r>
+        <w:rPr>
+          <w:rFonts w:ascii="Consolas" w:hAnsi="Consolas"/>
+          <w:color w:val="B03060"/>
+          <w:sz w:val="19"/>
+        </w:rPr>
+        <w:t>allowStoreUpdate = false</w:t>
+      </w:r>
+      <w:r>
+        <w:t>).</w:t>
+      </w:r>
+    </w:p>
+    <w:p>
+      <w:pPr>
+        <w:pStyle w:val="ListBullet"/>
+      </w:pPr>
+      <w:r>
+        <w:rPr>
+          <w:b/>
+        </w:rPr>
+        <w:t>Company master data is not enumerable cross-tenant.</w:t>
+      </w:r>
+      <w:r>
+        <w:t xml:space="preserve"> </w:t>
+      </w:r>
+      <w:r>
+        <w:rPr>
+          <w:rFonts w:ascii="Consolas" w:hAnsi="Consolas"/>
+          <w:color w:val="B03060"/>
+          <w:sz w:val="19"/>
+        </w:rPr>
+        <w:t>GET /api/v1/companies</w:t>
+      </w:r>
+      <w:r>
+        <w:t xml:space="preserve"> (the company-admin list) once returned every organisation company to any </w:t>
+      </w:r>
+      <w:r>
+        <w:rPr>
+          <w:rFonts w:ascii="Consolas" w:hAnsi="Consolas"/>
+          <w:color w:val="B03060"/>
+          <w:sz w:val="19"/>
+        </w:rPr>
+        <w:t>COMPANY.VIEW</w:t>
+      </w:r>
+      <w:r>
+        <w:t xml:space="preserve"> holder; it now returns only the companies the caller belongs to — the same assigned-or-root filter as </w:t>
+      </w:r>
+      <w:r>
+        <w:rPr>
+          <w:rFonts w:ascii="Consolas" w:hAnsi="Consolas"/>
+          <w:color w:val="B03060"/>
+          <w:sz w:val="19"/>
+        </w:rPr>
+        <w:t>/companies/accessible</w:t>
+      </w:r>
+      <w:r>
+        <w:t xml:space="preserve"> (root still sees all).</w:t>
+      </w:r>
+    </w:p>
+    <w:p>
+      <w:pPr>
+        <w:pStyle w:val="ListBullet"/>
+      </w:pPr>
+      <w:r>
+        <w:rPr>
+          <w:b/>
+        </w:rPr>
+        <w:t>`user_company` membership is an authoritative write-path prerequisite (ADR-0046, superseding the non-authoritative phase of ADR-0045).</w:t>
+      </w:r>
+      <w:r>
+        <w:t xml:space="preserve"> </w:t>
+      </w:r>
+      <w:r>
+        <w:rPr>
+          <w:rFonts w:ascii="Consolas" w:hAnsi="Consolas"/>
+          <w:color w:val="B03060"/>
+          <w:sz w:val="19"/>
+        </w:rPr>
+        <w:t>UserRoleService.grant</w:t>
+      </w:r>
+      <w:r>
+        <w:t xml:space="preserve"> and </w:t>
+      </w:r>
+      <w:r>
+        <w:rPr>
+          <w:rFonts w:ascii="Consolas" w:hAnsi="Consolas"/>
+          <w:color w:val="B03060"/>
+          <w:sz w:val="19"/>
+        </w:rPr>
+        <w:t>UserBranchService.assign</w:t>
+      </w:r>
+      <w:r>
+        <w:t xml:space="preserve"> require an active </w:t>
+      </w:r>
+      <w:r>
+        <w:rPr>
+          <w:rFonts w:ascii="Consolas" w:hAnsi="Consolas"/>
+          <w:color w:val="B03060"/>
+          <w:sz w:val="19"/>
+        </w:rPr>
+        <w:t>user_company</w:t>
+      </w:r>
+      <w:r>
+        <w:t xml:space="preserve"> membership for the target company (else 409); the prior auto-create on grant/assign is removed, and removing a membership is blocked while the user still holds roles or branches there (no cascade). Root bypasses tenant scope but </w:t>
+      </w:r>
+      <w:r>
+        <w:rPr>
+          <w:b/>
+        </w:rPr>
+        <w:t>not</w:t>
+      </w:r>
+      <w:r>
+        <w:t xml:space="preserve"> the membership gate; bootstrap/seeders write entities directly and are unaffected. The read/isolation oracle stays the additive superset (role OR branch OR </w:t>
+      </w:r>
+      <w:r>
+        <w:rPr>
+          <w:rFonts w:ascii="Consolas" w:hAnsi="Consolas"/>
+          <w:color w:val="B03060"/>
+          <w:sz w:val="19"/>
+        </w:rPr>
+        <w:t>user_company</w:t>
+      </w:r>
+      <w:r>
+        <w:t xml:space="preserve">) as a defensive belt. </w:t>
+      </w:r>
+      <w:r>
+        <w:rPr>
+          <w:rFonts w:ascii="Consolas" w:hAnsi="Consolas"/>
+          <w:color w:val="B03060"/>
+          <w:sz w:val="19"/>
+        </w:rPr>
+        <w:t>USER.COMPANY.MANAGE</w:t>
+      </w:r>
+      <w:r>
+        <w:t xml:space="preserve"> gates explicit assign/remove; coverage is guaranteed by an idempotent every-boot reconcile (</w:t>
+      </w:r>
+      <w:r>
+        <w:rPr>
+          <w:rFonts w:ascii="Consolas" w:hAnsi="Consolas"/>
+          <w:color w:val="B03060"/>
+          <w:sz w:val="19"/>
+        </w:rPr>
+        <w:t>UserCompanyBackfill</w:t>
+      </w:r>
+      <w:r>
+        <w:t>), so there is no Flyway migration. BR-6 is re-decided: branch and role assignment stay independent of each other, but each now requires prior company membership.</w:t>
       </w:r>
     </w:p>
     <w:p>
@@ -5013,7 +5198,7 @@
         <w:t>unrealized</w:t>
       </w:r>
       <w:r>
-        <w:t xml:space="preserve"> revaluation runs) is built (ADR-0036, V77–V80); the recording shape ADR-0005 reserved meant adding it was additive, not a migration of live posting tables.</w:t>
+        <w:t xml:space="preserve"> revaluation runs) is built (ADR-0036, V61–V65); the recording shape ADR-0005 reserved meant adding it was additive, not a migration of live posting tables.</w:t>
       </w:r>
     </w:p>
     <w:p>
@@ -5300,7 +5485,7 @@
           <w:color w:val="B03060"/>
           <w:sz w:val="19"/>
         </w:rPr>
-        <w:t>V83</w:t>
+        <w:t>V78</w:t>
       </w:r>
       <w:r>
         <w:t xml:space="preserve">. A new module lands as a new </w:t>
@@ -6128,7 +6313,7 @@
         <w:pStyle w:val="Heading2"/>
       </w:pPr>
       <w:r>
-        <w:t>IAM — Identity &amp; Access (ADR-0001, ADR-0002, ADR-0003, ADR-0004)</w:t>
+        <w:t>IAM — Identity &amp; Access (ADR-0001, ADR-0002, ADR-0003, ADR-0004, ADR-0046)</w:t>
       </w:r>
     </w:p>
     <w:p>
@@ -6142,7 +6327,7 @@
         <w:t>Purpose.</w:t>
       </w:r>
       <w:r>
-        <w:t xml:space="preserve"> The security spine: authentication, the org/company/branch tenant tree, users, roles, permissions, branch assignment, and the audit trail. Built first; everything hangs off it.</w:t>
+        <w:t xml:space="preserve"> The security spine: authentication, the org/company/branch tenant tree, users, roles, permissions, company/branch assignment, and the audit trail. Built first; everything hangs off it.</w:t>
       </w:r>
     </w:p>
     <w:p>
@@ -6289,6 +6474,51 @@
       </w:r>
       <w:r>
         <w:t>.</w:t>
+      </w:r>
+    </w:p>
+    <w:p>
+      <w:pPr>
+        <w:pStyle w:val="ListBullet"/>
+      </w:pPr>
+      <w:r>
+        <w:rPr>
+          <w:b/>
+        </w:rPr>
+        <w:t>Company membership (assign-company-first, ADR-0046).</w:t>
+      </w:r>
+      <w:r>
+        <w:t xml:space="preserve"> </w:t>
+      </w:r>
+      <w:r>
+        <w:rPr>
+          <w:rFonts w:ascii="Consolas" w:hAnsi="Consolas"/>
+          <w:color w:val="B03060"/>
+          <w:sz w:val="19"/>
+        </w:rPr>
+        <w:t>user_company</w:t>
+      </w:r>
+      <w:r>
+        <w:t xml:space="preserve"> is an </w:t>
+      </w:r>
+      <w:r>
+        <w:rPr>
+          <w:b/>
+        </w:rPr>
+        <w:t>authoritative</w:t>
+      </w:r>
+      <w:r>
+        <w:t xml:space="preserve"> write-path prerequisite (supersedes the non-authoritative phase of ADR-0045): a user must hold an active company membership before any role can be granted or branch assigned in that company (else 409) — the prior auto-create on grant/assign is removed, and a membership cannot be removed while roles/branches remain there. The read/isolation oracle stays additive (role OR branch OR membership). Root bypasses tenant scope but not the membership gate; bootstrap/seeders write directly and an every-boot </w:t>
+      </w:r>
+      <w:r>
+        <w:rPr>
+          <w:rFonts w:ascii="Consolas" w:hAnsi="Consolas"/>
+          <w:color w:val="B03060"/>
+          <w:sz w:val="19"/>
+        </w:rPr>
+        <w:t>UserCompanyBackfill</w:t>
+      </w:r>
+      <w:r>
+        <w:t xml:space="preserve"> reconcile guarantees coverage (no migration).</w:t>
       </w:r>
     </w:p>
     <w:p>
@@ -6556,7 +6786,7 @@
           </w:tcPr>
           <w:p>
             <w:r>
-              <w:t xml:space="preserve">legal entities; base currency; list scoped to the caller's companies (root sees all), same as </w:t>
+              <w:t xml:space="preserve">legal entities; base currency. The list returns only the caller's companies (root sees all) — same assigned-or-root filter as </w:t>
             </w:r>
             <w:r>
               <w:rPr>
@@ -6566,6 +6796,9 @@
               </w:rPr>
               <w:t>/companies/accessible</w:t>
             </w:r>
+            <w:r>
+              <w:t>, not enumerable cross-tenant</w:t>
+            </w:r>
           </w:p>
         </w:tc>
       </w:tr>
@@ -6648,23 +6881,27 @@
           </w:tcPr>
           <w:p>
             <w:r>
-              <w:t>user CRUD, set-password, unlock; user ⇄ company membership assign/remove (</w:t>
-            </w:r>
+              <w:t>user CRUD, set-password, unlock</w:t>
+            </w:r>
+          </w:p>
+        </w:tc>
+      </w:tr>
+      <w:tr>
+        <w:tc>
+          <w:tcPr>
+            <w:tcW w:type="dxa" w:w="2880"/>
+          </w:tcPr>
+          <w:p>
             <w:r>
               <w:rPr>
                 <w:rFonts w:ascii="Consolas" w:hAnsi="Consolas"/>
                 <w:color w:val="B03060"/>
                 <w:sz w:val="19"/>
               </w:rPr>
-              <w:t>USER.COMPANY.MANAGE</w:t>
-            </w:r>
-            <w:r>
-              <w:t>); mutators scope-checked against the loaded user's company</w:t>
-            </w:r>
-          </w:p>
-        </w:tc>
-      </w:tr>
-      <w:tr>
+              <w:t>UserCompanyController</w:t>
+            </w:r>
+          </w:p>
+        </w:tc>
         <w:tc>
           <w:tcPr>
             <w:tcW w:type="dxa" w:w="2880"/>
@@ -6676,7 +6913,7 @@
                 <w:color w:val="B03060"/>
                 <w:sz w:val="19"/>
               </w:rPr>
-              <w:t>UserBranchController</w:t>
+              <w:t>/api/v1/user-companies</w:t>
             </w:r>
           </w:p>
         </w:tc>
@@ -6685,23 +6922,19 @@
             <w:tcW w:type="dxa" w:w="2880"/>
           </w:tcPr>
           <w:p>
+            <w:r>
+              <w:t>assign/remove company membership (</w:t>
+            </w:r>
             <w:r>
               <w:rPr>
                 <w:rFonts w:ascii="Consolas" w:hAnsi="Consolas"/>
                 <w:color w:val="B03060"/>
                 <w:sz w:val="19"/>
               </w:rPr>
-              <w:t>/api/v1/user-branches</w:t>
-            </w:r>
-          </w:p>
-        </w:tc>
-        <w:tc>
-          <w:tcPr>
-            <w:tcW w:type="dxa" w:w="2880"/>
-          </w:tcPr>
-          <w:p>
-            <w:r>
-              <w:t>assign branches, set default; requires an active company membership for the branch's company (ADR-0046)</w:t>
+              <w:t>USER.COMPANY.MANAGE</w:t>
+            </w:r>
+            <w:r>
+              <w:t>); prerequisite for role/branch assignment</w:t>
             </w:r>
           </w:p>
         </w:tc>
@@ -6718,7 +6951,7 @@
                 <w:color w:val="B03060"/>
                 <w:sz w:val="19"/>
               </w:rPr>
-              <w:t>UserRoleController</w:t>
+              <w:t>UserBranchController</w:t>
             </w:r>
           </w:p>
         </w:tc>
@@ -6733,6 +6966,48 @@
                 <w:color w:val="B03060"/>
                 <w:sz w:val="19"/>
               </w:rPr>
+              <w:t>/api/v1/user-branches</w:t>
+            </w:r>
+          </w:p>
+        </w:tc>
+        <w:tc>
+          <w:tcPr>
+            <w:tcW w:type="dxa" w:w="2880"/>
+          </w:tcPr>
+          <w:p>
+            <w:r>
+              <w:t>assign branches, set default — requires prior company membership</w:t>
+            </w:r>
+          </w:p>
+        </w:tc>
+      </w:tr>
+      <w:tr>
+        <w:tc>
+          <w:tcPr>
+            <w:tcW w:type="dxa" w:w="2880"/>
+          </w:tcPr>
+          <w:p>
+            <w:r>
+              <w:rPr>
+                <w:rFonts w:ascii="Consolas" w:hAnsi="Consolas"/>
+                <w:color w:val="B03060"/>
+                <w:sz w:val="19"/>
+              </w:rPr>
+              <w:t>UserRoleController</w:t>
+            </w:r>
+          </w:p>
+        </w:tc>
+        <w:tc>
+          <w:tcPr>
+            <w:tcW w:type="dxa" w:w="2880"/>
+          </w:tcPr>
+          <w:p>
+            <w:r>
+              <w:rPr>
+                <w:rFonts w:ascii="Consolas" w:hAnsi="Consolas"/>
+                <w:color w:val="B03060"/>
+                <w:sz w:val="19"/>
+              </w:rPr>
               <w:t>/api/v1/user-roles</w:t>
             </w:r>
           </w:p>
@@ -6743,7 +7018,7 @@
           </w:tcPr>
           <w:p>
             <w:r>
-              <w:t>grant/revoke roles, scoped to company/branch; grant requires an active company membership for that company (ADR-0046)</w:t>
+              <w:t>grant/revoke roles, scoped to company/branch — requires prior company membership</w:t>
             </w:r>
           </w:p>
         </w:tc>
@@ -8115,7 +8390,7 @@
         <w:pStyle w:val="Heading2"/>
       </w:pPr>
       <w:r>
-        <w:t>Point of Sale (ADR — POS, V43/V82/V83)</w:t>
+        <w:t>Point of Sale (ADR — POS, V37/V70/V72)</w:t>
       </w:r>
     </w:p>
     <w:p>
@@ -11521,7 +11796,16 @@
         <w:t>Purpose.</w:t>
       </w:r>
       <w:r>
-        <w:t xml:space="preserve"> Read-only over the GL: P&amp;L, Balance Sheet, Cash Flow (indirect), trial balance, account-ledger drill-through, server-side PDF/XLSX export; a composite BI analytics dashboard (per-panel RBAC, drill, export); analytical reports (budget variance, departmental actuals, dimension-sliced TB, project WIP/P&amp;L, manufacturing WIP). Posts nothing, owns no business table.</w:t>
+        <w:t xml:space="preserve"> Read-only over the GL: P&amp;L, Balance Sheet, Cash Flow (indirect), trial balance, account-ledger drill-through, server-side PDF/XLSX export; a composite BI analytics dashboard (per-panel RBAC, drill, export — including a </w:t>
+      </w:r>
+      <w:r>
+        <w:rPr>
+          <w:b/>
+        </w:rPr>
+        <w:t>sales-by-branch</w:t>
+      </w:r>
+      <w:r>
+        <w:t xml:space="preserve"> panel); analytical reports (budget variance, departmental actuals, dimension-sliced TB, project WIP/P&amp;L, manufacturing WIP). Posts nothing, owns no business table.</w:t>
       </w:r>
     </w:p>
     <w:p>
@@ -14321,7 +14605,7 @@
           <w:color w:val="B03060"/>
           <w:sz w:val="19"/>
         </w:rPr>
-        <w:t>V83</w:t>
+        <w:t>V78</w:t>
       </w:r>
       <w:r>
         <w:t xml:space="preserve">). Where the prose in the repo's </w:t>
@@ -15257,7 +15541,7 @@
         <w:t>currency_rates</w:t>
       </w:r>
       <w:r>
-        <w:t xml:space="preserve"> and the FX revaluation runs (ADR-0036, V77–V80).</w:t>
+        <w:t xml:space="preserve"> and the FX revaluation runs (ADR-0036, V61–V65).</w:t>
       </w:r>
     </w:p>
     <w:p>
@@ -16019,56 +16303,72 @@
           </w:tcPr>
           <w:p>
             <w:r>
-              <w:t xml:space="preserve">role grant scoped to company, optionally one branch (NULL = all); requires an active </w:t>
-            </w:r>
+              <w:t>role grant scoped to company, optionally one branch (NULL = all)</w:t>
+            </w:r>
+          </w:p>
+        </w:tc>
+      </w:tr>
+      <w:tr>
+        <w:tc>
+          <w:tcPr>
+            <w:tcW w:type="dxa" w:w="4320"/>
+          </w:tcPr>
+          <w:p>
             <w:r>
               <w:rPr>
                 <w:rFonts w:ascii="Consolas" w:hAnsi="Consolas"/>
                 <w:color w:val="B03060"/>
                 <w:sz w:val="19"/>
               </w:rPr>
-              <w:t>user_company</w:t>
-            </w:r>
-            <w:r>
-              <w:t xml:space="preserve"> membership for that company (ADR-0046)</w:t>
-            </w:r>
-          </w:p>
-        </w:tc>
-      </w:tr>
-      <w:tr>
-        <w:tc>
-          <w:tcPr>
-            <w:tcW w:type="dxa" w:w="4320"/>
-          </w:tcPr>
-          <w:p>
+              <w:t>user_branch</w:t>
+            </w:r>
+          </w:p>
+        </w:tc>
+        <w:tc>
+          <w:tcPr>
+            <w:tcW w:type="dxa" w:w="4320"/>
+          </w:tcPr>
+          <w:p>
+            <w:r>
+              <w:t xml:space="preserve">branch assignment; </w:t>
+            </w:r>
             <w:r>
               <w:rPr>
                 <w:rFonts w:ascii="Consolas" w:hAnsi="Consolas"/>
                 <w:color w:val="B03060"/>
                 <w:sz w:val="19"/>
               </w:rPr>
-              <w:t>user_branch</w:t>
-            </w:r>
-          </w:p>
-        </w:tc>
-        <w:tc>
-          <w:tcPr>
-            <w:tcW w:type="dxa" w:w="4320"/>
-          </w:tcPr>
-          <w:p>
-            <w:r>
-              <w:t xml:space="preserve">branch assignment; </w:t>
-            </w:r>
+              <w:t>uq_user_branch_default</w:t>
+            </w:r>
+            <w:r>
+              <w:t xml:space="preserve"> (≤1 default/user)</w:t>
+            </w:r>
+          </w:p>
+        </w:tc>
+      </w:tr>
+      <w:tr>
+        <w:tc>
+          <w:tcPr>
+            <w:tcW w:type="dxa" w:w="4320"/>
+          </w:tcPr>
+          <w:p>
             <w:r>
               <w:rPr>
                 <w:rFonts w:ascii="Consolas" w:hAnsi="Consolas"/>
                 <w:color w:val="B03060"/>
                 <w:sz w:val="19"/>
               </w:rPr>
-              <w:t>uq_user_branch_default</w:t>
-            </w:r>
-            <w:r>
-              <w:t xml:space="preserve"> (≤1 default/user); requires an active </w:t>
+              <w:t>user_company</w:t>
+            </w:r>
+          </w:p>
+        </w:tc>
+        <w:tc>
+          <w:tcPr>
+            <w:tcW w:type="dxa" w:w="4320"/>
+          </w:tcPr>
+          <w:p>
+            <w:r>
+              <w:t xml:space="preserve">authoritative company-membership junction (ADR-0046, </w:t>
             </w:r>
             <w:r>
               <w:rPr>
@@ -16076,45 +16376,10 @@
                 <w:color w:val="B03060"/>
                 <w:sz w:val="19"/>
               </w:rPr>
-              <w:t>user_company</w:t>
-            </w:r>
-            <w:r>
-              <w:t xml:space="preserve"> membership for the branch's company (ADR-0046)</w:t>
-            </w:r>
-          </w:p>
-        </w:tc>
-      </w:tr>
-      <w:tr>
-        <w:tc>
-          <w:tcPr>
-            <w:tcW w:type="dxa" w:w="4320"/>
-          </w:tcPr>
-          <w:p>
-            <w:r>
-              <w:rPr>
-                <w:rFonts w:ascii="Consolas" w:hAnsi="Consolas"/>
-                <w:color w:val="B03060"/>
-                <w:sz w:val="19"/>
-              </w:rPr>
-              <w:t>user_company</w:t>
-            </w:r>
-          </w:p>
-        </w:tc>
-        <w:tc>
-          <w:tcPr>
-            <w:tcW w:type="dxa" w:w="4320"/>
-          </w:tcPr>
-          <w:p>
-            <w:r>
-              <w:t xml:space="preserve">authoritative user ⇄ company membership; write-path prerequisite for any role grant or branch assignment in that company (ADR-0046); gated by </w:t>
-            </w:r>
-            <w:r>
-              <w:rPr>
-                <w:rFonts w:ascii="Consolas" w:hAnsi="Consolas"/>
-                <w:color w:val="B03060"/>
-                <w:sz w:val="19"/>
-              </w:rPr>
-              <w:t>USER.COMPANY.MANAGE</w:t>
+              <w:t>V77</w:t>
+            </w:r>
+            <w:r>
+              <w:t>); an active row is the assign-company-first prerequisite for granting any role or branch in that company</w:t>
             </w:r>
           </w:p>
         </w:tc>
@@ -16975,7 +17240,7 @@
         <w:pStyle w:val="Heading3"/>
       </w:pPr>
       <w:r>
-        <w:t>POS (V43, V82, V83)</w:t>
+        <w:t>POS (V37, V70, V72)</w:t>
       </w:r>
     </w:p>
     <w:tbl>
@@ -18748,7 +19013,7 @@
         <w:pStyle w:val="Heading3"/>
       </w:pPr>
       <w:r>
-        <w:t>FX / Multi-currency (V77–V80)</w:t>
+        <w:t>FX / Multi-currency (V61–V65)</w:t>
       </w:r>
     </w:p>
     <w:tbl>
@@ -20067,10 +20332,43 @@
           <w:color w:val="B03060"/>
           <w:sz w:val="19"/>
         </w:rPr>
-        <w:t>V83</w:t>
-      </w:r>
-      <w:r>
-        <w:t xml:space="preserve"> POS permissions). A shipped migration is never edited; a correction is a new migration on top. Every module depends only on already-frozen tables (e.g. all FKs to </w:t>
+        <w:t>V77</w:t>
+      </w:r>
+      <w:r>
+        <w:t xml:space="preserve"> </w:t>
+      </w:r>
+      <w:r>
+        <w:rPr>
+          <w:rFonts w:ascii="Consolas" w:hAnsi="Consolas"/>
+          <w:color w:val="B03060"/>
+          <w:sz w:val="19"/>
+        </w:rPr>
+        <w:t>user_company</w:t>
+      </w:r>
+      <w:r>
+        <w:t xml:space="preserve"> … </w:t>
+      </w:r>
+      <w:r>
+        <w:rPr>
+          <w:rFonts w:ascii="Consolas" w:hAnsi="Consolas"/>
+          <w:color w:val="B03060"/>
+          <w:sz w:val="19"/>
+        </w:rPr>
+        <w:t>V78</w:t>
+      </w:r>
+      <w:r>
+        <w:t xml:space="preserve"> the </w:t>
+      </w:r>
+      <w:r>
+        <w:rPr>
+          <w:rFonts w:ascii="Consolas" w:hAnsi="Consolas"/>
+          <w:color w:val="B03060"/>
+          <w:sz w:val="19"/>
+        </w:rPr>
+        <w:t>sales_invoices</w:t>
+      </w:r>
+      <w:r>
+        <w:t xml:space="preserve"> performance index). A shipped migration is never edited; a correction is a new migration on top. Every module depends only on already-frozen tables (e.g. all FKs to </w:t>
       </w:r>
       <w:r>
         <w:rPr>
@@ -20122,7 +20420,7 @@
           <w:color w:val="B03060"/>
           <w:sz w:val="19"/>
         </w:rPr>
-        <w:t>V83</w:t>
+        <w:t>V78</w:t>
       </w:r>
       <w:r>
         <w:t>.</w:t>
@@ -20178,27 +20476,12 @@
     </w:p>
     <w:p>
       <w:r>
-        <w:t>[ADR-0003](../decisions/0003-branch-switch-override.md) (runtime branch switch),</w:t>
-      </w:r>
-    </w:p>
-    <w:p>
-      <w:r>
-        <w:t>[ADR-0004](../decisions/0004-iam-audit-trail.md) (audit trail), and</w:t>
-      </w:r>
-    </w:p>
-    <w:p>
-      <w:r>
-        <w:t>[ADR-0046](../decisions/0046-authoritative-user-company-membership.md) (authoritative</w:t>
-      </w:r>
-    </w:p>
-    <w:p>
-      <w:r>
-        <w:t>user ⇄ company membership, superseding the non-authoritative phase of</w:t>
-      </w:r>
-    </w:p>
-    <w:p>
-      <w:r>
-        <w:t>[ADR-0045](../decisions/0045-user-company-membership.md)).</w:t>
+        <w:t>[ADR-0003](../decisions/0003-branch-switch-override.md) (runtime branch switch), and</w:t>
+      </w:r>
+    </w:p>
+    <w:p>
+      <w:r>
+        <w:t>[ADR-0004](../decisions/0004-iam-audit-trail.md) (audit trail).</w:t>
       </w:r>
     </w:p>
     <w:p>
@@ -21739,7 +22022,83 @@
         <w:t>SALES.POS.*</w:t>
       </w:r>
       <w:r>
-        <w:t>).</w:t>
+        <w:t xml:space="preserve">). A surefire guard, </w:t>
+      </w:r>
+      <w:r>
+        <w:rPr>
+          <w:rFonts w:ascii="Consolas" w:hAnsi="Consolas"/>
+          <w:color w:val="B03060"/>
+          <w:sz w:val="19"/>
+        </w:rPr>
+        <w:t>PermissionCodesSeededTest</w:t>
+      </w:r>
+      <w:r>
+        <w:t>, scans every</w:t>
+      </w:r>
+    </w:p>
+    <w:p>
+      <w:r>
+        <w:rPr>
+          <w:rFonts w:ascii="Consolas" w:hAnsi="Consolas"/>
+          <w:color w:val="B03060"/>
+          <w:sz w:val="19"/>
+        </w:rPr>
+        <w:t>@perm.has</w:t>
+      </w:r>
+      <w:r>
+        <w:t xml:space="preserve"> / </w:t>
+      </w:r>
+      <w:r>
+        <w:rPr>
+          <w:rFonts w:ascii="Consolas" w:hAnsi="Consolas"/>
+          <w:color w:val="B03060"/>
+          <w:sz w:val="19"/>
+        </w:rPr>
+        <w:t>@perm.scoped</w:t>
+      </w:r>
+      <w:r>
+        <w:t xml:space="preserve"> code in </w:t>
+      </w:r>
+      <w:r>
+        <w:rPr>
+          <w:rFonts w:ascii="Consolas" w:hAnsi="Consolas"/>
+          <w:color w:val="B03060"/>
+          <w:sz w:val="19"/>
+        </w:rPr>
+        <w:t>com.erp.api</w:t>
+      </w:r>
+      <w:r>
+        <w:t xml:space="preserve"> and fails the build if any gate references a</w:t>
+      </w:r>
+    </w:p>
+    <w:p>
+      <w:r>
+        <w:t>code the repeatable seed (</w:t>
+      </w:r>
+      <w:r>
+        <w:rPr>
+          <w:rFonts w:ascii="Consolas" w:hAnsi="Consolas"/>
+          <w:color w:val="B03060"/>
+          <w:sz w:val="19"/>
+        </w:rPr>
+        <w:t>R__seed_permissions.sql</w:t>
+      </w:r>
+      <w:r>
+        <w:t xml:space="preserve">) does not define — so a </w:t>
+      </w:r>
+      <w:r>
+        <w:rPr>
+          <w:b/>
+        </w:rPr>
+        <w:t>phantom</w:t>
+      </w:r>
+      <w:r>
+        <w:t xml:space="preserve"> code (a</w:t>
+      </w:r>
+    </w:p>
+    <w:p>
+      <w:r>
+        <w:t>gate on a never-seeded permission, invisible to root, broken for everyone else) cannot ship.</w:t>
       </w:r>
     </w:p>
     <w:p>
@@ -21945,42 +22304,154 @@
         <w:pStyle w:val="Heading3"/>
       </w:pPr>
       <w:r>
-        <w:t>2.6 Company membership (authoritative — ADR-0046)</w:t>
-      </w:r>
-    </w:p>
-    <w:p>
-      <w:r>
-        <w:t xml:space="preserve">A user's relationship to a company is an explicit, </w:t>
+        <w:t>2.6 Role-grant read-closure (ADR-0047)</w:t>
+      </w:r>
+    </w:p>
+    <w:p>
+      <w:r>
+        <w:rPr>
+          <w:rFonts w:ascii="Consolas" w:hAnsi="Consolas"/>
+          <w:color w:val="B03060"/>
+          <w:sz w:val="19"/>
+        </w:rPr>
+        <w:t>PermissionCodesSeededTest</w:t>
+      </w:r>
+      <w:r>
+        <w:t xml:space="preserve"> proves a gate's code *exists*; it does not prove a **role's grant</w:t>
+      </w:r>
+    </w:p>
+    <w:p>
+      <w:r>
+        <w:t>set is closed over the reads its screens fire**. The 2026-06-28 business-operations simulation</w:t>
+      </w:r>
+    </w:p>
+    <w:p>
+      <w:r>
+        <w:t xml:space="preserve">(16 minimally-granted personas — never root, never </w:t>
+      </w:r>
+      <w:r>
+        <w:rPr>
+          <w:rFonts w:ascii="Consolas" w:hAnsi="Consolas"/>
+          <w:color w:val="B03060"/>
+          <w:sz w:val="19"/>
+        </w:rPr>
+        <w:t>ORG_ADMIN</w:t>
+      </w:r>
+      <w:r>
+        <w:t>) found that 26 of 28 blockers were</w:t>
+      </w:r>
+    </w:p>
+    <w:p>
+      <w:r>
+        <w:t xml:space="preserve">one mechanism: a custom operational role held a screen's </w:t>
       </w:r>
       <w:r>
         <w:rPr>
           <w:b/>
         </w:rPr>
-        <w:t>authoritative</w:t>
-      </w:r>
-      <w:r>
-        <w:t xml:space="preserve"> </w:t>
-      </w:r>
-      <w:r>
-        <w:rPr>
-          <w:rFonts w:ascii="Consolas" w:hAnsi="Consolas"/>
-          <w:color w:val="B03060"/>
-          <w:sz w:val="19"/>
-        </w:rPr>
-        <w:t>user_company</w:t>
-      </w:r>
-      <w:r>
-        <w:t xml:space="preserve"> row.</w:t>
-      </w:r>
-    </w:p>
-    <w:p>
-      <w:r>
-        <w:t>This supersedes the non-authoritative phase of ADR-0045, where membership was a derived,</w:t>
-      </w:r>
-    </w:p>
-    <w:p>
-      <w:r>
-        <w:t>auto-created convenience.</w:t>
+        <w:t>primary verb</w:t>
+      </w:r>
+      <w:r>
+        <w:t xml:space="preserve"> but not a **supporting</w:t>
+      </w:r>
+    </w:p>
+    <w:p>
+      <w:r>
+        <w:t>read** the same screen issues on load, so a side-load 403'd and blanked the screen — the persona</w:t>
+      </w:r>
+    </w:p>
+    <w:p>
+      <w:r>
+        <w:t xml:space="preserve">read it as "the page won't open." Root and </w:t>
+      </w:r>
+      <w:r>
+        <w:rPr>
+          <w:rFonts w:ascii="Consolas" w:hAnsi="Consolas"/>
+          <w:color w:val="B03060"/>
+          <w:sz w:val="19"/>
+        </w:rPr>
+        <w:t>ORG_ADMIN</w:t>
+      </w:r>
+      <w:r>
+        <w:t xml:space="preserve"> never see it (root short-circuits RBAC; the</w:t>
+      </w:r>
+    </w:p>
+    <w:p>
+      <w:r>
+        <w:t xml:space="preserve">seed CROSS JOINs the whole catalogue onto </w:t>
+      </w:r>
+      <w:r>
+        <w:rPr>
+          <w:rFonts w:ascii="Consolas" w:hAnsi="Consolas"/>
+          <w:color w:val="B03060"/>
+          <w:sz w:val="19"/>
+        </w:rPr>
+        <w:t>ORG_ADMIN</w:t>
+      </w:r>
+      <w:r>
+        <w:t>). This is the fourth member of the parity</w:t>
+      </w:r>
+    </w:p>
+    <w:p>
+      <w:r>
+        <w:t xml:space="preserve">family — after </w:t>
+      </w:r>
+      <w:r>
+        <w:rPr>
+          <w:b/>
+        </w:rPr>
+        <w:t>phantom codes</w:t>
+      </w:r>
+      <w:r>
+        <w:t xml:space="preserve">, </w:t>
+      </w:r>
+      <w:r>
+        <w:rPr>
+          <w:b/>
+        </w:rPr>
+        <w:t>route-guard ↔ endpoint parity</w:t>
+      </w:r>
+      <w:r>
+        <w:t xml:space="preserve">, and </w:t>
+      </w:r>
+      <w:r>
+        <w:rPr>
+          <w:b/>
+        </w:rPr>
+        <w:t>code-seeded</w:t>
+      </w:r>
+      <w:r>
+        <w:t xml:space="preserve"> — now</w:t>
+      </w:r>
+    </w:p>
+    <w:p>
+      <w:r>
+        <w:rPr>
+          <w:b/>
+        </w:rPr>
+        <w:t>role-grant vs screen-read closure</w:t>
+      </w:r>
+      <w:r>
+        <w:t>: every code is right and every gate is right, but the role's</w:t>
+      </w:r>
+    </w:p>
+    <w:p>
+      <w:r>
+        <w:t>grants are not closed over the reads its screens need (ADR-0047).</w:t>
+      </w:r>
+    </w:p>
+    <w:p>
+      <w:r>
+        <w:t xml:space="preserve">The fix is a </w:t>
+      </w:r>
+      <w:r>
+        <w:rPr>
+          <w:b/>
+        </w:rPr>
+        <w:t>sensitivity gradient</w:t>
+      </w:r>
+      <w:r>
+        <w:t>, not "relax everything" or "grant everything":</w:t>
       </w:r>
     </w:p>
     <w:p>
@@ -21991,21 +22462,43 @@
         <w:rPr>
           <w:b/>
         </w:rPr>
-        <w:t>Assign-company-first (write-path prerequisite).</w:t>
-      </w:r>
-      <w:r>
-        <w:t xml:space="preserve"> </w:t>
-      </w:r>
-      <w:r>
-        <w:rPr>
-          <w:rFonts w:ascii="Consolas" w:hAnsi="Consolas"/>
-          <w:color w:val="B03060"/>
-          <w:sz w:val="19"/>
-        </w:rPr>
-        <w:t>UserRoleService.grant</w:t>
-      </w:r>
-      <w:r>
-        <w:t xml:space="preserve"> and</w:t>
+        <w:t>Low-sensitivity ambient pickers</w:t>
+      </w:r>
+      <w:r>
+        <w:t xml:space="preserve"> (</w:t>
+      </w:r>
+      <w:r>
+        <w:rPr>
+          <w:rFonts w:ascii="Consolas" w:hAnsi="Consolas"/>
+          <w:color w:val="B03060"/>
+          <w:sz w:val="19"/>
+        </w:rPr>
+        <w:t>branches</w:t>
+      </w:r>
+      <w:r>
+        <w:t xml:space="preserve">, </w:t>
+      </w:r>
+      <w:r>
+        <w:rPr>
+          <w:rFonts w:ascii="Consolas" w:hAnsi="Consolas"/>
+          <w:color w:val="B03060"/>
+          <w:sz w:val="19"/>
+        </w:rPr>
+        <w:t>products</w:t>
+      </w:r>
+      <w:r>
+        <w:t xml:space="preserve">, </w:t>
+      </w:r>
+      <w:r>
+        <w:rPr>
+          <w:rFonts w:ascii="Consolas" w:hAnsi="Consolas"/>
+          <w:color w:val="B03060"/>
+          <w:sz w:val="19"/>
+        </w:rPr>
+        <w:t>wht/types</w:t>
+      </w:r>
+      <w:r>
+        <w:t>) were relaxed to a</w:t>
       </w:r>
     </w:p>
     <w:p>
@@ -22014,60 +22507,64 @@
       </w:r>
       <w:r>
         <w:rPr>
-          <w:rFonts w:ascii="Consolas" w:hAnsi="Consolas"/>
-          <w:color w:val="B03060"/>
-          <w:sz w:val="19"/>
-        </w:rPr>
-        <w:t>UserBranchService.assign</w:t>
-      </w:r>
-      <w:r>
-        <w:t xml:space="preserve"> now </w:t>
-      </w:r>
-      <w:r>
-        <w:rPr>
           <w:b/>
         </w:rPr>
-        <w:t>require</w:t>
-      </w:r>
-      <w:r>
-        <w:t xml:space="preserve"> an active </w:t>
-      </w:r>
-      <w:r>
-        <w:rPr>
-          <w:rFonts w:ascii="Consolas" w:hAnsi="Consolas"/>
-          <w:color w:val="B03060"/>
-          <w:sz w:val="19"/>
-        </w:rPr>
-        <w:t>user_company</w:t>
-      </w:r>
-      <w:r>
-        <w:t xml:space="preserve"> membership for the</w:t>
-      </w:r>
-    </w:p>
-    <w:p>
-      <w:r>
-        <w:t xml:space="preserve">  target company; without one they reject with 409. The previous auto-create</w:t>
-      </w:r>
-    </w:p>
-    <w:p>
-      <w:r>
-        <w:t xml:space="preserve">  (</w:t>
-      </w:r>
-      <w:r>
-        <w:rPr>
-          <w:rFonts w:ascii="Consolas" w:hAnsi="Consolas"/>
-          <w:color w:val="B03060"/>
-          <w:sz w:val="19"/>
-        </w:rPr>
-        <w:t>ensureMembership</w:t>
-      </w:r>
-      <w:r>
-        <w:t xml:space="preserve"> on grant/assign) is removed — membership is granted deliberately, not</w:t>
-      </w:r>
-    </w:p>
-    <w:p>
-      <w:r>
-        <w:t xml:space="preserve">  as a side effect.</w:t>
+        <w:t>within-tenant member floor</w:t>
+      </w:r>
+      <w:r>
+        <w:t xml:space="preserve"> — </w:t>
+      </w:r>
+      <w:r>
+        <w:rPr>
+          <w:rFonts w:ascii="Consolas" w:hAnsi="Consolas"/>
+          <w:color w:val="B03060"/>
+          <w:sz w:val="19"/>
+        </w:rPr>
+        <w:t>@perm.hasOrMember('CODE')</w:t>
+      </w:r>
+      <w:r>
+        <w:t xml:space="preserve"> / </w:t>
+      </w:r>
+      <w:r>
+        <w:rPr>
+          <w:rFonts w:ascii="Consolas" w:hAnsi="Consolas"/>
+          <w:color w:val="B03060"/>
+          <w:sz w:val="19"/>
+        </w:rPr>
+        <w:t>@perm.scopedOrMember(...)</w:t>
+      </w:r>
+      <w:r>
+        <w:t>, which</w:t>
+      </w:r>
+    </w:p>
+    <w:p>
+      <w:r>
+        <w:t xml:space="preserve">  passes for any provisioned member of the company (tenant isolation unchanged). The bill-matcher's</w:t>
+      </w:r>
+    </w:p>
+    <w:p>
+      <w:r>
+        <w:t xml:space="preserve">  PO list was broadened to </w:t>
+      </w:r>
+      <w:r>
+        <w:rPr>
+          <w:rFonts w:ascii="Consolas" w:hAnsi="Consolas"/>
+          <w:color w:val="B03060"/>
+          <w:sz w:val="19"/>
+        </w:rPr>
+        <w:t>PURCHASE.ORDER.VIEW or AP.BILL.ENTER</w:t>
+      </w:r>
+      <w:r>
+        <w:t xml:space="preserve">. These reads </w:t>
+      </w:r>
+      <w:r>
+        <w:rPr>
+          <w:b/>
+        </w:rPr>
+        <w:t>need no closure</w:t>
+      </w:r>
+      <w:r>
+        <w:t>.</w:t>
       </w:r>
     </w:p>
     <w:p>
@@ -22078,29 +22575,627 @@
         <w:rPr>
           <w:b/>
         </w:rPr>
-        <w:t>No-cascade removal.</w:t>
-      </w:r>
-      <w:r>
-        <w:t xml:space="preserve"> Removing a company membership is </w:t>
+        <w:t>Disclosure-grade reads stay strict</w:t>
+      </w:r>
+      <w:r>
+        <w:t xml:space="preserve"> — </w:t>
+      </w:r>
+      <w:r>
+        <w:rPr>
+          <w:rFonts w:ascii="Consolas" w:hAnsi="Consolas"/>
+          <w:color w:val="B03060"/>
+          <w:sz w:val="19"/>
+        </w:rPr>
+        <w:t>CUSTOMER.VIEW</w:t>
+      </w:r>
+      <w:r>
+        <w:t xml:space="preserve">, </w:t>
+      </w:r>
+      <w:r>
+        <w:rPr>
+          <w:rFonts w:ascii="Consolas" w:hAnsi="Consolas"/>
+          <w:color w:val="B03060"/>
+          <w:sz w:val="19"/>
+        </w:rPr>
+        <w:t>SUPPLIER.VIEW</w:t>
+      </w:r>
+      <w:r>
+        <w:t xml:space="preserve">, </w:t>
+      </w:r>
+      <w:r>
+        <w:rPr>
+          <w:rFonts w:ascii="Consolas" w:hAnsi="Consolas"/>
+          <w:color w:val="B03060"/>
+          <w:sz w:val="19"/>
+        </w:rPr>
+        <w:t>AR.VIEW</w:t>
+      </w:r>
+      <w:r>
+        <w:t xml:space="preserve"> guard party</w:t>
+      </w:r>
+    </w:p>
+    <w:p>
+      <w:r>
+        <w:t xml:space="preserve">  master carrying TIN/VRN/mobile-money/credit-limit/balance, so the gate stays </w:t>
+      </w:r>
+      <w:r>
+        <w:rPr>
+          <w:rFonts w:ascii="Consolas" w:hAnsi="Consolas"/>
+          <w:color w:val="B03060"/>
+          <w:sz w:val="19"/>
+        </w:rPr>
+        <w:t>@perm.has</w:t>
+      </w:r>
+      <w:r>
+        <w:t xml:space="preserve"> and the</w:t>
+      </w:r>
+    </w:p>
+    <w:p>
+      <w:r>
+        <w:t xml:space="preserve">  fix is </w:t>
       </w:r>
       <w:r>
         <w:rPr>
           <w:b/>
         </w:rPr>
-        <w:t>blocked</w:t>
-      </w:r>
-      <w:r>
-        <w:t xml:space="preserve"> while the user still</w:t>
-      </w:r>
-    </w:p>
-    <w:p>
-      <w:r>
-        <w:t xml:space="preserve">  holds any role or branch assignment in that company (removal does not cascade; the caller</w:t>
-      </w:r>
-    </w:p>
-    <w:p>
-      <w:r>
-        <w:t xml:space="preserve">  must clear roles/branches first).</w:t>
+        <w:t>role composition</w:t>
+      </w:r>
+      <w:r>
+        <w:t>: the role must actually carry the read.</w:t>
+      </w:r>
+    </w:p>
+    <w:p>
+      <w:r>
+        <w:t>Two artefacts keep this honest:</w:t>
+      </w:r>
+    </w:p>
+    <w:p>
+      <w:pPr>
+        <w:pStyle w:val="ListNumber"/>
+      </w:pPr>
+      <w:r>
+        <w:rPr>
+          <w:b/>
+        </w:rPr>
+        <w:t>A declarative screen-read manifest</w:t>
+      </w:r>
+      <w:r>
+        <w:t xml:space="preserve"> (</w:t>
+      </w:r>
+      <w:r>
+        <w:rPr>
+          <w:rFonts w:ascii="Consolas" w:hAnsi="Consolas"/>
+          <w:color w:val="B03060"/>
+          <w:sz w:val="19"/>
+        </w:rPr>
+        <w:t>backend/src/main/resources/security/screen-read-closure.json</w:t>
+      </w:r>
+      <w:r>
+        <w:t>)</w:t>
+      </w:r>
+    </w:p>
+    <w:p>
+      <w:r>
+        <w:t xml:space="preserve">   — one version-controlled file declaring, per guarded screen, the route permission that opens it</w:t>
+      </w:r>
+    </w:p>
+    <w:p>
+      <w:r>
+        <w:t xml:space="preserve">   and the reference-data reads it fires on load, each tagged </w:t>
+      </w:r>
+      <w:r>
+        <w:rPr>
+          <w:rFonts w:ascii="Consolas" w:hAnsi="Consolas"/>
+          <w:color w:val="B03060"/>
+          <w:sz w:val="19"/>
+        </w:rPr>
+        <w:t>required</w:t>
+      </w:r>
+      <w:r>
+        <w:t>/</w:t>
+      </w:r>
+      <w:r>
+        <w:rPr>
+          <w:rFonts w:ascii="Consolas" w:hAnsi="Consolas"/>
+          <w:color w:val="B03060"/>
+          <w:sz w:val="19"/>
+        </w:rPr>
+        <w:t>optional</w:t>
+      </w:r>
+      <w:r>
+        <w:t xml:space="preserve"> and carrying the</w:t>
+      </w:r>
+    </w:p>
+    <w:p>
+      <w:r>
+        <w:t xml:space="preserve">   controller gate it hits. </w:t>
+      </w:r>
+      <w:r>
+        <w:rPr>
+          <w:b/>
+        </w:rPr>
+        <w:t>`RolePermissionClosureTest`</w:t>
+      </w:r>
+      <w:r>
+        <w:t xml:space="preserve"> (surefire, no DB) asserts the closure</w:t>
+      </w:r>
+    </w:p>
+    <w:p>
+      <w:r>
+        <w:t xml:space="preserve">   invariant as a property of the manifest against the </w:t>
+      </w:r>
+      <w:r>
+        <w:rPr>
+          <w:b/>
+        </w:rPr>
+        <w:t>live controller gates</w:t>
+      </w:r>
+      <w:r>
+        <w:t>: gate-form honesty</w:t>
+      </w:r>
+    </w:p>
+    <w:p>
+      <w:r>
+        <w:t xml:space="preserve">   (a declared code must equal the real </w:t>
+      </w:r>
+      <w:r>
+        <w:rPr>
+          <w:rFonts w:ascii="Consolas" w:hAnsi="Consolas"/>
+          <w:color w:val="B03060"/>
+          <w:sz w:val="19"/>
+        </w:rPr>
+        <w:t>@PreAuthorize</w:t>
+      </w:r>
+      <w:r>
+        <w:t xml:space="preserve"> code), required-read closure reachability</w:t>
+      </w:r>
+    </w:p>
+    <w:p>
+      <w:r>
+        <w:t xml:space="preserve">   (every strict required read is seeded, so a role *can* satisfy it), and no phantom in the</w:t>
+      </w:r>
+    </w:p>
+    <w:p>
+      <w:r>
+        <w:t xml:space="preserve">   manifest. It reuses </w:t>
+      </w:r>
+      <w:r>
+        <w:rPr>
+          <w:rFonts w:ascii="Consolas" w:hAnsi="Consolas"/>
+          <w:color w:val="B03060"/>
+          <w:sz w:val="19"/>
+        </w:rPr>
+        <w:t>PermissionCodesSeededTest</w:t>
+      </w:r>
+      <w:r>
+        <w:t>'s scanner, so there is one permission parser, and</w:t>
+      </w:r>
+    </w:p>
+    <w:p>
+      <w:r>
+        <w:t xml:space="preserve">   it completes the four-link parity chain (reachable → guard parity → seeded → </w:t>
+      </w:r>
+      <w:r>
+        <w:rPr>
+          <w:b/>
+        </w:rPr>
+        <w:t>read-closure</w:t>
+      </w:r>
+      <w:r>
+        <w:t>).</w:t>
+      </w:r>
+    </w:p>
+    <w:p>
+      <w:pPr>
+        <w:pStyle w:val="ListNumber"/>
+      </w:pPr>
+      <w:r>
+        <w:rPr>
+          <w:b/>
+        </w:rPr>
+        <w:t>An advisory grant-time validator.</w:t>
+      </w:r>
+      <w:r>
+        <w:t xml:space="preserve"> A read-only endpoint</w:t>
+      </w:r>
+    </w:p>
+    <w:p>
+      <w:r>
+        <w:t xml:space="preserve">   </w:t>
+      </w:r>
+      <w:r>
+        <w:rPr>
+          <w:rFonts w:ascii="Consolas" w:hAnsi="Consolas"/>
+          <w:color w:val="B03060"/>
+          <w:sz w:val="19"/>
+        </w:rPr>
+        <w:t>GET /api/v1/roles/uid/{uid}/read-closure-gaps</w:t>
+      </w:r>
+      <w:r>
+        <w:t xml:space="preserve"> (</w:t>
+      </w:r>
+      <w:r>
+        <w:rPr>
+          <w:rFonts w:ascii="Consolas" w:hAnsi="Consolas"/>
+          <w:color w:val="B03060"/>
+          <w:sz w:val="19"/>
+        </w:rPr>
+        <w:t>@perm.has('ROLE.VIEW')</w:t>
+      </w:r>
+      <w:r>
+        <w:t>) derives which screens</w:t>
+      </w:r>
+    </w:p>
+    <w:p>
+      <w:r>
+        <w:t xml:space="preserve">   a role is *meant* to operate (it already holds the screen's </w:t>
+      </w:r>
+      <w:r>
+        <w:rPr>
+          <w:rFonts w:ascii="Consolas" w:hAnsi="Consolas"/>
+          <w:color w:val="B03060"/>
+          <w:sz w:val="19"/>
+        </w:rPr>
+        <w:t>accessPermission</w:t>
+      </w:r>
+      <w:r>
+        <w:t>) and reports the</w:t>
+      </w:r>
+    </w:p>
+    <w:p>
+      <w:r>
+        <w:t xml:space="preserve">   strict required reads it is missing. The role-edit screen renders it as an advisory panel</w:t>
+      </w:r>
+    </w:p>
+    <w:p>
+      <w:r>
+        <w:t xml:space="preserve">   ("this role can open Record-receipt but is missing </w:t>
+      </w:r>
+      <w:r>
+        <w:rPr>
+          <w:rFonts w:ascii="Consolas" w:hAnsi="Consolas"/>
+          <w:color w:val="B03060"/>
+          <w:sz w:val="19"/>
+        </w:rPr>
+        <w:t>CUSTOMER.VIEW</w:t>
+      </w:r>
+      <w:r>
+        <w:t xml:space="preserve">, </w:t>
+      </w:r>
+      <w:r>
+        <w:rPr>
+          <w:rFonts w:ascii="Consolas" w:hAnsi="Consolas"/>
+          <w:color w:val="B03060"/>
+          <w:sz w:val="19"/>
+        </w:rPr>
+        <w:t>AR.VIEW</w:t>
+      </w:r>
+      <w:r>
+        <w:t>"). It is</w:t>
+      </w:r>
+    </w:p>
+    <w:p>
+      <w:r>
+        <w:t xml:space="preserve">   </w:t>
+      </w:r>
+      <w:r>
+        <w:rPr>
+          <w:b/>
+        </w:rPr>
+        <w:t>advisory, never blocking</w:t>
+      </w:r>
+      <w:r>
+        <w:t xml:space="preserve"> — it informs the admin composing the role; it does not gate</w:t>
+      </w:r>
+    </w:p>
+    <w:p>
+      <w:r>
+        <w:t xml:space="preserve">   </w:t>
+      </w:r>
+      <w:r>
+        <w:rPr>
+          <w:rFonts w:ascii="Consolas" w:hAnsi="Consolas"/>
+          <w:color w:val="B03060"/>
+          <w:sz w:val="19"/>
+        </w:rPr>
+        <w:t>PUT .../permissions</w:t>
+      </w:r>
+      <w:r>
+        <w:t>. Codes are shown verbatim (an admin RBAC screen — codes are the working</w:t>
+      </w:r>
+    </w:p>
+    <w:p>
+      <w:r>
+        <w:t xml:space="preserve">   vocabulary; the end-user error-hygiene rule that hides internals does not apply here).</w:t>
+      </w:r>
+    </w:p>
+    <w:p>
+      <w:r>
+        <w:t>No migration and no new seed — all codes already exist; the guard is a manifest + a test + a</w:t>
+      </w:r>
+    </w:p>
+    <w:p>
+      <w:r>
+        <w:t>provisioning discipline ([ADR-0047](../decisions/0047-role-permission-read-closure.md)).</w:t>
+      </w:r>
+    </w:p>
+    <w:p>
+      <w:pPr>
+        <w:pStyle w:val="Heading2"/>
+      </w:pPr>
+      <w:r>
+        <w:t>3. Multi-tenant and branch isolation</w:t>
+      </w:r>
+    </w:p>
+    <w:p>
+      <w:r>
+        <w:t xml:space="preserve">The tenancy tree is </w:t>
+      </w:r>
+      <w:r>
+        <w:rPr>
+          <w:b/>
+        </w:rPr>
+        <w:t>organisation → company → branch</w:t>
+      </w:r>
+      <w:r>
+        <w:t xml:space="preserve"> (PROJECT-CONVENTIONS §4). Every</w:t>
+      </w:r>
+    </w:p>
+    <w:p>
+      <w:r>
+        <w:t xml:space="preserve">transactional table carries </w:t>
+      </w:r>
+      <w:r>
+        <w:rPr>
+          <w:rFonts w:ascii="Consolas" w:hAnsi="Consolas"/>
+          <w:color w:val="B03060"/>
+          <w:sz w:val="19"/>
+        </w:rPr>
+        <w:t>company_id</w:t>
+      </w:r>
+      <w:r>
+        <w:t xml:space="preserve"> + </w:t>
+      </w:r>
+      <w:r>
+        <w:rPr>
+          <w:rFonts w:ascii="Consolas" w:hAnsi="Consolas"/>
+          <w:color w:val="B03060"/>
+          <w:sz w:val="19"/>
+        </w:rPr>
+        <w:t>branch_id</w:t>
+      </w:r>
+      <w:r>
+        <w:t>. Isolation is enforced on two fronts:</w:t>
+      </w:r>
+    </w:p>
+    <w:p>
+      <w:r>
+        <w:t xml:space="preserve">the repository tenant predicate for business data, and </w:t>
+      </w:r>
+      <w:r>
+        <w:rPr>
+          <w:rFonts w:ascii="Consolas" w:hAnsi="Consolas"/>
+          <w:color w:val="B03060"/>
+          <w:sz w:val="19"/>
+        </w:rPr>
+        <w:t>ScopeGuard</w:t>
+      </w:r>
+      <w:r>
+        <w:t xml:space="preserve"> for cross-tenant</w:t>
+      </w:r>
+    </w:p>
+    <w:p>
+      <w:r>
+        <w:t>admin operations.</w:t>
+      </w:r>
+    </w:p>
+    <w:p>
+      <w:pPr>
+        <w:pStyle w:val="Heading3"/>
+      </w:pPr>
+      <w:r>
+        <w:t>3.1 Tenant predicate on business tables</w:t>
+      </w:r>
+    </w:p>
+    <w:p>
+      <w:r>
+        <w:t>Transactional business tables are scoped by a company/branch predicate injected by the</w:t>
+      </w:r>
+    </w:p>
+    <w:p>
+      <w:r>
+        <w:t>repository base interface (PROJECT-CONVENTIONS §3.2). A finder that bypasses the base</w:t>
+      </w:r>
+    </w:p>
+    <w:p>
+      <w:r>
+        <w:t xml:space="preserve">interface is a tenant-isolation bug. The active company/branch come from </w:t>
+      </w:r>
+      <w:r>
+        <w:rPr>
+          <w:rFonts w:ascii="Consolas" w:hAnsi="Consolas"/>
+          <w:color w:val="B03060"/>
+          <w:sz w:val="19"/>
+        </w:rPr>
+        <w:t>RequestContext</w:t>
+      </w:r>
+      <w:r>
+        <w:t>,</w:t>
+      </w:r>
+    </w:p>
+    <w:p>
+      <w:r>
+        <w:t>so the predicate tracks the current (possibly overridden) scope automatically.</w:t>
+      </w:r>
+    </w:p>
+    <w:p>
+      <w:r>
+        <w:t xml:space="preserve">IAM administration tables are the deliberate exception (ADR-0001 D-A): </w:t>
+      </w:r>
+      <w:r>
+        <w:rPr>
+          <w:rFonts w:ascii="Consolas" w:hAnsi="Consolas"/>
+          <w:color w:val="B03060"/>
+          <w:sz w:val="19"/>
+        </w:rPr>
+        <w:t>organisation</w:t>
+      </w:r>
+      <w:r>
+        <w:t>,</w:t>
+      </w:r>
+    </w:p>
+    <w:p>
+      <w:r>
+        <w:rPr>
+          <w:rFonts w:ascii="Consolas" w:hAnsi="Consolas"/>
+          <w:color w:val="B03060"/>
+          <w:sz w:val="19"/>
+        </w:rPr>
+        <w:t>permission</w:t>
+      </w:r>
+      <w:r>
+        <w:t xml:space="preserve">, </w:t>
+      </w:r>
+      <w:r>
+        <w:rPr>
+          <w:rFonts w:ascii="Consolas" w:hAnsi="Consolas"/>
+          <w:color w:val="B03060"/>
+          <w:sz w:val="19"/>
+        </w:rPr>
+        <w:t>role</w:t>
+      </w:r>
+      <w:r>
+        <w:t xml:space="preserve">, and </w:t>
+      </w:r>
+      <w:r>
+        <w:rPr>
+          <w:rFonts w:ascii="Consolas" w:hAnsi="Consolas"/>
+          <w:color w:val="B03060"/>
+          <w:sz w:val="19"/>
+        </w:rPr>
+        <w:t>app_user</w:t>
+      </w:r>
+      <w:r>
+        <w:t xml:space="preserve"> are </w:t>
+      </w:r>
+      <w:r>
+        <w:rPr>
+          <w:b/>
+        </w:rPr>
+        <w:t>global</w:t>
+      </w:r>
+      <w:r>
+        <w:t xml:space="preserve"> (no tenant columns), because</w:t>
+      </w:r>
+    </w:p>
+    <w:p>
+      <w:r>
+        <w:t>administering IAM is inherently cross-branch — an admin manages many branches' users, and</w:t>
+      </w:r>
+    </w:p>
+    <w:p>
+      <w:r>
+        <w:t>root must reach every company. IAM isolation is enforced by **permission + scope checks in</w:t>
+      </w:r>
+    </w:p>
+    <w:p>
+      <w:r>
+        <w:t>the service layer**, not a blanket row predicate.</w:t>
+      </w:r>
+    </w:p>
+    <w:p>
+      <w:r>
+        <w:t xml:space="preserve">The </w:t>
+      </w:r>
+      <w:r>
+        <w:rPr>
+          <w:b/>
+        </w:rPr>
+        <w:t>company admin list</w:t>
+      </w:r>
+      <w:r>
+        <w:t xml:space="preserve"> </w:t>
+      </w:r>
+      <w:r>
+        <w:rPr>
+          <w:rFonts w:ascii="Consolas" w:hAnsi="Consolas"/>
+          <w:color w:val="B03060"/>
+          <w:sz w:val="19"/>
+        </w:rPr>
+        <w:t>GET /api/v1/companies</w:t>
+      </w:r>
+      <w:r>
+        <w:t xml:space="preserve"> is scoped accordingly: it previously</w:t>
+      </w:r>
+    </w:p>
+    <w:p>
+      <w:r>
+        <w:t xml:space="preserve">returned </w:t>
+      </w:r>
+      <w:r>
+        <w:rPr>
+          <w:b/>
+        </w:rPr>
+        <w:t>all</w:t>
+      </w:r>
+      <w:r>
+        <w:t xml:space="preserve"> organisation companies to any </w:t>
+      </w:r>
+      <w:r>
+        <w:rPr>
+          <w:rFonts w:ascii="Consolas" w:hAnsi="Consolas"/>
+          <w:color w:val="B03060"/>
+          <w:sz w:val="19"/>
+        </w:rPr>
+        <w:t>COMPANY.VIEW</w:t>
+      </w:r>
+      <w:r>
+        <w:t xml:space="preserve"> holder, and now returns only the</w:t>
+      </w:r>
+    </w:p>
+    <w:p>
+      <w:r>
+        <w:t xml:space="preserve">companies the caller </w:t>
+      </w:r>
+      <w:r>
+        <w:rPr>
+          <w:b/>
+        </w:rPr>
+        <w:t>belongs to</w:t>
+      </w:r>
+      <w:r>
+        <w:t xml:space="preserve"> (root sees all) — the same assigned-or-root filter as</w:t>
+      </w:r>
+    </w:p>
+    <w:p>
+      <w:r>
+        <w:rPr>
+          <w:rFonts w:ascii="Consolas" w:hAnsi="Consolas"/>
+          <w:color w:val="B03060"/>
+          <w:sz w:val="19"/>
+        </w:rPr>
+        <w:t>/companies/accessible</w:t>
+      </w:r>
+      <w:r>
+        <w:t>. Company master data is no longer enumerable cross-tenant.</w:t>
+      </w:r>
+    </w:p>
+    <w:p>
+      <w:pPr>
+        <w:pStyle w:val="Heading4"/>
+      </w:pPr>
+      <w:r>
+        <w:t>Scope-from-loaded-entity rule (2026-06-26 hardening)</w:t>
+      </w:r>
+    </w:p>
+    <w:p>
+      <w:r>
+        <w:t>An empirical e2e probe (2026-06-26) found **28 confirmed cross-company leaks across 11</w:t>
+      </w:r>
+    </w:p>
+    <w:p>
+      <w:r>
+        <w:t>modules** — all fixed. They fell into two bug classes, both at the service layer:</w:t>
       </w:r>
     </w:p>
     <w:p>
@@ -22111,42 +23206,72 @@
         <w:rPr>
           <w:b/>
         </w:rPr>
-        <w:t>Read/isolation oracle stays additive.</w:t>
-      </w:r>
-      <w:r>
-        <w:t xml:space="preserve"> "Belongs to company C" remains the defensive</w:t>
-      </w:r>
-    </w:p>
-    <w:p>
-      <w:r>
-        <w:t xml:space="preserve">  superset </w:t>
-      </w:r>
-      <w:r>
-        <w:rPr>
-          <w:rFonts w:ascii="Consolas" w:hAnsi="Consolas"/>
-          <w:color w:val="B03060"/>
-          <w:sz w:val="19"/>
-        </w:rPr>
-        <w:t>role-in-C OR branch-in-C OR user_company-in-C</w:t>
-      </w:r>
-      <w:r>
-        <w:t xml:space="preserve"> — a read backstop, even though the</w:t>
-      </w:r>
-    </w:p>
-    <w:p>
-      <w:r>
-        <w:t xml:space="preserve">  write path now guarantees the </w:t>
-      </w:r>
-      <w:r>
-        <w:rPr>
-          <w:rFonts w:ascii="Consolas" w:hAnsi="Consolas"/>
-          <w:color w:val="B03060"/>
-          <w:sz w:val="19"/>
-        </w:rPr>
-        <w:t>user_company</w:t>
-      </w:r>
-      <w:r>
-        <w:t xml:space="preserve"> row exists.</w:t>
+        <w:t>Confused-deputy via a secondary identifier.</w:t>
+      </w:r>
+      <w:r>
+        <w:t xml:space="preserve"> An endpoint scope-checked a</w:t>
+      </w:r>
+    </w:p>
+    <w:p>
+      <w:r>
+        <w:t xml:space="preserve">  </w:t>
+      </w:r>
+      <w:r>
+        <w:rPr>
+          <w:b/>
+        </w:rPr>
+        <w:t>caller-supplied `companyId`</w:t>
+      </w:r>
+      <w:r>
+        <w:t xml:space="preserve"> (the attacker passes their *own* company, so the check</w:t>
+      </w:r>
+    </w:p>
+    <w:p>
+      <w:r>
+        <w:t xml:space="preserve">  passes) and then loaded the real data by a *separate, unverified* numeric id/uid</w:t>
+      </w:r>
+    </w:p>
+    <w:p>
+      <w:r>
+        <w:t xml:space="preserve">  (</w:t>
+      </w:r>
+      <w:r>
+        <w:rPr>
+          <w:rFonts w:ascii="Consolas" w:hAnsi="Consolas"/>
+          <w:color w:val="B03060"/>
+          <w:sz w:val="19"/>
+        </w:rPr>
+        <w:t>accountId</w:t>
+      </w:r>
+      <w:r>
+        <w:t xml:space="preserve">, </w:t>
+      </w:r>
+      <w:r>
+        <w:rPr>
+          <w:rFonts w:ascii="Consolas" w:hAnsi="Consolas"/>
+          <w:color w:val="B03060"/>
+          <w:sz w:val="19"/>
+        </w:rPr>
+        <w:t>productId</w:t>
+      </w:r>
+      <w:r>
+        <w:t xml:space="preserve">, </w:t>
+      </w:r>
+      <w:r>
+        <w:rPr>
+          <w:rFonts w:ascii="Consolas" w:hAnsi="Consolas"/>
+          <w:color w:val="B03060"/>
+          <w:sz w:val="19"/>
+        </w:rPr>
+        <w:t>glAccountId</w:t>
+      </w:r>
+      <w:r>
+        <w:t>, …). The scope check guarded one identifier while</w:t>
+      </w:r>
+    </w:p>
+    <w:p>
+      <w:r>
+        <w:t xml:space="preserve">  the load used another.</w:t>
       </w:r>
     </w:p>
     <w:p>
@@ -22157,35 +23282,302 @@
         <w:rPr>
           <w:b/>
         </w:rPr>
-        <w:t>Root</w:t>
-      </w:r>
-      <w:r>
-        <w:t xml:space="preserve"> bypasses tenant scope but </w:t>
+        <w:t>Missing write-scope.</w:t>
+      </w:r>
+      <w:r>
+        <w:t xml:space="preserve"> uid-addressed </w:t>
       </w:r>
       <w:r>
         <w:rPr>
           <w:b/>
         </w:rPr>
-        <w:t>not</w:t>
-      </w:r>
-      <w:r>
-        <w:t xml:space="preserve"> the membership gate — root must still hold (or be</w:t>
-      </w:r>
-    </w:p>
-    <w:p>
-      <w:r>
-        <w:t xml:space="preserve">  granted) a </w:t>
-      </w:r>
-      <w:r>
-        <w:rPr>
-          <w:rFonts w:ascii="Consolas" w:hAnsi="Consolas"/>
-          <w:color w:val="B03060"/>
-          <w:sz w:val="19"/>
-        </w:rPr>
-        <w:t>user_company</w:t>
-      </w:r>
-      <w:r>
-        <w:t xml:space="preserve"> membership to grant roles / assign branches in a company.</w:t>
+        <w:t>mutators</w:t>
+      </w:r>
+      <w:r>
+        <w:t xml:space="preserve"> loaded the target by uid without</w:t>
+      </w:r>
+    </w:p>
+    <w:p>
+      <w:r>
+        <w:t xml:space="preserve">  re-checking the loaded entity's company — so a caller could </w:t>
+      </w:r>
+      <w:r>
+        <w:rPr>
+          <w:b/>
+        </w:rPr>
+        <w:t>write</w:t>
+      </w:r>
+      <w:r>
+        <w:t xml:space="preserve"> a record they could</w:t>
+      </w:r>
+    </w:p>
+    <w:p>
+      <w:r>
+        <w:t xml:space="preserve">  not </w:t>
+      </w:r>
+      <w:r>
+        <w:rPr>
+          <w:b/>
+        </w:rPr>
+        <w:t>read</w:t>
+      </w:r>
+      <w:r>
+        <w:t xml:space="preserve">. Worst case: IAM user </w:t>
+      </w:r>
+      <w:r>
+        <w:rPr>
+          <w:rFonts w:ascii="Consolas" w:hAnsi="Consolas"/>
+          <w:color w:val="B03060"/>
+          <w:sz w:val="19"/>
+        </w:rPr>
+        <w:t>update</w:t>
+      </w:r>
+      <w:r>
+        <w:t xml:space="preserve"> / </w:t>
+      </w:r>
+      <w:r>
+        <w:rPr>
+          <w:rFonts w:ascii="Consolas" w:hAnsi="Consolas"/>
+          <w:color w:val="B03060"/>
+          <w:sz w:val="19"/>
+        </w:rPr>
+        <w:t>disable</w:t>
+      </w:r>
+      <w:r>
+        <w:t xml:space="preserve"> / </w:t>
+      </w:r>
+      <w:r>
+        <w:rPr>
+          <w:rFonts w:ascii="Consolas" w:hAnsi="Consolas"/>
+          <w:color w:val="B03060"/>
+          <w:sz w:val="19"/>
+        </w:rPr>
+        <w:t>enable</w:t>
+      </w:r>
+      <w:r>
+        <w:t xml:space="preserve"> / </w:t>
+      </w:r>
+      <w:r>
+        <w:rPr>
+          <w:rFonts w:ascii="Consolas" w:hAnsi="Consolas"/>
+          <w:color w:val="B03060"/>
+          <w:sz w:val="19"/>
+        </w:rPr>
+        <w:t>unlock</w:t>
+      </w:r>
+      <w:r>
+        <w:t xml:space="preserve"> /</w:t>
+      </w:r>
+    </w:p>
+    <w:p>
+      <w:r>
+        <w:t xml:space="preserve">  </w:t>
+      </w:r>
+      <w:r>
+        <w:rPr>
+          <w:rFonts w:ascii="Consolas" w:hAnsi="Consolas"/>
+          <w:color w:val="B03060"/>
+          <w:sz w:val="19"/>
+        </w:rPr>
+        <w:t>setPassword</w:t>
+      </w:r>
+      <w:r>
+        <w:t xml:space="preserve"> allowed </w:t>
+      </w:r>
+      <w:r>
+        <w:rPr>
+          <w:b/>
+        </w:rPr>
+        <w:t>cross-tenant account takeover</w:t>
+      </w:r>
+      <w:r>
+        <w:t xml:space="preserve"> (a password reset on another</w:t>
+      </w:r>
+    </w:p>
+    <w:p>
+      <w:r>
+        <w:t xml:space="preserve">  tenant's user).</w:t>
+      </w:r>
+    </w:p>
+    <w:p>
+      <w:r>
+        <w:rPr>
+          <w:b/>
+        </w:rPr>
+        <w:t>Authoritative rule now:</w:t>
+      </w:r>
+      <w:r>
+        <w:t xml:space="preserve"> derive the scope-company from the </w:t>
+      </w:r>
+      <w:r>
+        <w:rPr>
+          <w:b/>
+        </w:rPr>
+        <w:t>loaded entity</w:t>
+      </w:r>
+      <w:r>
+        <w:t>, never from a</w:t>
+      </w:r>
+    </w:p>
+    <w:p>
+      <w:r>
+        <w:t xml:space="preserve">caller-supplied parameter, and apply the </w:t>
+      </w:r>
+      <w:r>
+        <w:rPr>
+          <w:b/>
+        </w:rPr>
+        <w:t>same guard to reads and writes</w:t>
+      </w:r>
+      <w:r>
+        <w:t>. Fixes are</w:t>
+      </w:r>
+    </w:p>
+    <w:p>
+      <w:r>
+        <w:t>service-layer — company-scoped repository finders plus ownership re-checks on the loaded</w:t>
+      </w:r>
+    </w:p>
+    <w:p>
+      <w:r>
+        <w:t xml:space="preserve">entity. The isolation </w:t>
+      </w:r>
+      <w:r>
+        <w:rPr>
+          <w:b/>
+        </w:rPr>
+        <w:t>read oracle is unchanged</w:t>
+      </w:r>
+      <w:r>
+        <w:t xml:space="preserve"> and there is </w:t>
+      </w:r>
+      <w:r>
+        <w:rPr>
+          <w:b/>
+        </w:rPr>
+        <w:t>no schema change</w:t>
+      </w:r>
+      <w:r>
+        <w:t>.</w:t>
+      </w:r>
+    </w:p>
+    <w:p>
+      <w:r>
+        <w:rPr>
+          <w:b/>
+        </w:rPr>
+        <w:t>Regression guard.</w:t>
+      </w:r>
+      <w:r>
+        <w:t xml:space="preserve"> An ArchUnit </w:t>
+      </w:r>
+      <w:r>
+        <w:rPr>
+          <w:rFonts w:ascii="Consolas" w:hAnsi="Consolas"/>
+          <w:color w:val="B03060"/>
+          <w:sz w:val="19"/>
+        </w:rPr>
+        <w:t>FreezingArchRule</w:t>
+      </w:r>
+      <w:r>
+        <w:t xml:space="preserve"> (</w:t>
+      </w:r>
+      <w:r>
+        <w:rPr>
+          <w:rFonts w:ascii="Consolas" w:hAnsi="Consolas"/>
+          <w:color w:val="B03060"/>
+          <w:sz w:val="19"/>
+        </w:rPr>
+        <w:t>TenantScopingRulesTest</w:t>
+      </w:r>
+      <w:r>
+        <w:t>) fails the</w:t>
+      </w:r>
+    </w:p>
+    <w:p>
+      <w:r>
+        <w:t xml:space="preserve">build if a </w:t>
+      </w:r>
+      <w:r>
+        <w:rPr>
+          <w:rFonts w:ascii="Consolas" w:hAnsi="Consolas"/>
+          <w:color w:val="B03060"/>
+          <w:sz w:val="19"/>
+        </w:rPr>
+        <w:t>..service..</w:t>
+      </w:r>
+      <w:r>
+        <w:t xml:space="preserve"> class makes a bare </w:t>
+      </w:r>
+      <w:r>
+        <w:rPr>
+          <w:rFonts w:ascii="Consolas" w:hAnsi="Consolas"/>
+          <w:color w:val="B03060"/>
+          <w:sz w:val="19"/>
+        </w:rPr>
+        <w:t>findById</w:t>
+      </w:r>
+      <w:r>
+        <w:t xml:space="preserve"> / </w:t>
+      </w:r>
+      <w:r>
+        <w:rPr>
+          <w:rFonts w:ascii="Consolas" w:hAnsi="Consolas"/>
+          <w:color w:val="B03060"/>
+          <w:sz w:val="19"/>
+        </w:rPr>
+        <w:t>getReferenceById</w:t>
+      </w:r>
+      <w:r>
+        <w:t xml:space="preserve"> on a Spring Data</w:t>
+      </w:r>
+    </w:p>
+    <w:p>
+      <w:r>
+        <w:t>repository, forcing a company-scoped finder instead. The ~197 pre-existing audited calls are</w:t>
+      </w:r>
+    </w:p>
+    <w:p>
+      <w:r>
+        <w:t>frozen as a baseline (</w:t>
+      </w:r>
+      <w:r>
+        <w:rPr>
+          <w:rFonts w:ascii="Consolas" w:hAnsi="Consolas"/>
+          <w:color w:val="B03060"/>
+          <w:sz w:val="19"/>
+        </w:rPr>
+        <w:t>allowStoreUpdate = false</w:t>
+      </w:r>
+      <w:r>
+        <w:t>), so no new bare lookup can slip in.</w:t>
+      </w:r>
+    </w:p>
+    <w:p>
+      <w:pPr>
+        <w:pStyle w:val="Heading3"/>
+      </w:pPr>
+      <w:r>
+        <w:t>3.2 Branch switch via `X-Branch-Uid`</w:t>
+      </w:r>
+    </w:p>
+    <w:p>
+      <w:r>
+        <w:t xml:space="preserve">A user assigned to many branches can switch the </w:t>
+      </w:r>
+      <w:r>
+        <w:rPr>
+          <w:b/>
+        </w:rPr>
+        <w:t>active branch per request</w:t>
+      </w:r>
+      <w:r>
+        <w:t xml:space="preserve"> without</w:t>
+      </w:r>
+    </w:p>
+    <w:p>
+      <w:r>
+        <w:t>re-login (ADR-0001 D-F, ADR-0003):</w:t>
       </w:r>
     </w:p>
     <w:p>
@@ -22193,18 +23585,41 @@
         <w:pStyle w:val="ListBullet"/>
       </w:pPr>
       <w:r>
+        <w:t xml:space="preserve">The JWT scope minted at login is the </w:t>
+      </w:r>
+      <w:r>
         <w:rPr>
           <w:b/>
         </w:rPr>
-        <w:t>BR-6 re-decided.</w:t>
-      </w:r>
-      <w:r>
-        <w:t xml:space="preserve"> Branch assignment and role grant remain independent of each other, but</w:t>
-      </w:r>
-    </w:p>
-    <w:p>
-      <w:r>
-        <w:t xml:space="preserve">  each now requires prior company membership.</w:t>
+        <w:t>default</w:t>
+      </w:r>
+      <w:r>
+        <w:t xml:space="preserve">. The </w:t>
+      </w:r>
+      <w:r>
+        <w:rPr>
+          <w:rFonts w:ascii="Consolas" w:hAnsi="Consolas"/>
+          <w:color w:val="B03060"/>
+          <w:sz w:val="19"/>
+        </w:rPr>
+        <w:t>X-Branch-Uid</w:t>
+      </w:r>
+      <w:r>
+        <w:t xml:space="preserve"> header changes the</w:t>
+      </w:r>
+    </w:p>
+    <w:p>
+      <w:r>
+        <w:t xml:space="preserve">  </w:t>
+      </w:r>
+      <w:r>
+        <w:rPr>
+          <w:b/>
+        </w:rPr>
+        <w:t>request</w:t>
+      </w:r>
+      <w:r>
+        <w:t xml:space="preserve"> scope only — no token re-mint, no DB write.</w:t>
       </w:r>
     </w:p>
     <w:p>
@@ -22212,120 +23627,186 @@
         <w:pStyle w:val="ListBullet"/>
       </w:pPr>
       <w:r>
+        <w:t xml:space="preserve">Validation runs in </w:t>
+      </w:r>
+      <w:r>
+        <w:rPr>
+          <w:rFonts w:ascii="Consolas" w:hAnsi="Consolas"/>
+          <w:color w:val="B03060"/>
+          <w:sz w:val="19"/>
+        </w:rPr>
+        <w:t>JwtRequestContextFilter</w:t>
+      </w:r>
+      <w:r>
+        <w:t xml:space="preserve">: resolve the branch uid → </w:t>
+      </w:r>
+      <w:r>
+        <w:rPr>
+          <w:rFonts w:ascii="Consolas" w:hAnsi="Consolas"/>
+          <w:color w:val="B03060"/>
+          <w:sz w:val="19"/>
+        </w:rPr>
+        <w:t>Branch</w:t>
+      </w:r>
+      <w:r>
+        <w:t>, read its</w:t>
+      </w:r>
+    </w:p>
+    <w:p>
+      <w:r>
+        <w:t xml:space="preserve">  company, and (for non-root) verify an </w:t>
+      </w:r>
+      <w:r>
         <w:rPr>
           <w:b/>
         </w:rPr>
-        <w:t>Coverage without a migration.</w:t>
-      </w:r>
-      <w:r>
-        <w:t xml:space="preserve"> Explicit assign/remove are gated by </w:t>
-      </w:r>
-      <w:r>
-        <w:rPr>
-          <w:rFonts w:ascii="Consolas" w:hAnsi="Consolas"/>
-          <w:color w:val="B03060"/>
-          <w:sz w:val="19"/>
-        </w:rPr>
-        <w:t>USER.COMPANY.MANAGE</w:t>
-      </w:r>
-      <w:r>
-        <w:t>.</w:t>
-      </w:r>
-    </w:p>
-    <w:p>
-      <w:r>
-        <w:t xml:space="preserve">  Existing users are reconciled by an idempotent every-boot reconcile (</w:t>
-      </w:r>
-      <w:r>
-        <w:rPr>
-          <w:rFonts w:ascii="Consolas" w:hAnsi="Consolas"/>
-          <w:color w:val="B03060"/>
-          <w:sz w:val="19"/>
-        </w:rPr>
-        <w:t>UserCompanyBackfill</w:t>
-      </w:r>
-      <w:r>
-        <w:t>),</w:t>
-      </w:r>
-    </w:p>
-    <w:p>
-      <w:r>
-        <w:t xml:space="preserve">  not a Flyway data migration. Bootstrap and seeders write entities directly and are</w:t>
-      </w:r>
-    </w:p>
-    <w:p>
-      <w:r>
-        <w:t xml:space="preserve">  unaffected by the gate.</w:t>
+        <w:t>ACTIVE</w:t>
+      </w:r>
+      <w:r>
+        <w:t xml:space="preserve"> </w:t>
+      </w:r>
+      <w:r>
+        <w:rPr>
+          <w:rFonts w:ascii="Consolas" w:hAnsi="Consolas"/>
+          <w:color w:val="B03060"/>
+          <w:sz w:val="19"/>
+        </w:rPr>
+        <w:t>user_branch</w:t>
+      </w:r>
+      <w:r>
+        <w:t xml:space="preserve"> assignment for that user +</w:t>
+      </w:r>
+    </w:p>
+    <w:p>
+      <w:r>
+        <w:t xml:space="preserve">  branch. The branch and its company must both be ACTIVE.</w:t>
       </w:r>
     </w:p>
     <w:p>
       <w:pPr>
-        <w:pStyle w:val="Heading2"/>
+        <w:pStyle w:val="ListBullet"/>
       </w:pPr>
       <w:r>
-        <w:t>3. Multi-tenant and branch isolation</w:t>
-      </w:r>
-    </w:p>
-    <w:p>
-      <w:r>
-        <w:t xml:space="preserve">The tenancy tree is </w:t>
-      </w:r>
-      <w:r>
         <w:rPr>
           <w:b/>
         </w:rPr>
-        <w:t>organisation → company → branch</w:t>
-      </w:r>
-      <w:r>
-        <w:t xml:space="preserve"> (PROJECT-CONVENTIONS §4). Every</w:t>
-      </w:r>
-    </w:p>
-    <w:p>
-      <w:r>
-        <w:t xml:space="preserve">transactional table carries </w:t>
-      </w:r>
-      <w:r>
-        <w:rPr>
-          <w:rFonts w:ascii="Consolas" w:hAnsi="Consolas"/>
-          <w:color w:val="B03060"/>
-          <w:sz w:val="19"/>
-        </w:rPr>
-        <w:t>company_id</w:t>
-      </w:r>
-      <w:r>
-        <w:t xml:space="preserve"> + </w:t>
-      </w:r>
-      <w:r>
-        <w:rPr>
-          <w:rFonts w:ascii="Consolas" w:hAnsi="Consolas"/>
-          <w:color w:val="B03060"/>
-          <w:sz w:val="19"/>
-        </w:rPr>
-        <w:t>branch_id</w:t>
-      </w:r>
-      <w:r>
-        <w:t>. Isolation is enforced on two fronts:</w:t>
-      </w:r>
-    </w:p>
-    <w:p>
-      <w:r>
-        <w:t xml:space="preserve">the repository tenant predicate for business data, and </w:t>
-      </w:r>
-      <w:r>
-        <w:rPr>
-          <w:rFonts w:ascii="Consolas" w:hAnsi="Consolas"/>
-          <w:color w:val="B03060"/>
-          <w:sz w:val="19"/>
-        </w:rPr>
-        <w:t>ScopeGuard</w:t>
-      </w:r>
-      <w:r>
-        <w:t xml:space="preserve"> for cross-tenant</w:t>
-      </w:r>
-    </w:p>
-    <w:p>
-      <w:r>
-        <w:t>admin operations.</w:t>
+        <w:t>Fail closed</w:t>
+      </w:r>
+      <w:r>
+        <w:t xml:space="preserve"> on any defect: unknown branch uid → 403; branch archived mid-session →</w:t>
+      </w:r>
+    </w:p>
+    <w:p>
+      <w:r>
+        <w:t xml:space="preserve">  403; no matching active assignment → 403. No header → keep the JWT default scope.</w:t>
+      </w:r>
+    </w:p>
+    <w:p>
+      <w:pPr>
+        <w:pStyle w:val="ListBullet"/>
+      </w:pPr>
+      <w:r>
+        <w:t>These are uncached point-reads, so a revoked assignment or archived branch takes effect on</w:t>
+      </w:r>
+    </w:p>
+    <w:p>
+      <w:r>
+        <w:t xml:space="preserve">  the very next request (ADR-0003 D-5).</w:t>
+      </w:r>
+    </w:p>
+    <w:p>
+      <w:pPr>
+        <w:pStyle w:val="ListBullet"/>
+      </w:pPr>
+      <w:r>
+        <w:t xml:space="preserve">A rejected override is rendered as a 403 </w:t>
+      </w:r>
+      <w:r>
+        <w:rPr>
+          <w:rFonts w:ascii="Consolas" w:hAnsi="Consolas"/>
+          <w:color w:val="B03060"/>
+          <w:sz w:val="19"/>
+        </w:rPr>
+        <w:t>ApiResponse</w:t>
+      </w:r>
+      <w:r>
+        <w:t xml:space="preserve"> envelope by </w:t>
+      </w:r>
+      <w:r>
+        <w:rPr>
+          <w:rFonts w:ascii="Consolas" w:hAnsi="Consolas"/>
+          <w:color w:val="B03060"/>
+          <w:sz w:val="19"/>
+        </w:rPr>
+        <w:t>SecurityErrorResponder</w:t>
+      </w:r>
+    </w:p>
+    <w:p>
+      <w:r>
+        <w:t xml:space="preserve">  directly inside the filter — the filter runs downstream of </w:t>
+      </w:r>
+      <w:r>
+        <w:rPr>
+          <w:rFonts w:ascii="Consolas" w:hAnsi="Consolas"/>
+          <w:color w:val="B03060"/>
+          <w:sz w:val="19"/>
+        </w:rPr>
+        <w:t>ExceptionTranslationFilter</w:t>
+      </w:r>
+      <w:r>
+        <w:t>, so</w:t>
+      </w:r>
+    </w:p>
+    <w:p>
+      <w:r>
+        <w:t xml:space="preserve">  it cannot rely on the chain's access-denied handler (ADR-0003 D-2 erratum).</w:t>
+      </w:r>
+    </w:p>
+    <w:p>
+      <w:pPr>
+        <w:pStyle w:val="ListBullet"/>
+      </w:pPr>
+      <w:r>
+        <w:t>Root may override to any existing ACTIVE branch, unchecked against assignments, but a</w:t>
+      </w:r>
+    </w:p>
+    <w:p>
+      <w:r>
+        <w:t xml:space="preserve">  bad/archived uid is still 403 — root must not operate in a phantom scope (ADR-0003 D-4).</w:t>
+      </w:r>
+    </w:p>
+    <w:p>
+      <w:r>
+        <w:t>The shell's branch selector reads the caller's own assignments from the self-scoped</w:t>
+      </w:r>
+    </w:p>
+    <w:p>
+      <w:r>
+        <w:rPr>
+          <w:rFonts w:ascii="Consolas" w:hAnsi="Consolas"/>
+          <w:color w:val="B03060"/>
+          <w:sz w:val="19"/>
+        </w:rPr>
+        <w:t>GET /api/v1/auth/my-branches</w:t>
+      </w:r>
+      <w:r>
+        <w:t xml:space="preserve"> (gated </w:t>
+      </w:r>
+      <w:r>
+        <w:rPr>
+          <w:rFonts w:ascii="Consolas" w:hAnsi="Consolas"/>
+          <w:color w:val="B03060"/>
+          <w:sz w:val="19"/>
+        </w:rPr>
+        <w:t>isAuthenticated()</w:t>
+      </w:r>
+      <w:r>
+        <w:t>), so switching one's own branch</w:t>
+      </w:r>
+    </w:p>
+    <w:p>
+      <w:r>
+        <w:t>does not require an admin permission (ADR-0003 D-6).</w:t>
       </w:r>
     </w:p>
     <w:p>
@@ -22333,113 +23814,197 @@
         <w:pStyle w:val="Heading3"/>
       </w:pPr>
       <w:r>
-        <w:t>3.1 Tenant predicate on business tables</w:t>
-      </w:r>
-    </w:p>
-    <w:p>
-      <w:r>
-        <w:t>Transactional business tables are scoped by a company/branch predicate injected by the</w:t>
-      </w:r>
-    </w:p>
-    <w:p>
-      <w:r>
-        <w:t>repository base interface (PROJECT-CONVENTIONS §3.2). A finder that bypasses the base</w:t>
-      </w:r>
-    </w:p>
-    <w:p>
-      <w:r>
-        <w:t xml:space="preserve">interface is a tenant-isolation bug. The active company/branch come from </w:t>
-      </w:r>
-      <w:r>
-        <w:rPr>
-          <w:rFonts w:ascii="Consolas" w:hAnsi="Consolas"/>
-          <w:color w:val="B03060"/>
-          <w:sz w:val="19"/>
-        </w:rPr>
-        <w:t>RequestContext</w:t>
-      </w:r>
-      <w:r>
-        <w:t>,</w:t>
-      </w:r>
-    </w:p>
-    <w:p>
-      <w:r>
-        <w:t>so the predicate tracks the current (possibly overridden) scope automatically.</w:t>
-      </w:r>
-    </w:p>
-    <w:p>
-      <w:r>
-        <w:t xml:space="preserve">IAM administration tables are the deliberate exception (ADR-0001 D-A): </w:t>
-      </w:r>
-      <w:r>
-        <w:rPr>
-          <w:rFonts w:ascii="Consolas" w:hAnsi="Consolas"/>
-          <w:color w:val="B03060"/>
-          <w:sz w:val="19"/>
-        </w:rPr>
-        <w:t>organisation</w:t>
-      </w:r>
-      <w:r>
-        <w:t>,</w:t>
-      </w:r>
-    </w:p>
-    <w:p>
-      <w:r>
-        <w:rPr>
-          <w:rFonts w:ascii="Consolas" w:hAnsi="Consolas"/>
-          <w:color w:val="B03060"/>
-          <w:sz w:val="19"/>
-        </w:rPr>
-        <w:t>permission</w:t>
-      </w:r>
-      <w:r>
-        <w:t xml:space="preserve">, </w:t>
-      </w:r>
-      <w:r>
-        <w:rPr>
-          <w:rFonts w:ascii="Consolas" w:hAnsi="Consolas"/>
-          <w:color w:val="B03060"/>
-          <w:sz w:val="19"/>
-        </w:rPr>
-        <w:t>role</w:t>
-      </w:r>
-      <w:r>
-        <w:t xml:space="preserve">, and </w:t>
-      </w:r>
-      <w:r>
-        <w:rPr>
-          <w:rFonts w:ascii="Consolas" w:hAnsi="Consolas"/>
-          <w:color w:val="B03060"/>
-          <w:sz w:val="19"/>
-        </w:rPr>
-        <w:t>app_user</w:t>
-      </w:r>
-      <w:r>
-        <w:t xml:space="preserve"> are </w:t>
+        <w:t>3.3 `ScopeGuard.assertCanActIn`</w:t>
+      </w:r>
+    </w:p>
+    <w:p>
+      <w:r>
+        <w:rPr>
+          <w:rFonts w:ascii="Consolas" w:hAnsi="Consolas"/>
+          <w:color w:val="B03060"/>
+          <w:sz w:val="19"/>
+        </w:rPr>
+        <w:t>ScopeGuard</w:t>
+      </w:r>
+      <w:r>
+        <w:t xml:space="preserve"> (</w:t>
+      </w:r>
+      <w:r>
+        <w:rPr>
+          <w:rFonts w:ascii="Consolas" w:hAnsi="Consolas"/>
+          <w:color w:val="B03060"/>
+          <w:sz w:val="19"/>
+        </w:rPr>
+        <w:t>com.erp.platform.security</w:t>
+      </w:r>
+      <w:r>
+        <w:t>) is the single home for the root-bypass +</w:t>
+      </w:r>
+    </w:p>
+    <w:p>
+      <w:r>
+        <w:t>same-company rule (ADR-0002 D-4):</w:t>
+      </w:r>
+    </w:p>
+    <w:p>
+      <w:pPr>
+        <w:pStyle w:val="ListBullet"/>
+      </w:pPr>
+      <w:r>
+        <w:rPr>
+          <w:rFonts w:ascii="Consolas" w:hAnsi="Consolas"/>
+          <w:color w:val="B03060"/>
+          <w:sz w:val="19"/>
+        </w:rPr>
+        <w:t>assertCanActIn(RequestContext.get(), companyId)</w:t>
+      </w:r>
+      <w:r>
+        <w:t xml:space="preserve"> — root short-circuits to allow; else the</w:t>
+      </w:r>
+    </w:p>
+    <w:p>
+      <w:r>
+        <w:t xml:space="preserve">  active company must equal </w:t>
+      </w:r>
+      <w:r>
+        <w:rPr>
+          <w:rFonts w:ascii="Consolas" w:hAnsi="Consolas"/>
+          <w:color w:val="B03060"/>
+          <w:sz w:val="19"/>
+        </w:rPr>
+        <w:t>companyId</w:t>
+      </w:r>
+      <w:r>
+        <w:t>, otherwise a 403 (</w:t>
+      </w:r>
+      <w:r>
+        <w:rPr>
+          <w:rFonts w:ascii="Consolas" w:hAnsi="Consolas"/>
+          <w:color w:val="B03060"/>
+          <w:sz w:val="19"/>
+        </w:rPr>
+        <w:t>ForbiddenException</w:t>
+      </w:r>
+      <w:r>
+        <w:t>). A null active</w:t>
+      </w:r>
+    </w:p>
+    <w:p>
+      <w:r>
+        <w:t xml:space="preserve">  company (no-branch state) is a 403.</w:t>
+      </w:r>
+    </w:p>
+    <w:p>
+      <w:pPr>
+        <w:pStyle w:val="ListBullet"/>
+      </w:pPr>
+      <w:r>
+        <w:rPr>
+          <w:rFonts w:ascii="Consolas" w:hAnsi="Consolas"/>
+          <w:color w:val="B03060"/>
+          <w:sz w:val="19"/>
+        </w:rPr>
+        <w:t>canActOn(principal, targetType, uid)</w:t>
+      </w:r>
+      <w:r>
+        <w:t xml:space="preserve"> — resolves a target uid to its owning company and</w:t>
+      </w:r>
+    </w:p>
+    <w:p>
+      <w:r>
+        <w:t xml:space="preserve">  compares it to the active company; this is what </w:t>
+      </w:r>
+      <w:r>
+        <w:rPr>
+          <w:rFonts w:ascii="Consolas" w:hAnsi="Consolas"/>
+          <w:color w:val="B03060"/>
+          <w:sz w:val="19"/>
+        </w:rPr>
+        <w:t>@perm.scoped</w:t>
+      </w:r>
+      <w:r>
+        <w:t xml:space="preserve"> calls.</w:t>
+      </w:r>
+    </w:p>
+    <w:p>
+      <w:r>
+        <w:t>Target-op scope checks live in the gate (</w:t>
+      </w:r>
+      <w:r>
+        <w:rPr>
+          <w:rFonts w:ascii="Consolas" w:hAnsi="Consolas"/>
+          <w:color w:val="B03060"/>
+          <w:sz w:val="19"/>
+        </w:rPr>
+        <w:t>@perm.scoped</w:t>
+      </w:r>
+      <w:r>
+        <w:t xml:space="preserve">). The two </w:t>
       </w:r>
       <w:r>
         <w:rPr>
           <w:b/>
         </w:rPr>
-        <w:t>global</w:t>
-      </w:r>
-      <w:r>
-        <w:t xml:space="preserve"> (no tenant columns), because</w:t>
-      </w:r>
-    </w:p>
-    <w:p>
-      <w:r>
-        <w:t>administering IAM is inherently cross-branch — an admin manages many branches' users, and</w:t>
-      </w:r>
-    </w:p>
-    <w:p>
-      <w:r>
-        <w:t>root must reach every company. IAM isolation is enforced by **permission + scope checks in</w:t>
-      </w:r>
-    </w:p>
-    <w:p>
-      <w:r>
-        <w:t>the service layer**, not a blanket row predicate.</w:t>
+        <w:t>body-scoped</w:t>
+      </w:r>
+      <w:r>
+        <w:t xml:space="preserve"> cases —</w:t>
+      </w:r>
+    </w:p>
+    <w:p>
+      <w:r>
+        <w:rPr>
+          <w:rFonts w:ascii="Consolas" w:hAnsi="Consolas"/>
+          <w:color w:val="B03060"/>
+          <w:sz w:val="19"/>
+        </w:rPr>
+        <w:t>UserRole.grant/revoke</w:t>
+      </w:r>
+      <w:r>
+        <w:t xml:space="preserve"> and </w:t>
+      </w:r>
+      <w:r>
+        <w:rPr>
+          <w:rFonts w:ascii="Consolas" w:hAnsi="Consolas"/>
+          <w:color w:val="B03060"/>
+          <w:sz w:val="19"/>
+        </w:rPr>
+        <w:t>Branch.create</w:t>
+      </w:r>
+      <w:r>
+        <w:t>, where the scoping company is in the request</w:t>
+      </w:r>
+    </w:p>
+    <w:p>
+      <w:r>
+        <w:t xml:space="preserve">body, not a path uid — call </w:t>
+      </w:r>
+      <w:r>
+        <w:rPr>
+          <w:rFonts w:ascii="Consolas" w:hAnsi="Consolas"/>
+          <w:color w:val="B03060"/>
+          <w:sz w:val="19"/>
+        </w:rPr>
+        <w:t>ScopeGuard.assertCanActIn</w:t>
+      </w:r>
+      <w:r>
+        <w:t xml:space="preserve"> directly in the service. Both paths</w:t>
+      </w:r>
+    </w:p>
+    <w:p>
+      <w:r>
+        <w:t xml:space="preserve">converge on </w:t>
+      </w:r>
+      <w:r>
+        <w:rPr>
+          <w:rFonts w:ascii="Consolas" w:hAnsi="Consolas"/>
+          <w:color w:val="B03060"/>
+          <w:sz w:val="19"/>
+        </w:rPr>
+        <w:t>ScopeGuard</w:t>
+      </w:r>
+      <w:r>
+        <w:t>, so root-bypass and the same-company predicate exist exactly once.</w:t>
       </w:r>
     </w:p>
     <w:p>
@@ -22447,26 +24012,45 @@
         <w:pStyle w:val="Heading3"/>
       </w:pPr>
       <w:r>
-        <w:t>3.2 Branch switch via `X-Branch-Uid`</w:t>
-      </w:r>
-    </w:p>
-    <w:p>
-      <w:r>
-        <w:t xml:space="preserve">A user assigned to many branches can switch the </w:t>
+        <w:t>3.4 Authoritative user–company membership (the membership gate)</w:t>
+      </w:r>
+    </w:p>
+    <w:p>
+      <w:r>
+        <w:rPr>
+          <w:rFonts w:ascii="Consolas" w:hAnsi="Consolas"/>
+          <w:color w:val="B03060"/>
+          <w:sz w:val="19"/>
+        </w:rPr>
+        <w:t>user_company</w:t>
+      </w:r>
+      <w:r>
+        <w:t xml:space="preserve"> records which companies a user belongs to. As of </w:t>
       </w:r>
       <w:r>
         <w:rPr>
           <w:b/>
         </w:rPr>
-        <w:t>active branch per request</w:t>
-      </w:r>
-      <w:r>
-        <w:t xml:space="preserve"> without</w:t>
-      </w:r>
-    </w:p>
-    <w:p>
-      <w:r>
-        <w:t>re-login (ADR-0001 D-F, ADR-0003):</w:t>
+        <w:t>ADR-0046</w:t>
+      </w:r>
+      <w:r>
+        <w:t xml:space="preserve"> (superseding the</w:t>
+      </w:r>
+    </w:p>
+    <w:p>
+      <w:r>
+        <w:t>non-authoritative phase of [ADR-0045](../decisions/0045-user-company-membership.md)) it is a</w:t>
+      </w:r>
+    </w:p>
+    <w:p>
+      <w:r>
+        <w:rPr>
+          <w:b/>
+        </w:rPr>
+        <w:t>write-path prerequisite</w:t>
+      </w:r>
+      <w:r>
+        <w:t>, not just a defensive read input:</w:t>
       </w:r>
     </w:p>
     <w:p>
@@ -22474,27 +24058,35 @@
         <w:pStyle w:val="ListBullet"/>
       </w:pPr>
       <w:r>
-        <w:t xml:space="preserve">The JWT scope minted at login is the </w:t>
-      </w:r>
-      <w:r>
         <w:rPr>
           <w:b/>
         </w:rPr>
-        <w:t>default</w:t>
-      </w:r>
-      <w:r>
-        <w:t xml:space="preserve">. The </w:t>
-      </w:r>
-      <w:r>
-        <w:rPr>
-          <w:rFonts w:ascii="Consolas" w:hAnsi="Consolas"/>
-          <w:color w:val="B03060"/>
-          <w:sz w:val="19"/>
-        </w:rPr>
-        <w:t>X-Branch-Uid</w:t>
-      </w:r>
-      <w:r>
-        <w:t xml:space="preserve"> header changes the</w:t>
+        <w:t>Assign-company-first.</w:t>
+      </w:r>
+      <w:r>
+        <w:t xml:space="preserve"> </w:t>
+      </w:r>
+      <w:r>
+        <w:rPr>
+          <w:rFonts w:ascii="Consolas" w:hAnsi="Consolas"/>
+          <w:color w:val="B03060"/>
+          <w:sz w:val="19"/>
+        </w:rPr>
+        <w:t>UserRoleService.grant</w:t>
+      </w:r>
+      <w:r>
+        <w:t xml:space="preserve"> and </w:t>
+      </w:r>
+      <w:r>
+        <w:rPr>
+          <w:rFonts w:ascii="Consolas" w:hAnsi="Consolas"/>
+          <w:color w:val="B03060"/>
+          <w:sz w:val="19"/>
+        </w:rPr>
+        <w:t>UserBranchService.assign</w:t>
+      </w:r>
+      <w:r>
+        <w:t xml:space="preserve"> now</w:t>
       </w:r>
     </w:p>
     <w:p>
@@ -22505,10 +24097,49 @@
         <w:rPr>
           <w:b/>
         </w:rPr>
-        <w:t>request</w:t>
-      </w:r>
-      <w:r>
-        <w:t xml:space="preserve"> scope only — no token re-mint, no DB write.</w:t>
+        <w:t>require an ACTIVE `user_company` membership</w:t>
+      </w:r>
+      <w:r>
+        <w:t xml:space="preserve"> for the target company — without one they</w:t>
+      </w:r>
+    </w:p>
+    <w:p>
+      <w:r>
+        <w:t xml:space="preserve">  fail with </w:t>
+      </w:r>
+      <w:r>
+        <w:rPr>
+          <w:b/>
+        </w:rPr>
+        <w:t>409</w:t>
+      </w:r>
+      <w:r>
+        <w:t>. The previous auto-create (</w:t>
+      </w:r>
+      <w:r>
+        <w:rPr>
+          <w:rFonts w:ascii="Consolas" w:hAnsi="Consolas"/>
+          <w:color w:val="B03060"/>
+          <w:sz w:val="19"/>
+        </w:rPr>
+        <w:t>ensureMembership</w:t>
+      </w:r>
+      <w:r>
+        <w:t xml:space="preserve"> on grant/assign) is</w:t>
+      </w:r>
+    </w:p>
+    <w:p>
+      <w:r>
+        <w:t xml:space="preserve">  </w:t>
+      </w:r>
+      <w:r>
+        <w:rPr>
+          <w:b/>
+        </w:rPr>
+        <w:t>removed</w:t>
+      </w:r>
+      <w:r>
+        <w:t>.</w:t>
       </w:r>
     </w:p>
     <w:p>
@@ -22516,59 +24147,27 @@
         <w:pStyle w:val="ListBullet"/>
       </w:pPr>
       <w:r>
-        <w:t xml:space="preserve">Validation runs in </w:t>
-      </w:r>
-      <w:r>
-        <w:rPr>
-          <w:rFonts w:ascii="Consolas" w:hAnsi="Consolas"/>
-          <w:color w:val="B03060"/>
-          <w:sz w:val="19"/>
-        </w:rPr>
-        <w:t>JwtRequestContextFilter</w:t>
-      </w:r>
-      <w:r>
-        <w:t xml:space="preserve">: resolve the branch uid → </w:t>
-      </w:r>
-      <w:r>
-        <w:rPr>
-          <w:rFonts w:ascii="Consolas" w:hAnsi="Consolas"/>
-          <w:color w:val="B03060"/>
-          <w:sz w:val="19"/>
-        </w:rPr>
-        <w:t>Branch</w:t>
-      </w:r>
-      <w:r>
-        <w:t>, read its</w:t>
-      </w:r>
-    </w:p>
-    <w:p>
-      <w:r>
-        <w:t xml:space="preserve">  company, and (for non-root) verify an </w:t>
-      </w:r>
-      <w:r>
         <w:rPr>
           <w:b/>
         </w:rPr>
-        <w:t>ACTIVE</w:t>
-      </w:r>
-      <w:r>
-        <w:t xml:space="preserve"> </w:t>
-      </w:r>
-      <w:r>
-        <w:rPr>
-          <w:rFonts w:ascii="Consolas" w:hAnsi="Consolas"/>
-          <w:color w:val="B03060"/>
-          <w:sz w:val="19"/>
-        </w:rPr>
-        <w:t>user_branch</w:t>
-      </w:r>
-      <w:r>
-        <w:t xml:space="preserve"> assignment for that user +</w:t>
-      </w:r>
-    </w:p>
-    <w:p>
-      <w:r>
-        <w:t xml:space="preserve">  branch. The branch and its company must both be ACTIVE.</w:t>
+        <w:t>No silent cascade on removal.</w:t>
+      </w:r>
+      <w:r>
+        <w:t xml:space="preserve"> Removing a company membership is </w:t>
+      </w:r>
+      <w:r>
+        <w:rPr>
+          <w:b/>
+        </w:rPr>
+        <w:t>blocked</w:t>
+      </w:r>
+      <w:r>
+        <w:t xml:space="preserve"> while the</w:t>
+      </w:r>
+    </w:p>
+    <w:p>
+      <w:r>
+        <w:t xml:space="preserve">  user still holds any role or branch in that company.</w:t>
       </w:r>
     </w:p>
     <w:p>
@@ -22579,15 +24178,37 @@
         <w:rPr>
           <w:b/>
         </w:rPr>
-        <w:t>Fail closed</w:t>
-      </w:r>
-      <w:r>
-        <w:t xml:space="preserve"> on any defect: unknown branch uid → 403; branch archived mid-session →</w:t>
-      </w:r>
-    </w:p>
-    <w:p>
-      <w:r>
-        <w:t xml:space="preserve">  403; no matching active assignment → 403. No header → keep the JWT default scope.</w:t>
+        <w:t>Read oracle stays additive.</w:t>
+      </w:r>
+      <w:r>
+        <w:t xml:space="preserve"> The isolation oracle remains the </w:t>
+      </w:r>
+      <w:r>
+        <w:rPr>
+          <w:b/>
+        </w:rPr>
+        <w:t>superset</w:t>
+      </w:r>
+    </w:p>
+    <w:p>
+      <w:r>
+        <w:t xml:space="preserve">  </w:t>
+      </w:r>
+      <w:r>
+        <w:rPr>
+          <w:rFonts w:ascii="Consolas" w:hAnsi="Consolas"/>
+          <w:color w:val="B03060"/>
+          <w:sz w:val="19"/>
+        </w:rPr>
+        <w:t>role OR branch OR user_company</w:t>
+      </w:r>
+      <w:r>
+        <w:t xml:space="preserve"> — a defensive belt-and-braces, not the authority. Only the</w:t>
+      </w:r>
+    </w:p>
+    <w:p>
+      <w:r>
+        <w:t xml:space="preserve">  write path is gated.</w:t>
       </w:r>
     </w:p>
     <w:p>
@@ -22595,12 +24216,27 @@
         <w:pStyle w:val="ListBullet"/>
       </w:pPr>
       <w:r>
-        <w:t>These are uncached point-reads, so a revoked assignment or archived branch takes effect on</w:t>
-      </w:r>
-    </w:p>
-    <w:p>
-      <w:r>
-        <w:t xml:space="preserve">  the very next request (ADR-0003 D-5).</w:t>
+        <w:rPr>
+          <w:b/>
+        </w:rPr>
+        <w:t>Root</w:t>
+      </w:r>
+      <w:r>
+        <w:t xml:space="preserve"> bypasses tenant *scope* but </w:t>
+      </w:r>
+      <w:r>
+        <w:rPr>
+          <w:b/>
+        </w:rPr>
+        <w:t>not</w:t>
+      </w:r>
+      <w:r>
+        <w:t xml:space="preserve"> the membership gate — a user must be assigned</w:t>
+      </w:r>
+    </w:p>
+    <w:p>
+      <w:r>
+        <w:t xml:space="preserve">  to a company before they can be granted roles or branches there.</w:t>
       </w:r>
     </w:p>
     <w:p>
@@ -22608,47 +24244,52 @@
         <w:pStyle w:val="ListBullet"/>
       </w:pPr>
       <w:r>
-        <w:t xml:space="preserve">A rejected override is rendered as a 403 </w:t>
-      </w:r>
-      <w:r>
-        <w:rPr>
-          <w:rFonts w:ascii="Consolas" w:hAnsi="Consolas"/>
-          <w:color w:val="B03060"/>
-          <w:sz w:val="19"/>
-        </w:rPr>
-        <w:t>ApiResponse</w:t>
-      </w:r>
-      <w:r>
-        <w:t xml:space="preserve"> envelope by </w:t>
-      </w:r>
-      <w:r>
-        <w:rPr>
-          <w:rFonts w:ascii="Consolas" w:hAnsi="Consolas"/>
-          <w:color w:val="B03060"/>
-          <w:sz w:val="19"/>
-        </w:rPr>
-        <w:t>SecurityErrorResponder</w:t>
-      </w:r>
-    </w:p>
-    <w:p>
-      <w:r>
-        <w:t xml:space="preserve">  directly inside the filter — the filter runs downstream of </w:t>
-      </w:r>
-      <w:r>
-        <w:rPr>
-          <w:rFonts w:ascii="Consolas" w:hAnsi="Consolas"/>
-          <w:color w:val="B03060"/>
-          <w:sz w:val="19"/>
-        </w:rPr>
-        <w:t>ExceptionTranslationFilter</w:t>
-      </w:r>
-      <w:r>
-        <w:t>, so</w:t>
-      </w:r>
-    </w:p>
-    <w:p>
-      <w:r>
-        <w:t xml:space="preserve">  it cannot rely on the chain's access-denied handler (ADR-0003 D-2 erratum).</w:t>
+        <w:rPr>
+          <w:b/>
+        </w:rPr>
+        <w:t>Bootstrap / seeders</w:t>
+      </w:r>
+      <w:r>
+        <w:t xml:space="preserve"> write entities directly and are unaffected. Existing data coverage</w:t>
+      </w:r>
+    </w:p>
+    <w:p>
+      <w:r>
+        <w:t xml:space="preserve">  is guaranteed by an </w:t>
+      </w:r>
+      <w:r>
+        <w:rPr>
+          <w:b/>
+        </w:rPr>
+        <w:t>idempotent every-boot reconcile</w:t>
+      </w:r>
+      <w:r>
+        <w:t xml:space="preserve"> (</w:t>
+      </w:r>
+      <w:r>
+        <w:rPr>
+          <w:rFonts w:ascii="Consolas" w:hAnsi="Consolas"/>
+          <w:color w:val="B03060"/>
+          <w:sz w:val="19"/>
+        </w:rPr>
+        <w:t>UserCompanyBackfill</w:t>
+      </w:r>
+      <w:r>
+        <w:t>) — there is</w:t>
+      </w:r>
+    </w:p>
+    <w:p>
+      <w:r>
+        <w:t xml:space="preserve">  </w:t>
+      </w:r>
+      <w:r>
+        <w:rPr>
+          <w:b/>
+        </w:rPr>
+        <w:t>no Flyway migration</w:t>
+      </w:r>
+      <w:r>
+        <w:t>.</w:t>
       </w:r>
     </w:p>
     <w:p>
@@ -22656,694 +24297,50 @@
         <w:pStyle w:val="ListBullet"/>
       </w:pPr>
       <w:r>
-        <w:t>Root may override to any existing ACTIVE branch, unchecked against assignments, but a</w:t>
-      </w:r>
-    </w:p>
-    <w:p>
-      <w:r>
-        <w:t xml:space="preserve">  bad/archived uid is still 403 — root must not operate in a phantom scope (ADR-0003 D-4).</w:t>
-      </w:r>
-    </w:p>
-    <w:p>
-      <w:r>
-        <w:t>The shell's branch selector reads the caller's own assignments from the self-scoped</w:t>
-      </w:r>
-    </w:p>
-    <w:p>
-      <w:r>
-        <w:rPr>
-          <w:rFonts w:ascii="Consolas" w:hAnsi="Consolas"/>
-          <w:color w:val="B03060"/>
-          <w:sz w:val="19"/>
-        </w:rPr>
-        <w:t>GET /api/v1/auth/my-branches</w:t>
-      </w:r>
-      <w:r>
-        <w:t xml:space="preserve"> (gated </w:t>
-      </w:r>
-      <w:r>
-        <w:rPr>
-          <w:rFonts w:ascii="Consolas" w:hAnsi="Consolas"/>
-          <w:color w:val="B03060"/>
-          <w:sz w:val="19"/>
-        </w:rPr>
-        <w:t>isAuthenticated()</w:t>
-      </w:r>
-      <w:r>
-        <w:t>), so switching one's own branch</w:t>
-      </w:r>
-    </w:p>
-    <w:p>
-      <w:r>
-        <w:t>does not require an admin permission (ADR-0003 D-6).</w:t>
-      </w:r>
-    </w:p>
-    <w:p>
-      <w:pPr>
-        <w:pStyle w:val="Heading3"/>
-      </w:pPr>
-      <w:r>
-        <w:t>3.3 `ScopeGuard.assertCanActIn`</w:t>
-      </w:r>
-    </w:p>
-    <w:p>
-      <w:r>
-        <w:rPr>
-          <w:rFonts w:ascii="Consolas" w:hAnsi="Consolas"/>
-          <w:color w:val="B03060"/>
-          <w:sz w:val="19"/>
-        </w:rPr>
-        <w:t>ScopeGuard</w:t>
-      </w:r>
-      <w:r>
-        <w:t xml:space="preserve"> (</w:t>
-      </w:r>
-      <w:r>
-        <w:rPr>
-          <w:rFonts w:ascii="Consolas" w:hAnsi="Consolas"/>
-          <w:color w:val="B03060"/>
-          <w:sz w:val="19"/>
-        </w:rPr>
-        <w:t>com.erp.platform.security</w:t>
-      </w:r>
-      <w:r>
-        <w:t>) is the single home for the root-bypass +</w:t>
-      </w:r>
-    </w:p>
-    <w:p>
-      <w:r>
-        <w:t>same-company rule (ADR-0002 D-4):</w:t>
-      </w:r>
-    </w:p>
-    <w:p>
-      <w:pPr>
-        <w:pStyle w:val="ListBullet"/>
-      </w:pPr>
-      <w:r>
-        <w:rPr>
-          <w:rFonts w:ascii="Consolas" w:hAnsi="Consolas"/>
-          <w:color w:val="B03060"/>
-          <w:sz w:val="19"/>
-        </w:rPr>
-        <w:t>assertCanActIn(RequestContext.get(), companyId)</w:t>
-      </w:r>
-      <w:r>
-        <w:t xml:space="preserve"> — root short-circuits to allow; else the</w:t>
-      </w:r>
-    </w:p>
-    <w:p>
-      <w:r>
-        <w:t xml:space="preserve">  active company must equal </w:t>
-      </w:r>
-      <w:r>
-        <w:rPr>
-          <w:rFonts w:ascii="Consolas" w:hAnsi="Consolas"/>
-          <w:color w:val="B03060"/>
-          <w:sz w:val="19"/>
-        </w:rPr>
-        <w:t>companyId</w:t>
-      </w:r>
-      <w:r>
-        <w:t>, otherwise a 403 (</w:t>
-      </w:r>
-      <w:r>
-        <w:rPr>
-          <w:rFonts w:ascii="Consolas" w:hAnsi="Consolas"/>
-          <w:color w:val="B03060"/>
-          <w:sz w:val="19"/>
-        </w:rPr>
-        <w:t>ForbiddenException</w:t>
-      </w:r>
-      <w:r>
-        <w:t>). A null active</w:t>
-      </w:r>
-    </w:p>
-    <w:p>
-      <w:r>
-        <w:t xml:space="preserve">  company (no-branch state) is a 403.</w:t>
-      </w:r>
-    </w:p>
-    <w:p>
-      <w:pPr>
-        <w:pStyle w:val="ListBullet"/>
-      </w:pPr>
-      <w:r>
-        <w:rPr>
-          <w:rFonts w:ascii="Consolas" w:hAnsi="Consolas"/>
-          <w:color w:val="B03060"/>
-          <w:sz w:val="19"/>
-        </w:rPr>
-        <w:t>canActOn(principal, targetType, uid)</w:t>
-      </w:r>
-      <w:r>
-        <w:t xml:space="preserve"> — resolves a target uid to its owning company and</w:t>
-      </w:r>
-    </w:p>
-    <w:p>
-      <w:r>
-        <w:t xml:space="preserve">  compares it to the active company; this is what </w:t>
-      </w:r>
-      <w:r>
-        <w:rPr>
-          <w:rFonts w:ascii="Consolas" w:hAnsi="Consolas"/>
-          <w:color w:val="B03060"/>
-          <w:sz w:val="19"/>
-        </w:rPr>
-        <w:t>@perm.scoped</w:t>
-      </w:r>
-      <w:r>
-        <w:t xml:space="preserve"> calls.</w:t>
-      </w:r>
-    </w:p>
-    <w:p>
-      <w:r>
-        <w:t>Target-op scope checks live in the gate (</w:t>
-      </w:r>
-      <w:r>
-        <w:rPr>
-          <w:rFonts w:ascii="Consolas" w:hAnsi="Consolas"/>
-          <w:color w:val="B03060"/>
-          <w:sz w:val="19"/>
-        </w:rPr>
-        <w:t>@perm.scoped</w:t>
-      </w:r>
-      <w:r>
-        <w:t xml:space="preserve">). The two </w:t>
+        <w:t xml:space="preserve">Permission </w:t>
       </w:r>
       <w:r>
         <w:rPr>
           <w:b/>
         </w:rPr>
-        <w:t>body-scoped</w:t>
-      </w:r>
-      <w:r>
-        <w:t xml:space="preserve"> cases —</w:t>
-      </w:r>
-    </w:p>
-    <w:p>
-      <w:r>
-        <w:rPr>
-          <w:rFonts w:ascii="Consolas" w:hAnsi="Consolas"/>
-          <w:color w:val="B03060"/>
-          <w:sz w:val="19"/>
-        </w:rPr>
-        <w:t>UserRole.grant/revoke</w:t>
-      </w:r>
-      <w:r>
-        <w:t xml:space="preserve"> and </w:t>
-      </w:r>
-      <w:r>
-        <w:rPr>
-          <w:rFonts w:ascii="Consolas" w:hAnsi="Consolas"/>
-          <w:color w:val="B03060"/>
-          <w:sz w:val="19"/>
-        </w:rPr>
-        <w:t>Branch.create</w:t>
-      </w:r>
-      <w:r>
-        <w:t>, where the scoping company is in the request</w:t>
-      </w:r>
-    </w:p>
-    <w:p>
-      <w:r>
-        <w:t xml:space="preserve">body, not a path uid — call </w:t>
-      </w:r>
-      <w:r>
-        <w:rPr>
-          <w:rFonts w:ascii="Consolas" w:hAnsi="Consolas"/>
-          <w:color w:val="B03060"/>
-          <w:sz w:val="19"/>
-        </w:rPr>
-        <w:t>ScopeGuard.assertCanActIn</w:t>
-      </w:r>
-      <w:r>
-        <w:t xml:space="preserve"> directly in the service. Both paths</w:t>
-      </w:r>
-    </w:p>
-    <w:p>
-      <w:r>
-        <w:t xml:space="preserve">converge on </w:t>
-      </w:r>
-      <w:r>
-        <w:rPr>
-          <w:rFonts w:ascii="Consolas" w:hAnsi="Consolas"/>
-          <w:color w:val="B03060"/>
-          <w:sz w:val="19"/>
-        </w:rPr>
-        <w:t>ScopeGuard</w:t>
-      </w:r>
-      <w:r>
-        <w:t>, so root-bypass and the same-company predicate exist exactly once.</w:t>
-      </w:r>
-    </w:p>
-    <w:p>
-      <w:pPr>
-        <w:pStyle w:val="Heading3"/>
-      </w:pPr>
-      <w:r>
-        <w:t>3.4 Isolation hardening — derive scope from the loaded entity (2026-06-26 audit)</w:t>
-      </w:r>
-    </w:p>
-    <w:p>
-      <w:r>
-        <w:t xml:space="preserve">An empirical end-to-end probe found </w:t>
-      </w:r>
+        <w:t>`USER.COMPANY.MANAGE`</w:t>
+      </w:r>
+      <w:r>
+        <w:t xml:space="preserve"> gates the explicit assign / remove endpoints.</w:t>
+      </w:r>
+    </w:p>
+    <w:p>
       <w:r>
         <w:rPr>
           <w:b/>
         </w:rPr>
-        <w:t>28 confirmed cross-company leaks across 11 modules</w:t>
-      </w:r>
-      <w:r>
-        <w:t xml:space="preserve"> —</w:t>
-      </w:r>
-    </w:p>
-    <w:p>
-      <w:r>
-        <w:t>all fixed. They fell into two bug classes:</w:t>
-      </w:r>
-    </w:p>
-    <w:p>
-      <w:pPr>
-        <w:pStyle w:val="ListBullet"/>
-      </w:pPr>
+        <w:t>BR-6 re-decided.</w:t>
+      </w:r>
+      <w:r>
+        <w:t xml:space="preserve"> Branch and role assignment remain </w:t>
+      </w:r>
       <w:r>
         <w:rPr>
           <w:b/>
         </w:rPr>
-        <w:t>Confused-deputy via a secondary identifier.</w:t>
-      </w:r>
-      <w:r>
-        <w:t xml:space="preserve"> An endpoint scope-checked a</w:t>
-      </w:r>
-    </w:p>
-    <w:p>
-      <w:r>
-        <w:t xml:space="preserve">  *caller-supplied* </w:t>
-      </w:r>
-      <w:r>
-        <w:rPr>
-          <w:rFonts w:ascii="Consolas" w:hAnsi="Consolas"/>
-          <w:color w:val="B03060"/>
-          <w:sz w:val="19"/>
-        </w:rPr>
-        <w:t>companyId</w:t>
-      </w:r>
-      <w:r>
-        <w:t xml:space="preserve"> (the attacker passes their </w:t>
+        <w:t>independent of each other</w:t>
+      </w:r>
+      <w:r>
+        <w:t>, but each</w:t>
+      </w:r>
+    </w:p>
+    <w:p>
+      <w:r>
+        <w:t xml:space="preserve">now requires </w:t>
       </w:r>
       <w:r>
         <w:rPr>
           <w:b/>
         </w:rPr>
-        <w:t>own</w:t>
-      </w:r>
-      <w:r>
-        <w:t xml:space="preserve"> company, so the check</w:t>
-      </w:r>
-    </w:p>
-    <w:p>
-      <w:r>
-        <w:t xml:space="preserve">  passes) and then loaded the actual data by a </w:t>
-      </w:r>
-      <w:r>
-        <w:rPr>
-          <w:b/>
-        </w:rPr>
-        <w:t>separate, unverified</w:t>
-      </w:r>
-      <w:r>
-        <w:t xml:space="preserve"> numeric id / uid</w:t>
-      </w:r>
-    </w:p>
-    <w:p>
-      <w:r>
-        <w:t xml:space="preserve">  (</w:t>
-      </w:r>
-      <w:r>
-        <w:rPr>
-          <w:rFonts w:ascii="Consolas" w:hAnsi="Consolas"/>
-          <w:color w:val="B03060"/>
-          <w:sz w:val="19"/>
-        </w:rPr>
-        <w:t>accountId</w:t>
-      </w:r>
-      <w:r>
-        <w:t xml:space="preserve">, </w:t>
-      </w:r>
-      <w:r>
-        <w:rPr>
-          <w:rFonts w:ascii="Consolas" w:hAnsi="Consolas"/>
-          <w:color w:val="B03060"/>
-          <w:sz w:val="19"/>
-        </w:rPr>
-        <w:t>productId</w:t>
-      </w:r>
-      <w:r>
-        <w:t xml:space="preserve">, </w:t>
-      </w:r>
-      <w:r>
-        <w:rPr>
-          <w:rFonts w:ascii="Consolas" w:hAnsi="Consolas"/>
-          <w:color w:val="B03060"/>
-          <w:sz w:val="19"/>
-        </w:rPr>
-        <w:t>glAccountId</w:t>
-      </w:r>
-      <w:r>
-        <w:t>, …) belonging to another tenant.</w:t>
-      </w:r>
-    </w:p>
-    <w:p>
-      <w:pPr>
-        <w:pStyle w:val="ListBullet"/>
-      </w:pPr>
-      <w:r>
-        <w:rPr>
-          <w:b/>
-        </w:rPr>
-        <w:t>Missing write-scope.</w:t>
-      </w:r>
-      <w:r>
-        <w:t xml:space="preserve"> A uid-addressed </w:t>
-      </w:r>
-      <w:r>
-        <w:rPr>
-          <w:b/>
-        </w:rPr>
-        <w:t>mutator</w:t>
-      </w:r>
-      <w:r>
-        <w:t xml:space="preserve"> loaded its target by uid without</w:t>
-      </w:r>
-    </w:p>
-    <w:p>
-      <w:r>
-        <w:t xml:space="preserve">  re-checking the loaded entity's company — so a caller could </w:t>
-      </w:r>
-      <w:r>
-        <w:rPr>
-          <w:b/>
-        </w:rPr>
-        <w:t>write</w:t>
-      </w:r>
-      <w:r>
-        <w:t xml:space="preserve"> a record they could</w:t>
-      </w:r>
-    </w:p>
-    <w:p>
-      <w:r>
-        <w:t xml:space="preserve">  not </w:t>
-      </w:r>
-      <w:r>
-        <w:rPr>
-          <w:b/>
-        </w:rPr>
-        <w:t>read</w:t>
-      </w:r>
-      <w:r>
-        <w:t xml:space="preserve">. Worst case: IAM user </w:t>
-      </w:r>
-      <w:r>
-        <w:rPr>
-          <w:rFonts w:ascii="Consolas" w:hAnsi="Consolas"/>
-          <w:color w:val="B03060"/>
-          <w:sz w:val="19"/>
-        </w:rPr>
-        <w:t>update</w:t>
-      </w:r>
-      <w:r>
-        <w:t xml:space="preserve"> / </w:t>
-      </w:r>
-      <w:r>
-        <w:rPr>
-          <w:rFonts w:ascii="Consolas" w:hAnsi="Consolas"/>
-          <w:color w:val="B03060"/>
-          <w:sz w:val="19"/>
-        </w:rPr>
-        <w:t>disable</w:t>
-      </w:r>
-      <w:r>
-        <w:t xml:space="preserve"> / </w:t>
-      </w:r>
-      <w:r>
-        <w:rPr>
-          <w:rFonts w:ascii="Consolas" w:hAnsi="Consolas"/>
-          <w:color w:val="B03060"/>
-          <w:sz w:val="19"/>
-        </w:rPr>
-        <w:t>enable</w:t>
-      </w:r>
-      <w:r>
-        <w:t xml:space="preserve"> / </w:t>
-      </w:r>
-      <w:r>
-        <w:rPr>
-          <w:rFonts w:ascii="Consolas" w:hAnsi="Consolas"/>
-          <w:color w:val="B03060"/>
-          <w:sz w:val="19"/>
-        </w:rPr>
-        <w:t>unlock</w:t>
-      </w:r>
-      <w:r>
-        <w:t xml:space="preserve"> /</w:t>
-      </w:r>
-    </w:p>
-    <w:p>
-      <w:r>
-        <w:t xml:space="preserve">  </w:t>
-      </w:r>
-      <w:r>
-        <w:rPr>
-          <w:rFonts w:ascii="Consolas" w:hAnsi="Consolas"/>
-          <w:color w:val="B03060"/>
-          <w:sz w:val="19"/>
-        </w:rPr>
-        <w:t>setPassword</w:t>
-      </w:r>
-      <w:r>
-        <w:t xml:space="preserve"> permitted cross-tenant </w:t>
-      </w:r>
-      <w:r>
-        <w:rPr>
-          <w:b/>
-        </w:rPr>
-        <w:t>account takeover</w:t>
-      </w:r>
-      <w:r>
-        <w:t xml:space="preserve"> via a password reset.</w:t>
-      </w:r>
-    </w:p>
-    <w:p>
-      <w:r>
-        <w:rPr>
-          <w:b/>
-        </w:rPr>
-        <w:t>Authoritative rule now:</w:t>
-      </w:r>
-      <w:r>
-        <w:t xml:space="preserve"> derive the scope-company from the </w:t>
-      </w:r>
-      <w:r>
-        <w:rPr>
-          <w:b/>
-        </w:rPr>
-        <w:t>loaded entity</w:t>
-      </w:r>
-      <w:r>
-        <w:t>, never from a</w:t>
-      </w:r>
-    </w:p>
-    <w:p>
-      <w:r>
-        <w:t xml:space="preserve">caller-supplied parameter, and apply the </w:t>
-      </w:r>
-      <w:r>
-        <w:rPr>
-          <w:b/>
-        </w:rPr>
-        <w:t>same guard to reads and writes</w:t>
-      </w:r>
-      <w:r>
-        <w:t>. The fixes are</w:t>
-      </w:r>
-    </w:p>
-    <w:p>
-      <w:r>
-        <w:t>service-layer — company-scoped repository finders plus ownership re-checks on the loaded</w:t>
-      </w:r>
-    </w:p>
-    <w:p>
-      <w:r>
-        <w:t xml:space="preserve">aggregate. The read oracle of §3.3 is unchanged and there is </w:t>
-      </w:r>
-      <w:r>
-        <w:rPr>
-          <w:b/>
-        </w:rPr>
-        <w:t>no schema change</w:t>
+        <w:t>prior company membership</w:t>
       </w:r>
       <w:r>
         <w:t>.</w:t>
-      </w:r>
-    </w:p>
-    <w:p>
-      <w:r>
-        <w:rPr>
-          <w:b/>
-        </w:rPr>
-        <w:t>Regression guard.</w:t>
-      </w:r>
-      <w:r>
-        <w:t xml:space="preserve"> An ArchUnit </w:t>
-      </w:r>
-      <w:r>
-        <w:rPr>
-          <w:rFonts w:ascii="Consolas" w:hAnsi="Consolas"/>
-          <w:color w:val="B03060"/>
-          <w:sz w:val="19"/>
-        </w:rPr>
-        <w:t>FreezingArchRule</w:t>
-      </w:r>
-      <w:r>
-        <w:t xml:space="preserve"> — </w:t>
-      </w:r>
-      <w:r>
-        <w:rPr>
-          <w:rFonts w:ascii="Consolas" w:hAnsi="Consolas"/>
-          <w:color w:val="B03060"/>
-          <w:sz w:val="19"/>
-        </w:rPr>
-        <w:t>TenantScopingRulesTest</w:t>
-      </w:r>
-      <w:r>
-        <w:t xml:space="preserve"> — fails the</w:t>
-      </w:r>
-    </w:p>
-    <w:p>
-      <w:r>
-        <w:t xml:space="preserve">build if a </w:t>
-      </w:r>
-      <w:r>
-        <w:rPr>
-          <w:rFonts w:ascii="Consolas" w:hAnsi="Consolas"/>
-          <w:color w:val="B03060"/>
-          <w:sz w:val="19"/>
-        </w:rPr>
-        <w:t>..service..</w:t>
-      </w:r>
-      <w:r>
-        <w:t xml:space="preserve"> class makes a bare </w:t>
-      </w:r>
-      <w:r>
-        <w:rPr>
-          <w:rFonts w:ascii="Consolas" w:hAnsi="Consolas"/>
-          <w:color w:val="B03060"/>
-          <w:sz w:val="19"/>
-        </w:rPr>
-        <w:t>findById</w:t>
-      </w:r>
-      <w:r>
-        <w:t xml:space="preserve"> / </w:t>
-      </w:r>
-      <w:r>
-        <w:rPr>
-          <w:rFonts w:ascii="Consolas" w:hAnsi="Consolas"/>
-          <w:color w:val="B03060"/>
-          <w:sz w:val="19"/>
-        </w:rPr>
-        <w:t>getReferenceById</w:t>
-      </w:r>
-      <w:r>
-        <w:t xml:space="preserve"> on a Spring Data</w:t>
-      </w:r>
-    </w:p>
-    <w:p>
-      <w:r>
-        <w:t>repository, forcing the use of company-scoped finders. The ~197 pre-existing, audited calls</w:t>
-      </w:r>
-    </w:p>
-    <w:p>
-      <w:r>
-        <w:t>are frozen as a baseline (</w:t>
-      </w:r>
-      <w:r>
-        <w:rPr>
-          <w:rFonts w:ascii="Consolas" w:hAnsi="Consolas"/>
-          <w:color w:val="B03060"/>
-          <w:sz w:val="19"/>
-        </w:rPr>
-        <w:t>allowStoreUpdate = false</w:t>
-      </w:r>
-      <w:r>
-        <w:t>), so no new bare lookup can slip in.</w:t>
-      </w:r>
-    </w:p>
-    <w:p>
-      <w:pPr>
-        <w:pStyle w:val="Heading3"/>
-      </w:pPr>
-      <w:r>
-        <w:t>3.5 Company list scoping</w:t>
-      </w:r>
-    </w:p>
-    <w:p>
-      <w:r>
-        <w:rPr>
-          <w:rFonts w:ascii="Consolas" w:hAnsi="Consolas"/>
-          <w:color w:val="B03060"/>
-          <w:sz w:val="19"/>
-        </w:rPr>
-        <w:t>GET /api/v1/companies</w:t>
-      </w:r>
-      <w:r>
-        <w:t xml:space="preserve"> (the company-admin list) previously returned </w:t>
-      </w:r>
-      <w:r>
-        <w:rPr>
-          <w:b/>
-        </w:rPr>
-        <w:t>all</w:t>
-      </w:r>
-      <w:r>
-        <w:t xml:space="preserve"> organisation</w:t>
-      </w:r>
-    </w:p>
-    <w:p>
-      <w:r>
-        <w:t xml:space="preserve">companies to any </w:t>
-      </w:r>
-      <w:r>
-        <w:rPr>
-          <w:rFonts w:ascii="Consolas" w:hAnsi="Consolas"/>
-          <w:color w:val="B03060"/>
-          <w:sz w:val="19"/>
-        </w:rPr>
-        <w:t>COMPANY.VIEW</w:t>
-      </w:r>
-      <w:r>
-        <w:t xml:space="preserve"> holder. It now returns only the companies the caller belongs</w:t>
-      </w:r>
-    </w:p>
-    <w:p>
-      <w:r>
-        <w:t xml:space="preserve">to — root sees all — applying the same assigned-or-root filter as </w:t>
-      </w:r>
-      <w:r>
-        <w:rPr>
-          <w:rFonts w:ascii="Consolas" w:hAnsi="Consolas"/>
-          <w:color w:val="B03060"/>
-          <w:sz w:val="19"/>
-        </w:rPr>
-        <w:t>/companies/accessible</w:t>
-      </w:r>
-      <w:r>
-        <w:t>.</w:t>
-      </w:r>
-    </w:p>
-    <w:p>
-      <w:r>
-        <w:t>Company master data is no longer enumerable across tenants.</w:t>
       </w:r>
     </w:p>
     <w:p>
@@ -24614,6 +25611,82 @@
       </w:r>
       <w:r>
         <w:t xml:space="preserve"> to the client (ADR-0038 D-1).</w:t>
+      </w:r>
+    </w:p>
+    <w:p>
+      <w:pPr>
+        <w:pStyle w:val="ListBullet"/>
+      </w:pPr>
+      <w:r>
+        <w:rPr>
+          <w:b/>
+        </w:rPr>
+        <w:t>Error-message hygiene (standing rule).</w:t>
+      </w:r>
+      <w:r>
+        <w:t xml:space="preserve"> User-facing </w:t>
+      </w:r>
+      <w:r>
+        <w:rPr>
+          <w:rFonts w:ascii="Consolas" w:hAnsi="Consolas"/>
+          <w:color w:val="B03060"/>
+          <w:sz w:val="19"/>
+        </w:rPr>
+        <w:t>errors[]</w:t>
+      </w:r>
+      <w:r>
+        <w:t xml:space="preserve"> strings are friendly and carry</w:t>
+      </w:r>
+    </w:p>
+    <w:p>
+      <w:r>
+        <w:t xml:space="preserve">  </w:t>
+      </w:r>
+      <w:r>
+        <w:rPr>
+          <w:b/>
+        </w:rPr>
+        <w:t>no internal identifiers</w:t>
+      </w:r>
+      <w:r>
+        <w:t xml:space="preserve"> — no ULIDs/uids, database field names, </w:t>
+      </w:r>
+      <w:r>
+        <w:rPr>
+          <w:rFonts w:ascii="Consolas" w:hAnsi="Consolas"/>
+          <w:color w:val="B03060"/>
+          <w:sz w:val="19"/>
+        </w:rPr>
+        <w:t>BR-</w:t>
+      </w:r>
+      <w:r>
+        <w:t>/</w:t>
+      </w:r>
+      <w:r>
+        <w:rPr>
+          <w:rFonts w:ascii="Consolas" w:hAnsi="Consolas"/>
+          <w:color w:val="B03060"/>
+          <w:sz w:val="19"/>
+        </w:rPr>
+        <w:t>ADR-</w:t>
+      </w:r>
+      <w:r>
+        <w:t xml:space="preserve"> codes, or</w:t>
+      </w:r>
+    </w:p>
+    <w:p>
+      <w:r>
+        <w:t xml:space="preserve">  exception text; that detail goes to the logs only. Expected business validations surface calmly</w:t>
+      </w:r>
+    </w:p>
+    <w:p>
+      <w:r>
+        <w:t xml:space="preserve">  inline, not via the generic "something went wrong" path. (Admin RBAC screens are the deliberate</w:t>
+      </w:r>
+    </w:p>
+    <w:p>
+      <w:r>
+        <w:t xml:space="preserve">  exception — permission codes are the working vocabulary there; see §2.6.)</w:t>
       </w:r>
     </w:p>
     <w:p>
@@ -25693,16 +26766,43 @@
     </w:p>
     <w:p>
       <w:r>
-        <w:t xml:space="preserve">  head is currently around </w:t>
+        <w:t xml:space="preserve">  head is currently </w:t>
       </w:r>
       <w:r>
         <w:rPr>
           <w:b/>
         </w:rPr>
-        <w:t>V83</w:t>
-      </w:r>
-      <w:r>
-        <w:t>.</w:t>
+        <w:t>V78</w:t>
+      </w:r>
+      <w:r>
+        <w:t xml:space="preserve"> (</w:t>
+      </w:r>
+      <w:r>
+        <w:rPr>
+          <w:rFonts w:ascii="Consolas" w:hAnsi="Consolas"/>
+          <w:color w:val="B03060"/>
+          <w:sz w:val="19"/>
+        </w:rPr>
+        <w:t>V78__sales_invoices_company_status_finalised_idx</w:t>
+      </w:r>
+      <w:r>
+        <w:t xml:space="preserve"> — a query</w:t>
+      </w:r>
+    </w:p>
+    <w:p>
+      <w:r>
+        <w:t xml:space="preserve">  performance index on </w:t>
+      </w:r>
+      <w:r>
+        <w:rPr>
+          <w:rFonts w:ascii="Consolas" w:hAnsi="Consolas"/>
+          <w:color w:val="B03060"/>
+          <w:sz w:val="19"/>
+        </w:rPr>
+        <w:t>sales_invoices(company, status, finalised)</w:t>
+      </w:r>
+      <w:r>
+        <w:t>).</w:t>
       </w:r>
     </w:p>
     <w:p>
@@ -25990,12 +27090,26 @@
         <w:t>Data-preserving deploy</w:t>
       </w:r>
       <w:r>
-        <w:t xml:space="preserve"> is the default: the persistent volume survives a redeploy, so QA</w:t>
-      </w:r>
-    </w:p>
-    <w:p>
-      <w:r>
-        <w:t xml:space="preserve">  data carries across releases.</w:t>
+        <w:t xml:space="preserve"> is the default and the standard: the persistent volume survives a</w:t>
+      </w:r>
+    </w:p>
+    <w:p>
+      <w:r>
+        <w:t xml:space="preserve">  redeploy, so QA data carries across releases. </w:t>
+      </w:r>
+      <w:r>
+        <w:rPr>
+          <w:b/>
+        </w:rPr>
+        <w:t>QA data is permanent (since 2026-06-20)</w:t>
+      </w:r>
+      <w:r>
+        <w:t xml:space="preserve"> — treat</w:t>
+      </w:r>
+    </w:p>
+    <w:p>
+      <w:r>
+        <w:t xml:space="preserve">  it like prod.</w:t>
       </w:r>
     </w:p>
     <w:p>
@@ -26006,46 +27120,51 @@
         <w:rPr>
           <w:b/>
         </w:rPr>
-        <w:t>Recreate / wipe:</w:t>
-      </w:r>
-      <w:r>
-        <w:t xml:space="preserve"> stop and remove the container </w:t>
+        <w:t>Recreate / wipe</w:t>
+      </w:r>
+      <w:r>
+        <w:t xml:space="preserve"> (drop the </w:t>
+      </w:r>
+      <w:r>
+        <w:rPr>
+          <w:rFonts w:ascii="Consolas" w:hAnsi="Consolas"/>
+          <w:color w:val="B03060"/>
+          <w:sz w:val="19"/>
+        </w:rPr>
+        <w:t>erpclean2-data</w:t>
+      </w:r>
+      <w:r>
+        <w:t xml:space="preserve"> volume, then redeploy → re-bootstraps a fresh DB</w:t>
+      </w:r>
+    </w:p>
+    <w:p>
+      <w:r>
+        <w:t xml:space="preserve">  from </w:t>
+      </w:r>
+      <w:r>
+        <w:rPr>
+          <w:rFonts w:ascii="Consolas" w:hAnsi="Consolas"/>
+          <w:color w:val="B03060"/>
+          <w:sz w:val="19"/>
+        </w:rPr>
+        <w:t>qa.env</w:t>
+      </w:r>
+      <w:r>
+        <w:t xml:space="preserve">): </w:t>
       </w:r>
       <w:r>
         <w:rPr>
           <w:b/>
         </w:rPr>
-        <w:t>and</w:t>
-      </w:r>
-      <w:r>
-        <w:t xml:space="preserve"> drop the </w:t>
-      </w:r>
-      <w:r>
-        <w:rPr>
-          <w:rFonts w:ascii="Consolas" w:hAnsi="Consolas"/>
-          <w:color w:val="B03060"/>
-          <w:sz w:val="19"/>
-        </w:rPr>
-        <w:t>erpclean2-data</w:t>
-      </w:r>
-      <w:r>
-        <w:t xml:space="preserve"> volume,</w:t>
-      </w:r>
-    </w:p>
-    <w:p>
-      <w:r>
-        <w:t xml:space="preserve">  then redeploy — the next start re-bootstraps from </w:t>
-      </w:r>
-      <w:r>
-        <w:rPr>
-          <w:rFonts w:ascii="Consolas" w:hAnsi="Consolas"/>
-          <w:color w:val="B03060"/>
-          <w:sz w:val="19"/>
-        </w:rPr>
-        <w:t>qa.env</w:t>
-      </w:r>
-      <w:r>
-        <w:t xml:space="preserve"> on a fresh DB.</w:t>
+        <w:t>destructive and non-routine</w:t>
+      </w:r>
+      <w:r>
+        <w:t xml:space="preserve"> — only on a deliberate decision to rebuild the</w:t>
+      </w:r>
+    </w:p>
+    <w:p>
+      <w:r>
+        <w:t xml:space="preserve">  environment, never as part of a normal release.</w:t>
       </w:r>
     </w:p>
     <w:p>
@@ -29040,7 +30159,7 @@
     </w:p>
     <w:p>
       <w:r>
-        <w:t xml:space="preserve">  baseline freeze; the head is around V83. Never edit an applied migration.</w:t>
+        <w:t xml:space="preserve">  baseline freeze; the head is V78. Never edit an applied migration.</w:t>
       </w:r>
     </w:p>
     <w:p>
@@ -31080,6 +32199,127 @@
     <w:p>
       <w:r>
         <w:t xml:space="preserve">  guarantee.</w:t>
+      </w:r>
+    </w:p>
+    <w:p>
+      <w:r>
+        <w:t>Two further surefire permission-parity guards run in the same fast phase and complete the parity</w:t>
+      </w:r>
+    </w:p>
+    <w:p>
+      <w:r>
+        <w:t>chain (reachable → guard parity → seeded → read-closure):</w:t>
+      </w:r>
+    </w:p>
+    <w:p>
+      <w:pPr>
+        <w:pStyle w:val="ListBullet"/>
+      </w:pPr>
+      <w:r>
+        <w:rPr>
+          <w:b/>
+        </w:rPr>
+        <w:t>`PermissionCodesSeededTest`</w:t>
+      </w:r>
+      <w:r>
+        <w:t xml:space="preserve"> — fails the build if any </w:t>
+      </w:r>
+      <w:r>
+        <w:rPr>
+          <w:rFonts w:ascii="Consolas" w:hAnsi="Consolas"/>
+          <w:color w:val="B03060"/>
+          <w:sz w:val="19"/>
+        </w:rPr>
+        <w:t>@perm</w:t>
+      </w:r>
+      <w:r>
+        <w:t xml:space="preserve"> gate references a permission</w:t>
+      </w:r>
+    </w:p>
+    <w:p>
+      <w:r>
+        <w:t xml:space="preserve">  code the repeatable seed (</w:t>
+      </w:r>
+      <w:r>
+        <w:rPr>
+          <w:rFonts w:ascii="Consolas" w:hAnsi="Consolas"/>
+          <w:color w:val="B03060"/>
+          <w:sz w:val="19"/>
+        </w:rPr>
+        <w:t>R__seed_permissions.sql</w:t>
+      </w:r>
+      <w:r>
+        <w:t xml:space="preserve">) does not define (a </w:t>
+      </w:r>
+      <w:r>
+        <w:rPr>
+          <w:b/>
+        </w:rPr>
+        <w:t>phantom</w:t>
+      </w:r>
+      <w:r>
+        <w:t xml:space="preserve"> code,</w:t>
+      </w:r>
+    </w:p>
+    <w:p>
+      <w:r>
+        <w:t xml:space="preserve">  invisible to root but broken for everyone else).</w:t>
+      </w:r>
+    </w:p>
+    <w:p>
+      <w:pPr>
+        <w:pStyle w:val="ListBullet"/>
+      </w:pPr>
+      <w:r>
+        <w:rPr>
+          <w:b/>
+        </w:rPr>
+        <w:t>`RolePermissionClosureTest`</w:t>
+      </w:r>
+      <w:r>
+        <w:t xml:space="preserve"> (ADR-0047) — asserts the screen-read-closure manifest</w:t>
+      </w:r>
+    </w:p>
+    <w:p>
+      <w:r>
+        <w:t xml:space="preserve">  (</w:t>
+      </w:r>
+      <w:r>
+        <w:rPr>
+          <w:rFonts w:ascii="Consolas" w:hAnsi="Consolas"/>
+          <w:color w:val="B03060"/>
+          <w:sz w:val="19"/>
+        </w:rPr>
+        <w:t>backend/src/main/resources/security/screen-read-closure.json</w:t>
+      </w:r>
+      <w:r>
+        <w:t>) stays honest against the live</w:t>
+      </w:r>
+    </w:p>
+    <w:p>
+      <w:r>
+        <w:t xml:space="preserve">  controller gates: each declared read's gate-form and code equal the real </w:t>
+      </w:r>
+      <w:r>
+        <w:rPr>
+          <w:rFonts w:ascii="Consolas" w:hAnsi="Consolas"/>
+          <w:color w:val="B03060"/>
+          <w:sz w:val="19"/>
+        </w:rPr>
+        <w:t>@PreAuthorize</w:t>
+      </w:r>
+      <w:r>
+        <w:t>, every</w:t>
+      </w:r>
+    </w:p>
+    <w:p>
+      <w:r>
+        <w:t xml:space="preserve">  strict required read is seeded (so a role *can* be composed to satisfy it), and no manifest code</w:t>
+      </w:r>
+    </w:p>
+    <w:p>
+      <w:r>
+        <w:t xml:space="preserve">  is a phantom. No Docker; it reuses the seeded-codes scanner.</w:t>
       </w:r>
     </w:p>
     <w:p>
